--- a/Phase 1/Subnetting.docx
+++ b/Phase 1/Subnetting.docx
@@ -1,6 +1,6 @@
 
 <file path=word/document.xml><?xml version="1.0" encoding="utf-8"?>
-<w:document xmlns:wpc="http://schemas.microsoft.com/office/word/2010/wordprocessingCanvas" xmlns:cx="http://schemas.microsoft.com/office/drawing/2014/chartex" xmlns:cx1="http://schemas.microsoft.com/office/drawing/2015/9/8/chartex" xmlns:cx2="http://schemas.microsoft.com/office/drawing/2015/10/21/chartex" xmlns:cx3="http://schemas.microsoft.com/office/drawing/2016/5/9/chartex" xmlns:cx4="http://schemas.microsoft.com/office/drawing/2016/5/10/chartex" xmlns:cx5="http://schemas.microsoft.com/office/drawing/2016/5/11/chartex" xmlns:cx6="http://schemas.microsoft.com/office/drawing/2016/5/12/chartex" xmlns:cx7="http://schemas.microsoft.com/office/drawing/2016/5/13/chartex" xmlns:cx8="http://schemas.microsoft.com/office/drawing/2016/5/14/chartex" xmlns:mc="http://schemas.openxmlformats.org/markup-compatibility/2006" xmlns:aink="http://schemas.microsoft.com/office/drawing/2016/ink" xmlns:am3d="http://schemas.microsoft.com/office/drawing/2017/model3d" xmlns:o="urn:schemas-microsoft-com:office:office" xmlns:oel="http://schemas.microsoft.com/office/2019/extlst" xmlns:r="http://schemas.openxmlformats.org/officeDocument/2006/relationships" xmlns:m="http://schemas.openxmlformats.org/officeDocument/2006/math" xmlns:v="urn:schemas-microsoft-com:vml" xmlns:wp14="http://schemas.microsoft.com/office/word/2010/wordprocessingDrawing" xmlns:wp="http://schemas.openxmlformats.org/drawingml/2006/wordprocessingDrawing" xmlns:w10="urn:schemas-microsoft-com:office:word" xmlns:w="http://schemas.openxmlformats.org/wordprocessingml/2006/main" xmlns:w14="http://schemas.microsoft.com/office/word/2010/wordml" xmlns:w15="http://schemas.microsoft.com/office/word/2012/wordml" xmlns:w16cex="http://schemas.microsoft.com/office/word/2018/wordml/cex" xmlns:w16cid="http://schemas.microsoft.com/office/word/2016/wordml/cid" xmlns:w16="http://schemas.microsoft.com/office/word/2018/wordml" xmlns:w16du="http://schemas.microsoft.com/office/word/2023/wordml/word16du" xmlns:w16sdtdh="http://schemas.microsoft.com/office/word/2020/wordml/sdtdatahash" xmlns:w16sdtfl="http://schemas.microsoft.com/office/word/2024/wordml/sdtformatlock" xmlns:w16se="http://schemas.microsoft.com/office/word/2015/wordml/symex" xmlns:wpg="http://schemas.microsoft.com/office/word/2010/wordprocessingGroup" xmlns:wpi="http://schemas.microsoft.com/office/word/2010/wordprocessingInk" xmlns:wne="http://schemas.microsoft.com/office/word/2006/wordml" xmlns:wps="http://schemas.microsoft.com/office/word/2010/wordprocessingShape" mc:Ignorable="w14 w15 w16se w16cid w16 w16cex w16sdtdh w16sdtfl w16du wp14">
+<w:document xmlns:wpc="http://schemas.microsoft.com/office/word/2010/wordprocessingCanvas" xmlns:cx="http://schemas.microsoft.com/office/drawing/2014/chartex" xmlns:cx1="http://schemas.microsoft.com/office/drawing/2015/9/8/chartex" xmlns:cx2="http://schemas.microsoft.com/office/drawing/2015/10/21/chartex" xmlns:cx3="http://schemas.microsoft.com/office/drawing/2016/5/9/chartex" xmlns:cx4="http://schemas.microsoft.com/office/drawing/2016/5/10/chartex" xmlns:cx5="http://schemas.microsoft.com/office/drawing/2016/5/11/chartex" xmlns:cx6="http://schemas.microsoft.com/office/drawing/2016/5/12/chartex" xmlns:cx7="http://schemas.microsoft.com/office/drawing/2016/5/13/chartex" xmlns:cx8="http://schemas.microsoft.com/office/drawing/2016/5/14/chartex" xmlns:mc="http://schemas.openxmlformats.org/markup-compatibility/2006" xmlns:aink="http://schemas.microsoft.com/office/drawing/2016/ink" xmlns:am3d="http://schemas.microsoft.com/office/drawing/2017/model3d" xmlns:o="urn:schemas-microsoft-com:office:office" xmlns:oel="http://schemas.microsoft.com/office/2019/extlst" xmlns:r="http://schemas.openxmlformats.org/officeDocument/2006/relationships" xmlns:m="http://schemas.openxmlformats.org/officeDocument/2006/math" xmlns:v="urn:schemas-microsoft-com:vml" xmlns:wp14="http://schemas.microsoft.com/office/word/2010/wordprocessingDrawing" xmlns:wp="http://schemas.openxmlformats.org/drawingml/2006/wordprocessingDrawing" xmlns:w10="urn:schemas-microsoft-com:office:word" xmlns:w="http://schemas.openxmlformats.org/wordprocessingml/2006/main" xmlns:w14="http://schemas.microsoft.com/office/word/2010/wordml" xmlns:w15="http://schemas.microsoft.com/office/word/2012/wordml" xmlns:w16cei="http://schemas.microsoft.com/office/word/2026/wordml/cei" xmlns:w16cex="http://schemas.microsoft.com/office/word/2018/wordml/cex" xmlns:w16cid="http://schemas.microsoft.com/office/word/2016/wordml/cid" xmlns:w16="http://schemas.microsoft.com/office/word/2018/wordml" xmlns:w16du="http://schemas.microsoft.com/office/word/2023/wordml/word16du" xmlns:w16sdtdh="http://schemas.microsoft.com/office/word/2020/wordml/sdtdatahash" xmlns:w16sdtfl="http://schemas.microsoft.com/office/word/2024/wordml/sdtformatlock" xmlns:w16se="http://schemas.microsoft.com/office/word/2015/wordml/symex" xmlns:wpg="http://schemas.microsoft.com/office/word/2010/wordprocessingGroup" xmlns:wpi="http://schemas.microsoft.com/office/word/2010/wordprocessingInk" xmlns:wne="http://schemas.microsoft.com/office/word/2006/wordml" xmlns:wps="http://schemas.microsoft.com/office/word/2010/wordprocessingShape" mc:Ignorable="w14 w15 w16se w16cid w16 w16cex w16sdtdh w16sdtfl w16du wp14">
   <w:body>
     <w:p>
       <w:pPr>
@@ -40,6 +40,9 @@
       <w:r>
         <w:t>0.0/16</w:t>
       </w:r>
+      <w:r>
+        <w:t xml:space="preserve"> = 255.255.0.0 </w:t>
+      </w:r>
     </w:p>
     <w:p>
       <w:pPr>
@@ -50,8 +53,159 @@
         </w:numPr>
       </w:pPr>
       <w:r>
+        <w:t>In Binary: 11111111.</w:t>
+      </w:r>
+      <w:r>
+        <w:t xml:space="preserve"> </w:t>
+      </w:r>
+      <w:r>
+        <w:t>11111111.</w:t>
+      </w:r>
+      <w:r>
+        <w:t>00000000.</w:t>
+      </w:r>
+      <w:r>
+        <w:t xml:space="preserve"> </w:t>
+      </w:r>
+      <w:r>
+        <w:t>00000000</w:t>
+      </w:r>
+    </w:p>
+    <w:p>
+      <w:pPr>
+        <w:pStyle w:val="ListParagraph"/>
+        <w:numPr>
+          <w:ilvl w:val="0"/>
+          <w:numId w:val="1"/>
+        </w:numPr>
+      </w:pPr>
+      <w:r>
         <w:t>8 – 10 departments are expected (8 – 10 subnets)</w:t>
       </w:r>
+    </w:p>
+    <w:p/>
+    <w:p>
+      <w:r>
+        <w:t xml:space="preserve">I want to start by creating 2 subnets of &gt;=30000 usable IP hosts. One subnet will be for students and the other one I will use </w:t>
+      </w:r>
+      <w:r>
+        <w:t>Variable Length Subnet Masking</w:t>
+      </w:r>
+      <w:r>
+        <w:t xml:space="preserve"> (VLSM) to divide it for 10 departments.</w:t>
+      </w:r>
+    </w:p>
+    <w:p>
+      <w:pPr>
+        <w:spacing w:after="0"/>
+      </w:pPr>
+    </w:p>
+    <w:p>
+      <w:pPr>
+        <w:spacing w:after="0"/>
+      </w:pPr>
+      <w:r>
+        <w:t>Number of subnets: 2</w:t>
+      </w:r>
+      <w:r>
+        <w:rPr>
+          <w:vertAlign w:val="superscript"/>
+        </w:rPr>
+        <w:t>n</w:t>
+      </w:r>
+      <w:r>
+        <w:t xml:space="preserve"> = 2</w:t>
+      </w:r>
+    </w:p>
+    <w:p>
+      <w:pPr>
+        <w:spacing w:after="0"/>
+      </w:pPr>
+      <w:r>
+        <w:tab/>
+      </w:r>
+      <w:r>
+        <w:tab/>
+        <w:t xml:space="preserve">      : 2</w:t>
+      </w:r>
+      <w:r>
+        <w:rPr>
+          <w:color w:val="EE0000"/>
+          <w:vertAlign w:val="superscript"/>
+        </w:rPr>
+        <w:t>1</w:t>
+      </w:r>
+      <w:r>
+        <w:t xml:space="preserve"> = 2</w:t>
+      </w:r>
+    </w:p>
+    <w:p>
+      <w:pPr>
+        <w:spacing w:after="0"/>
+      </w:pPr>
+      <w:r>
+        <w:t>New Subnet mask: 172.16.0.0/17 = 255.255.128.0</w:t>
+      </w:r>
+    </w:p>
+    <w:p>
+      <w:pPr>
+        <w:spacing w:after="0"/>
+      </w:pPr>
+      <w:r>
+        <w:t xml:space="preserve">In Binary: </w:t>
+      </w:r>
+      <w:r>
+        <w:t>11111111.</w:t>
+      </w:r>
+      <w:r>
+        <w:t xml:space="preserve"> </w:t>
+      </w:r>
+      <w:r>
+        <w:t>11111111.</w:t>
+      </w:r>
+      <w:r>
+        <w:t>1</w:t>
+      </w:r>
+      <w:r>
+        <w:t>0000000.</w:t>
+      </w:r>
+      <w:r>
+        <w:t xml:space="preserve"> </w:t>
+      </w:r>
+      <w:r>
+        <w:t>00000000</w:t>
+      </w:r>
+    </w:p>
+    <w:p>
+      <w:pPr>
+        <w:spacing w:after="0"/>
+      </w:pPr>
+      <w:r>
+        <w:t>This gives us 2 subnets with a total of: 2</w:t>
+      </w:r>
+      <w:r>
+        <w:rPr>
+          <w:vertAlign w:val="superscript"/>
+        </w:rPr>
+        <w:t>15</w:t>
+      </w:r>
+      <w:r>
+        <w:t xml:space="preserve"> = 32768 IP addresses (Including Network and Broadcast Address) on each subnet</w:t>
+      </w:r>
+    </w:p>
+    <w:p>
+      <w:pPr>
+        <w:spacing w:after="0"/>
+      </w:pPr>
+    </w:p>
+    <w:p>
+      <w:pPr>
+        <w:spacing w:after="0"/>
+        <w:rPr>
+          <w:sz w:val="24"/>
+          <w:szCs w:val="24"/>
+        </w:rPr>
+      </w:pPr>
     </w:p>
     <w:sectPr>
       <w:pgSz w:w="11906" w:h="16838"/>
@@ -64,7 +218,7 @@
 </file>
 
 <file path=word/numbering.xml><?xml version="1.0" encoding="utf-8"?>
-<w:numbering xmlns:wpc="http://schemas.microsoft.com/office/word/2010/wordprocessingCanvas" xmlns:cx="http://schemas.microsoft.com/office/drawing/2014/chartex" xmlns:cx1="http://schemas.microsoft.com/office/drawing/2015/9/8/chartex" xmlns:cx2="http://schemas.microsoft.com/office/drawing/2015/10/21/chartex" xmlns:cx3="http://schemas.microsoft.com/office/drawing/2016/5/9/chartex" xmlns:cx4="http://schemas.microsoft.com/office/drawing/2016/5/10/chartex" xmlns:cx5="http://schemas.microsoft.com/office/drawing/2016/5/11/chartex" xmlns:cx6="http://schemas.microsoft.com/office/drawing/2016/5/12/chartex" xmlns:cx7="http://schemas.microsoft.com/office/drawing/2016/5/13/chartex" xmlns:cx8="http://schemas.microsoft.com/office/drawing/2016/5/14/chartex" xmlns:mc="http://schemas.openxmlformats.org/markup-compatibility/2006" xmlns:aink="http://schemas.microsoft.com/office/drawing/2016/ink" xmlns:am3d="http://schemas.microsoft.com/office/drawing/2017/model3d" xmlns:o="urn:schemas-microsoft-com:office:office" xmlns:oel="http://schemas.microsoft.com/office/2019/extlst" xmlns:r="http://schemas.openxmlformats.org/officeDocument/2006/relationships" xmlns:m="http://schemas.openxmlformats.org/officeDocument/2006/math" xmlns:v="urn:schemas-microsoft-com:vml" xmlns:wp14="http://schemas.microsoft.com/office/word/2010/wordprocessingDrawing" xmlns:wp="http://schemas.openxmlformats.org/drawingml/2006/wordprocessingDrawing" xmlns:w10="urn:schemas-microsoft-com:office:word" xmlns:w="http://schemas.openxmlformats.org/wordprocessingml/2006/main" xmlns:w14="http://schemas.microsoft.com/office/word/2010/wordml" xmlns:w15="http://schemas.microsoft.com/office/word/2012/wordml" xmlns:w16cex="http://schemas.microsoft.com/office/word/2018/wordml/cex" xmlns:w16cid="http://schemas.microsoft.com/office/word/2016/wordml/cid" xmlns:w16="http://schemas.microsoft.com/office/word/2018/wordml" xmlns:w16du="http://schemas.microsoft.com/office/word/2023/wordml/word16du" xmlns:w16sdtdh="http://schemas.microsoft.com/office/word/2020/wordml/sdtdatahash" xmlns:w16sdtfl="http://schemas.microsoft.com/office/word/2024/wordml/sdtformatlock" xmlns:w16se="http://schemas.microsoft.com/office/word/2015/wordml/symex" xmlns:wpg="http://schemas.microsoft.com/office/word/2010/wordprocessingGroup" xmlns:wpi="http://schemas.microsoft.com/office/word/2010/wordprocessingInk" xmlns:wne="http://schemas.microsoft.com/office/word/2006/wordml" xmlns:wps="http://schemas.microsoft.com/office/word/2010/wordprocessingShape" mc:Ignorable="w14 w15 w16se w16cid w16 w16cex w16sdtdh w16sdtfl w16du wp14">
+<w:numbering xmlns:wpc="http://schemas.microsoft.com/office/word/2010/wordprocessingCanvas" xmlns:cx="http://schemas.microsoft.com/office/drawing/2014/chartex" xmlns:cx1="http://schemas.microsoft.com/office/drawing/2015/9/8/chartex" xmlns:cx2="http://schemas.microsoft.com/office/drawing/2015/10/21/chartex" xmlns:cx3="http://schemas.microsoft.com/office/drawing/2016/5/9/chartex" xmlns:cx4="http://schemas.microsoft.com/office/drawing/2016/5/10/chartex" xmlns:cx5="http://schemas.microsoft.com/office/drawing/2016/5/11/chartex" xmlns:cx6="http://schemas.microsoft.com/office/drawing/2016/5/12/chartex" xmlns:cx7="http://schemas.microsoft.com/office/drawing/2016/5/13/chartex" xmlns:cx8="http://schemas.microsoft.com/office/drawing/2016/5/14/chartex" xmlns:mc="http://schemas.openxmlformats.org/markup-compatibility/2006" xmlns:aink="http://schemas.microsoft.com/office/drawing/2016/ink" xmlns:am3d="http://schemas.microsoft.com/office/drawing/2017/model3d" xmlns:o="urn:schemas-microsoft-com:office:office" xmlns:oel="http://schemas.microsoft.com/office/2019/extlst" xmlns:r="http://schemas.openxmlformats.org/officeDocument/2006/relationships" xmlns:m="http://schemas.openxmlformats.org/officeDocument/2006/math" xmlns:v="urn:schemas-microsoft-com:vml" xmlns:wp14="http://schemas.microsoft.com/office/word/2010/wordprocessingDrawing" xmlns:wp="http://schemas.openxmlformats.org/drawingml/2006/wordprocessingDrawing" xmlns:w10="urn:schemas-microsoft-com:office:word" xmlns:w="http://schemas.openxmlformats.org/wordprocessingml/2006/main" xmlns:w14="http://schemas.microsoft.com/office/word/2010/wordml" xmlns:w15="http://schemas.microsoft.com/office/word/2012/wordml" xmlns:w16cei="http://schemas.microsoft.com/office/word/2026/wordml/cei" xmlns:w16cex="http://schemas.microsoft.com/office/word/2018/wordml/cex" xmlns:w16cid="http://schemas.microsoft.com/office/word/2016/wordml/cid" xmlns:w16="http://schemas.microsoft.com/office/word/2018/wordml" xmlns:w16du="http://schemas.microsoft.com/office/word/2023/wordml/word16du" xmlns:w16sdtdh="http://schemas.microsoft.com/office/word/2020/wordml/sdtdatahash" xmlns:w16sdtfl="http://schemas.microsoft.com/office/word/2024/wordml/sdtformatlock" xmlns:w16se="http://schemas.microsoft.com/office/word/2015/wordml/symex" xmlns:wpg="http://schemas.microsoft.com/office/word/2010/wordprocessingGroup" xmlns:wpi="http://schemas.microsoft.com/office/word/2010/wordprocessingInk" xmlns:wne="http://schemas.microsoft.com/office/word/2006/wordml" xmlns:wps="http://schemas.microsoft.com/office/word/2010/wordprocessingShape" mc:Ignorable="w14 w15 w16se w16cid w16 w16cex w16sdtdh w16sdtfl w16du wp14">
   <w:abstractNum w:abstractNumId="0" w15:restartNumberingAfterBreak="0">
     <w:nsid w:val="1BD437D4"/>
     <w:multiLevelType w:val="hybridMultilevel"/>
@@ -787,7 +941,6 @@
   <w:style w:type="character" w:default="1" w:styleId="DefaultParagraphFont">
     <w:name w:val="Default Paragraph Font"/>
     <w:uiPriority w:val="1"/>
-    <w:semiHidden/>
     <w:unhideWhenUsed/>
   </w:style>
   <w:style w:type="table" w:default="1" w:styleId="TableNormal">

--- a/Phase 1/Subnetting.docx
+++ b/Phase 1/Subnetting.docx
@@ -144,7 +144,13 @@
         <w:spacing w:after="0"/>
       </w:pPr>
       <w:r>
-        <w:t>New Subnet mask: 172.16.0.0/17 = 255.255.128.0</w:t>
+        <w:t xml:space="preserve">New Subnet mask: </w:t>
+      </w:r>
+      <w:r>
+        <w:rPr>
+          <w:color w:val="EE0000"/>
+        </w:rPr>
+        <w:t>172.16.0.0/17 = 255.255.128.0</w:t>
       </w:r>
     </w:p>
     <w:p>
@@ -185,14 +191,245 @@
       </w:r>
       <w:r>
         <w:rPr>
+          <w:color w:val="EE0000"/>
           <w:vertAlign w:val="superscript"/>
         </w:rPr>
         <w:t>15</w:t>
       </w:r>
       <w:r>
-        <w:t xml:space="preserve"> = 32768 IP addresses (Including Network and Broadcast Address) on each subnet</w:t>
+        <w:t xml:space="preserve"> = </w:t>
+      </w:r>
+      <w:r>
+        <w:rPr>
+          <w:color w:val="EE0000"/>
+        </w:rPr>
+        <w:t>32768</w:t>
+      </w:r>
+      <w:r>
+        <w:t xml:space="preserve"> IP addresses (Including Network and Broadcast Address) on each subnet</w:t>
+      </w:r>
+      <w:r>
+        <w:t>.</w:t>
       </w:r>
     </w:p>
+    <w:p>
+      <w:pPr>
+        <w:spacing w:after="0"/>
+      </w:pPr>
+    </w:p>
+    <w:tbl>
+      <w:tblPr>
+        <w:tblStyle w:val="GridTable4-Accent2"/>
+        <w:tblW w:w="9776" w:type="dxa"/>
+        <w:tblLook w:val="04A0" w:firstRow="1" w:lastRow="0" w:firstColumn="1" w:lastColumn="0" w:noHBand="0" w:noVBand="1"/>
+      </w:tblPr>
+      <w:tblGrid>
+        <w:gridCol w:w="1980"/>
+        <w:gridCol w:w="4961"/>
+        <w:gridCol w:w="2835"/>
+      </w:tblGrid>
+      <w:tr>
+        <w:trPr>
+          <w:cnfStyle w:val="100000000000" w:firstRow="1" w:lastRow="0" w:firstColumn="0" w:lastColumn="0" w:oddVBand="0" w:evenVBand="0" w:oddHBand="0" w:evenHBand="0" w:firstRowFirstColumn="0" w:firstRowLastColumn="0" w:lastRowFirstColumn="0" w:lastRowLastColumn="0"/>
+        </w:trPr>
+        <w:tc>
+          <w:tcPr>
+            <w:cnfStyle w:val="001000000000" w:firstRow="0" w:lastRow="0" w:firstColumn="1" w:lastColumn="0" w:oddVBand="0" w:evenVBand="0" w:oddHBand="0" w:evenHBand="0" w:firstRowFirstColumn="0" w:firstRowLastColumn="0" w:lastRowFirstColumn="0" w:lastRowLastColumn="0"/>
+            <w:tcW w:w="1980" w:type="dxa"/>
+          </w:tcPr>
+          <w:p>
+            <w:r>
+              <w:t>Network ID</w:t>
+            </w:r>
+          </w:p>
+        </w:tc>
+        <w:tc>
+          <w:tcPr>
+            <w:tcW w:w="4961" w:type="dxa"/>
+          </w:tcPr>
+          <w:p>
+            <w:pPr>
+              <w:cnfStyle w:val="100000000000" w:firstRow="1" w:lastRow="0" w:firstColumn="0" w:lastColumn="0" w:oddVBand="0" w:evenVBand="0" w:oddHBand="0" w:evenHBand="0" w:firstRowFirstColumn="0" w:firstRowLastColumn="0" w:lastRowFirstColumn="0" w:lastRowLastColumn="0"/>
+            </w:pPr>
+            <w:r>
+              <w:t>Usable Addresses</w:t>
+            </w:r>
+          </w:p>
+        </w:tc>
+        <w:tc>
+          <w:tcPr>
+            <w:tcW w:w="2835" w:type="dxa"/>
+          </w:tcPr>
+          <w:p>
+            <w:pPr>
+              <w:cnfStyle w:val="100000000000" w:firstRow="1" w:lastRow="0" w:firstColumn="0" w:lastColumn="0" w:oddVBand="0" w:evenVBand="0" w:oddHBand="0" w:evenHBand="0" w:firstRowFirstColumn="0" w:firstRowLastColumn="0" w:lastRowFirstColumn="0" w:lastRowLastColumn="0"/>
+            </w:pPr>
+            <w:r>
+              <w:t>Broadcast Address</w:t>
+            </w:r>
+          </w:p>
+        </w:tc>
+      </w:tr>
+      <w:tr>
+        <w:trPr>
+          <w:cnfStyle w:val="000000100000" w:firstRow="0" w:lastRow="0" w:firstColumn="0" w:lastColumn="0" w:oddVBand="0" w:evenVBand="0" w:oddHBand="1" w:evenHBand="0" w:firstRowFirstColumn="0" w:firstRowLastColumn="0" w:lastRowFirstColumn="0" w:lastRowLastColumn="0"/>
+        </w:trPr>
+        <w:tc>
+          <w:tcPr>
+            <w:cnfStyle w:val="001000000000" w:firstRow="0" w:lastRow="0" w:firstColumn="1" w:lastColumn="0" w:oddVBand="0" w:evenVBand="0" w:oddHBand="0" w:evenHBand="0" w:firstRowFirstColumn="0" w:firstRowLastColumn="0" w:lastRowFirstColumn="0" w:lastRowLastColumn="0"/>
+            <w:tcW w:w="1980" w:type="dxa"/>
+          </w:tcPr>
+          <w:p>
+            <w:r>
+              <w:t>172.16.0.0</w:t>
+            </w:r>
+          </w:p>
+        </w:tc>
+        <w:tc>
+          <w:tcPr>
+            <w:tcW w:w="4961" w:type="dxa"/>
+          </w:tcPr>
+          <w:p>
+            <w:pPr>
+              <w:cnfStyle w:val="000000100000" w:firstRow="0" w:lastRow="0" w:firstColumn="0" w:lastColumn="0" w:oddVBand="0" w:evenVBand="0" w:oddHBand="1" w:evenHBand="0" w:firstRowFirstColumn="0" w:firstRowLastColumn="0" w:lastRowFirstColumn="0" w:lastRowLastColumn="0"/>
+              <w:rPr>
+                <w:b/>
+                <w:bCs/>
+              </w:rPr>
+            </w:pPr>
+            <w:r>
+              <w:rPr>
+                <w:b/>
+                <w:bCs/>
+              </w:rPr>
+              <w:t>172</w:t>
+            </w:r>
+            <w:r>
+              <w:rPr>
+                <w:b/>
+                <w:bCs/>
+              </w:rPr>
+              <w:t>.16.0.1 – 172.16.127.254</w:t>
+            </w:r>
+          </w:p>
+        </w:tc>
+        <w:tc>
+          <w:tcPr>
+            <w:tcW w:w="2835" w:type="dxa"/>
+          </w:tcPr>
+          <w:p>
+            <w:pPr>
+              <w:cnfStyle w:val="000000100000" w:firstRow="0" w:lastRow="0" w:firstColumn="0" w:lastColumn="0" w:oddVBand="0" w:evenVBand="0" w:oddHBand="1" w:evenHBand="0" w:firstRowFirstColumn="0" w:firstRowLastColumn="0" w:lastRowFirstColumn="0" w:lastRowLastColumn="0"/>
+            </w:pPr>
+            <w:r>
+              <w:rPr>
+                <w:b/>
+                <w:bCs/>
+              </w:rPr>
+              <w:t>172.16.127.25</w:t>
+            </w:r>
+            <w:r>
+              <w:rPr>
+                <w:b/>
+                <w:bCs/>
+              </w:rPr>
+              <w:t>5</w:t>
+            </w:r>
+          </w:p>
+        </w:tc>
+      </w:tr>
+      <w:tr>
+        <w:tc>
+          <w:tcPr>
+            <w:cnfStyle w:val="001000000000" w:firstRow="0" w:lastRow="0" w:firstColumn="1" w:lastColumn="0" w:oddVBand="0" w:evenVBand="0" w:oddHBand="0" w:evenHBand="0" w:firstRowFirstColumn="0" w:firstRowLastColumn="0" w:lastRowFirstColumn="0" w:lastRowLastColumn="0"/>
+            <w:tcW w:w="1980" w:type="dxa"/>
+          </w:tcPr>
+          <w:p>
+            <w:r>
+              <w:t>172.16.12</w:t>
+            </w:r>
+            <w:r>
+              <w:t>8</w:t>
+            </w:r>
+            <w:r>
+              <w:t>.</w:t>
+            </w:r>
+            <w:r>
+              <w:t>0</w:t>
+            </w:r>
+          </w:p>
+        </w:tc>
+        <w:tc>
+          <w:tcPr>
+            <w:tcW w:w="4961" w:type="dxa"/>
+          </w:tcPr>
+          <w:p>
+            <w:pPr>
+              <w:cnfStyle w:val="000000000000" w:firstRow="0" w:lastRow="0" w:firstColumn="0" w:lastColumn="0" w:oddVBand="0" w:evenVBand="0" w:oddHBand="0" w:evenHBand="0" w:firstRowFirstColumn="0" w:firstRowLastColumn="0" w:lastRowFirstColumn="0" w:lastRowLastColumn="0"/>
+            </w:pPr>
+            <w:r>
+              <w:rPr>
+                <w:b/>
+                <w:bCs/>
+              </w:rPr>
+              <w:t>172.16.12</w:t>
+            </w:r>
+            <w:r>
+              <w:rPr>
+                <w:b/>
+                <w:bCs/>
+              </w:rPr>
+              <w:t>8</w:t>
+            </w:r>
+            <w:r>
+              <w:rPr>
+                <w:b/>
+                <w:bCs/>
+              </w:rPr>
+              <w:t>.</w:t>
+            </w:r>
+            <w:r>
+              <w:rPr>
+                <w:b/>
+                <w:bCs/>
+              </w:rPr>
+              <w:t xml:space="preserve">1 - </w:t>
+            </w:r>
+            <w:r>
+              <w:rPr>
+                <w:b/>
+                <w:bCs/>
+              </w:rPr>
+              <w:t>172.16.255.254</w:t>
+            </w:r>
+          </w:p>
+        </w:tc>
+        <w:tc>
+          <w:tcPr>
+            <w:tcW w:w="2835" w:type="dxa"/>
+          </w:tcPr>
+          <w:p>
+            <w:pPr>
+              <w:cnfStyle w:val="000000000000" w:firstRow="0" w:lastRow="0" w:firstColumn="0" w:lastColumn="0" w:oddVBand="0" w:evenVBand="0" w:oddHBand="0" w:evenHBand="0" w:firstRowFirstColumn="0" w:firstRowLastColumn="0" w:lastRowFirstColumn="0" w:lastRowLastColumn="0"/>
+            </w:pPr>
+            <w:r>
+              <w:rPr>
+                <w:b/>
+                <w:bCs/>
+              </w:rPr>
+              <w:t>172.16.255.25</w:t>
+            </w:r>
+            <w:r>
+              <w:rPr>
+                <w:b/>
+                <w:bCs/>
+              </w:rPr>
+              <w:t>5</w:t>
+            </w:r>
+          </w:p>
+        </w:tc>
+      </w:tr>
+    </w:tbl>
     <w:p>
       <w:pPr>
         <w:spacing w:after="0"/>
@@ -1254,6 +1491,101 @@
       <w:spacing w:val="5"/>
     </w:rPr>
   </w:style>
+  <w:style w:type="table" w:styleId="TableGrid">
+    <w:name w:val="Table Grid"/>
+    <w:basedOn w:val="TableNormal"/>
+    <w:uiPriority w:val="39"/>
+    <w:rsid w:val="00E42C37"/>
+    <w:pPr>
+      <w:spacing w:after="0" w:line="240" w:lineRule="auto"/>
+    </w:pPr>
+    <w:tblPr>
+      <w:tblBorders>
+        <w:top w:val="single" w:sz="4" w:space="0" w:color="auto"/>
+        <w:left w:val="single" w:sz="4" w:space="0" w:color="auto"/>
+        <w:bottom w:val="single" w:sz="4" w:space="0" w:color="auto"/>
+        <w:right w:val="single" w:sz="4" w:space="0" w:color="auto"/>
+        <w:insideH w:val="single" w:sz="4" w:space="0" w:color="auto"/>
+        <w:insideV w:val="single" w:sz="4" w:space="0" w:color="auto"/>
+      </w:tblBorders>
+    </w:tblPr>
+  </w:style>
+  <w:style w:type="table" w:styleId="GridTable4-Accent2">
+    <w:name w:val="Grid Table 4 Accent 2"/>
+    <w:basedOn w:val="TableNormal"/>
+    <w:uiPriority w:val="49"/>
+    <w:rsid w:val="00E42C37"/>
+    <w:pPr>
+      <w:spacing w:after="0" w:line="240" w:lineRule="auto"/>
+    </w:pPr>
+    <w:tblPr>
+      <w:tblStyleRowBandSize w:val="1"/>
+      <w:tblStyleColBandSize w:val="1"/>
+      <w:tblBorders>
+        <w:top w:val="single" w:sz="4" w:space="0" w:color="F4B083" w:themeColor="accent2" w:themeTint="99"/>
+        <w:left w:val="single" w:sz="4" w:space="0" w:color="F4B083" w:themeColor="accent2" w:themeTint="99"/>
+        <w:bottom w:val="single" w:sz="4" w:space="0" w:color="F4B083" w:themeColor="accent2" w:themeTint="99"/>
+        <w:right w:val="single" w:sz="4" w:space="0" w:color="F4B083" w:themeColor="accent2" w:themeTint="99"/>
+        <w:insideH w:val="single" w:sz="4" w:space="0" w:color="F4B083" w:themeColor="accent2" w:themeTint="99"/>
+        <w:insideV w:val="single" w:sz="4" w:space="0" w:color="F4B083" w:themeColor="accent2" w:themeTint="99"/>
+      </w:tblBorders>
+    </w:tblPr>
+    <w:tblStylePr w:type="firstRow">
+      <w:rPr>
+        <w:b/>
+        <w:bCs/>
+        <w:color w:val="FFFFFF" w:themeColor="background1"/>
+      </w:rPr>
+      <w:tblPr/>
+      <w:tcPr>
+        <w:tcBorders>
+          <w:top w:val="single" w:sz="4" w:space="0" w:color="ED7D31" w:themeColor="accent2"/>
+          <w:left w:val="single" w:sz="4" w:space="0" w:color="ED7D31" w:themeColor="accent2"/>
+          <w:bottom w:val="single" w:sz="4" w:space="0" w:color="ED7D31" w:themeColor="accent2"/>
+          <w:right w:val="single" w:sz="4" w:space="0" w:color="ED7D31" w:themeColor="accent2"/>
+          <w:insideH w:val="nil"/>
+          <w:insideV w:val="nil"/>
+        </w:tcBorders>
+        <w:shd w:val="clear" w:color="auto" w:fill="ED7D31" w:themeFill="accent2"/>
+      </w:tcPr>
+    </w:tblStylePr>
+    <w:tblStylePr w:type="lastRow">
+      <w:rPr>
+        <w:b/>
+        <w:bCs/>
+      </w:rPr>
+      <w:tblPr/>
+      <w:tcPr>
+        <w:tcBorders>
+          <w:top w:val="double" w:sz="4" w:space="0" w:color="ED7D31" w:themeColor="accent2"/>
+        </w:tcBorders>
+      </w:tcPr>
+    </w:tblStylePr>
+    <w:tblStylePr w:type="firstCol">
+      <w:rPr>
+        <w:b/>
+        <w:bCs/>
+      </w:rPr>
+    </w:tblStylePr>
+    <w:tblStylePr w:type="lastCol">
+      <w:rPr>
+        <w:b/>
+        <w:bCs/>
+      </w:rPr>
+    </w:tblStylePr>
+    <w:tblStylePr w:type="band1Vert">
+      <w:tblPr/>
+      <w:tcPr>
+        <w:shd w:val="clear" w:color="auto" w:fill="FBE4D5" w:themeFill="accent2" w:themeFillTint="33"/>
+      </w:tcPr>
+    </w:tblStylePr>
+    <w:tblStylePr w:type="band1Horz">
+      <w:tblPr/>
+      <w:tcPr>
+        <w:shd w:val="clear" w:color="auto" w:fill="FBE4D5" w:themeFill="accent2" w:themeFillTint="33"/>
+      </w:tcPr>
+    </w:tblStylePr>
+  </w:style>
 </w:styles>
 </file>
 

--- a/Phase 1/Subnetting.docx
+++ b/Phase 1/Subnetting.docx
@@ -59,10 +59,7 @@
         <w:t xml:space="preserve"> </w:t>
       </w:r>
       <w:r>
-        <w:t>11111111.</w:t>
-      </w:r>
-      <w:r>
-        <w:t>00000000.</w:t>
+        <w:t>11111111.00000000.</w:t>
       </w:r>
       <w:r>
         <w:t xml:space="preserve"> </w:t>
@@ -82,17 +79,49 @@
       <w:r>
         <w:t>8 – 10 departments are expected (8 – 10 subnets)</w:t>
       </w:r>
+      <w:r>
+        <w:t xml:space="preserve"> </w:t>
+      </w:r>
+    </w:p>
+    <w:p>
+      <w:pPr>
+        <w:pStyle w:val="ListParagraph"/>
+        <w:numPr>
+          <w:ilvl w:val="0"/>
+          <w:numId w:val="1"/>
+        </w:numPr>
+      </w:pPr>
+      <w:r>
+        <w:t>Students’ devices (BYOD, Computer Labs, IoTs, etc.)</w:t>
+      </w:r>
     </w:p>
     <w:p/>
     <w:p>
       <w:r>
-        <w:t xml:space="preserve">I want to start by creating 2 subnets of &gt;=30000 usable IP hosts. One subnet will be for students and the other one I will use </w:t>
-      </w:r>
-      <w:r>
-        <w:t>Variable Length Subnet Masking</w:t>
-      </w:r>
-      <w:r>
-        <w:t xml:space="preserve"> (VLSM) to divide it for 10 departments.</w:t>
+        <w:t>I</w:t>
+      </w:r>
+      <w:r>
+        <w:t xml:space="preserve"> will begin</w:t>
+      </w:r>
+      <w:r>
+        <w:t xml:space="preserve"> by creating </w:t>
+      </w:r>
+      <w:r>
+        <w:t>two</w:t>
+      </w:r>
+      <w:r>
+        <w:t xml:space="preserve"> subnets of &gt;=30000 usable IP hosts. One subnet will be for students and the other one I will use </w:t>
+      </w:r>
+      <w:r>
+        <w:t xml:space="preserve">it for departments. Virtual Length VLSM will </w:t>
+      </w:r>
+      <w:proofErr w:type="gramStart"/>
+      <w:r>
+        <w:t>applied</w:t>
+      </w:r>
+      <w:proofErr w:type="gramEnd"/>
+      <w:r>
+        <w:t xml:space="preserve"> </w:t>
       </w:r>
     </w:p>
     <w:p>
@@ -158,18 +187,18 @@
         <w:spacing w:after="0"/>
       </w:pPr>
       <w:r>
-        <w:t xml:space="preserve">In Binary: </w:t>
+        <w:t>Binary: 11111111.</w:t>
+      </w:r>
+      <w:r>
+        <w:t xml:space="preserve"> </w:t>
       </w:r>
       <w:r>
         <w:t>11111111.</w:t>
       </w:r>
       <w:r>
-        <w:t xml:space="preserve"> </w:t>
-      </w:r>
-      <w:r>
-        <w:t>11111111.</w:t>
-      </w:r>
-      <w:r>
+        <w:rPr>
+          <w:color w:val="EE0000"/>
+        </w:rPr>
         <w:t>1</w:t>
       </w:r>
       <w:r>
@@ -224,18 +253,20 @@
         <w:tblLook w:val="04A0" w:firstRow="1" w:lastRow="0" w:firstColumn="1" w:lastColumn="0" w:noHBand="0" w:noVBand="1"/>
       </w:tblPr>
       <w:tblGrid>
-        <w:gridCol w:w="1980"/>
-        <w:gridCol w:w="4961"/>
+        <w:gridCol w:w="1457"/>
+        <w:gridCol w:w="3216"/>
+        <w:gridCol w:w="2268"/>
         <w:gridCol w:w="2835"/>
       </w:tblGrid>
       <w:tr>
         <w:trPr>
           <w:cnfStyle w:val="100000000000" w:firstRow="1" w:lastRow="0" w:firstColumn="0" w:lastColumn="0" w:oddVBand="0" w:evenVBand="0" w:oddHBand="0" w:evenHBand="0" w:firstRowFirstColumn="0" w:firstRowLastColumn="0" w:lastRowFirstColumn="0" w:lastRowLastColumn="0"/>
+          <w:trHeight w:val="269"/>
         </w:trPr>
         <w:tc>
           <w:tcPr>
             <w:cnfStyle w:val="001000000000" w:firstRow="0" w:lastRow="0" w:firstColumn="1" w:lastColumn="0" w:oddVBand="0" w:evenVBand="0" w:oddHBand="0" w:evenHBand="0" w:firstRowFirstColumn="0" w:firstRowLastColumn="0" w:lastRowFirstColumn="0" w:lastRowLastColumn="0"/>
-            <w:tcW w:w="1980" w:type="dxa"/>
+            <w:tcW w:w="1457" w:type="dxa"/>
           </w:tcPr>
           <w:p>
             <w:r>
@@ -245,7 +276,7 @@
         </w:tc>
         <w:tc>
           <w:tcPr>
-            <w:tcW w:w="4961" w:type="dxa"/>
+            <w:tcW w:w="3216" w:type="dxa"/>
           </w:tcPr>
           <w:p>
             <w:pPr>
@@ -258,7 +289,7 @@
         </w:tc>
         <w:tc>
           <w:tcPr>
-            <w:tcW w:w="2835" w:type="dxa"/>
+            <w:tcW w:w="2268" w:type="dxa"/>
           </w:tcPr>
           <w:p>
             <w:pPr>
@@ -267,17 +298,28 @@
             <w:r>
               <w:t>Broadcast Address</w:t>
             </w:r>
+          </w:p>
+        </w:tc>
+        <w:tc>
+          <w:tcPr>
+            <w:tcW w:w="2835" w:type="dxa"/>
+          </w:tcPr>
+          <w:p>
+            <w:pPr>
+              <w:cnfStyle w:val="100000000000" w:firstRow="1" w:lastRow="0" w:firstColumn="0" w:lastColumn="0" w:oddVBand="0" w:evenVBand="0" w:oddHBand="0" w:evenHBand="0" w:firstRowFirstColumn="0" w:firstRowLastColumn="0" w:lastRowFirstColumn="0" w:lastRowLastColumn="0"/>
+            </w:pPr>
           </w:p>
         </w:tc>
       </w:tr>
       <w:tr>
         <w:trPr>
           <w:cnfStyle w:val="000000100000" w:firstRow="0" w:lastRow="0" w:firstColumn="0" w:lastColumn="0" w:oddVBand="0" w:evenVBand="0" w:oddHBand="1" w:evenHBand="0" w:firstRowFirstColumn="0" w:firstRowLastColumn="0" w:lastRowFirstColumn="0" w:lastRowLastColumn="0"/>
+          <w:trHeight w:val="269"/>
         </w:trPr>
         <w:tc>
           <w:tcPr>
             <w:cnfStyle w:val="001000000000" w:firstRow="0" w:lastRow="0" w:firstColumn="1" w:lastColumn="0" w:oddVBand="0" w:evenVBand="0" w:oddHBand="0" w:evenHBand="0" w:firstRowFirstColumn="0" w:firstRowLastColumn="0" w:lastRowFirstColumn="0" w:lastRowLastColumn="0"/>
-            <w:tcW w:w="1980" w:type="dxa"/>
+            <w:tcW w:w="1457" w:type="dxa"/>
           </w:tcPr>
           <w:p>
             <w:r>
@@ -287,7 +329,7 @@
         </w:tc>
         <w:tc>
           <w:tcPr>
-            <w:tcW w:w="4961" w:type="dxa"/>
+            <w:tcW w:w="3216" w:type="dxa"/>
           </w:tcPr>
           <w:p>
             <w:pPr>
@@ -315,34 +357,55 @@
         </w:tc>
         <w:tc>
           <w:tcPr>
-            <w:tcW w:w="2835" w:type="dxa"/>
+            <w:tcW w:w="2268" w:type="dxa"/>
           </w:tcPr>
           <w:p>
             <w:pPr>
               <w:cnfStyle w:val="000000100000" w:firstRow="0" w:lastRow="0" w:firstColumn="0" w:lastColumn="0" w:oddVBand="0" w:evenVBand="0" w:oddHBand="1" w:evenHBand="0" w:firstRowFirstColumn="0" w:firstRowLastColumn="0" w:lastRowFirstColumn="0" w:lastRowLastColumn="0"/>
+              <w:rPr>
+                <w:b/>
+                <w:bCs/>
+              </w:rPr>
             </w:pPr>
             <w:r>
               <w:rPr>
                 <w:b/>
                 <w:bCs/>
               </w:rPr>
-              <w:t>172.16.127.25</w:t>
+              <w:t>172.16.127.255</w:t>
             </w:r>
+          </w:p>
+        </w:tc>
+        <w:tc>
+          <w:tcPr>
+            <w:tcW w:w="2835" w:type="dxa"/>
+          </w:tcPr>
+          <w:p>
+            <w:pPr>
+              <w:cnfStyle w:val="000000100000" w:firstRow="0" w:lastRow="0" w:firstColumn="0" w:lastColumn="0" w:oddVBand="0" w:evenVBand="0" w:oddHBand="1" w:evenHBand="0" w:firstRowFirstColumn="0" w:firstRowLastColumn="0" w:lastRowFirstColumn="0" w:lastRowLastColumn="0"/>
+              <w:rPr>
+                <w:b/>
+                <w:bCs/>
+              </w:rPr>
+            </w:pPr>
             <w:r>
               <w:rPr>
                 <w:b/>
                 <w:bCs/>
               </w:rPr>
-              <w:t>5</w:t>
+              <w:t>Students</w:t>
             </w:r>
           </w:p>
         </w:tc>
       </w:tr>
       <w:tr>
+        <w:trPr>
+          <w:trHeight w:val="269"/>
+        </w:trPr>
         <w:tc>
           <w:tcPr>
             <w:cnfStyle w:val="001000000000" w:firstRow="0" w:lastRow="0" w:firstColumn="1" w:lastColumn="0" w:oddVBand="0" w:evenVBand="0" w:oddHBand="0" w:evenHBand="0" w:firstRowFirstColumn="0" w:firstRowLastColumn="0" w:lastRowFirstColumn="0" w:lastRowLastColumn="0"/>
-            <w:tcW w:w="1980" w:type="dxa"/>
+            <w:tcW w:w="1457" w:type="dxa"/>
           </w:tcPr>
           <w:p>
             <w:r>
@@ -361,7 +424,7 @@
         </w:tc>
         <w:tc>
           <w:tcPr>
-            <w:tcW w:w="4961" w:type="dxa"/>
+            <w:tcW w:w="3216" w:type="dxa"/>
           </w:tcPr>
           <w:p>
             <w:pPr>
@@ -372,59 +435,49 @@
                 <w:b/>
                 <w:bCs/>
               </w:rPr>
-              <w:t>172.16.12</w:t>
+              <w:t>172.16.128.1 - 172.16.255.254</w:t>
             </w:r>
+          </w:p>
+        </w:tc>
+        <w:tc>
+          <w:tcPr>
+            <w:tcW w:w="2268" w:type="dxa"/>
+          </w:tcPr>
+          <w:p>
+            <w:pPr>
+              <w:cnfStyle w:val="000000000000" w:firstRow="0" w:lastRow="0" w:firstColumn="0" w:lastColumn="0" w:oddVBand="0" w:evenVBand="0" w:oddHBand="0" w:evenHBand="0" w:firstRowFirstColumn="0" w:firstRowLastColumn="0" w:lastRowFirstColumn="0" w:lastRowLastColumn="0"/>
+              <w:rPr>
+                <w:b/>
+                <w:bCs/>
+              </w:rPr>
+            </w:pPr>
             <w:r>
               <w:rPr>
                 <w:b/>
                 <w:bCs/>
               </w:rPr>
-              <w:t>8</w:t>
+              <w:t>172.16.255.255</w:t>
             </w:r>
+          </w:p>
+        </w:tc>
+        <w:tc>
+          <w:tcPr>
+            <w:tcW w:w="2835" w:type="dxa"/>
+          </w:tcPr>
+          <w:p>
+            <w:pPr>
+              <w:cnfStyle w:val="000000000000" w:firstRow="0" w:lastRow="0" w:firstColumn="0" w:lastColumn="0" w:oddVBand="0" w:evenVBand="0" w:oddHBand="0" w:evenHBand="0" w:firstRowFirstColumn="0" w:firstRowLastColumn="0" w:lastRowFirstColumn="0" w:lastRowLastColumn="0"/>
+              <w:rPr>
+                <w:b/>
+                <w:bCs/>
+              </w:rPr>
+            </w:pPr>
             <w:r>
               <w:rPr>
                 <w:b/>
                 <w:bCs/>
               </w:rPr>
-              <w:t>.</w:t>
-            </w:r>
-            <w:r>
-              <w:rPr>
-                <w:b/>
-                <w:bCs/>
-              </w:rPr>
-              <w:t xml:space="preserve">1 - </w:t>
-            </w:r>
-            <w:r>
-              <w:rPr>
-                <w:b/>
-                <w:bCs/>
-              </w:rPr>
-              <w:t>172.16.255.254</w:t>
-            </w:r>
-          </w:p>
-        </w:tc>
-        <w:tc>
-          <w:tcPr>
-            <w:tcW w:w="2835" w:type="dxa"/>
-          </w:tcPr>
-          <w:p>
-            <w:pPr>
-              <w:cnfStyle w:val="000000000000" w:firstRow="0" w:lastRow="0" w:firstColumn="0" w:lastColumn="0" w:oddVBand="0" w:evenVBand="0" w:oddHBand="0" w:evenHBand="0" w:firstRowFirstColumn="0" w:firstRowLastColumn="0" w:lastRowFirstColumn="0" w:lastRowLastColumn="0"/>
-            </w:pPr>
-            <w:r>
-              <w:rPr>
-                <w:b/>
-                <w:bCs/>
-              </w:rPr>
-              <w:t>172.16.255.25</w:t>
-            </w:r>
-            <w:r>
-              <w:rPr>
-                <w:b/>
-                <w:bCs/>
-              </w:rPr>
-              <w:t>5</w:t>
+              <w:t>Departments</w:t>
             </w:r>
           </w:p>
         </w:tc>
@@ -437,13 +490,446 @@
     </w:p>
     <w:p>
       <w:pPr>
-        <w:spacing w:after="0"/>
+        <w:pStyle w:val="Title"/>
+        <w:spacing w:before="600" w:after="240"/>
+        <w:jc w:val="center"/>
         <w:rPr>
-          <w:sz w:val="24"/>
-          <w:szCs w:val="24"/>
+          <w:b/>
+          <w:bCs/>
+          <w:sz w:val="40"/>
+          <w:szCs w:val="40"/>
+          <w:u w:val="single"/>
         </w:rPr>
       </w:pPr>
+      <w:r>
+        <w:rPr>
+          <w:b/>
+          <w:bCs/>
+          <w:sz w:val="40"/>
+          <w:szCs w:val="40"/>
+          <w:u w:val="single"/>
+        </w:rPr>
+        <w:t>VLSM</w:t>
+      </w:r>
     </w:p>
+    <w:p>
+      <w:pPr>
+        <w:spacing w:before="240" w:after="120"/>
+        <w:rPr>
+          <w:b/>
+          <w:bCs/>
+          <w:u w:val="single"/>
+        </w:rPr>
+      </w:pPr>
+      <w:r>
+        <w:rPr>
+          <w:b/>
+          <w:bCs/>
+          <w:u w:val="single"/>
+        </w:rPr>
+        <w:t>Students</w:t>
+      </w:r>
+    </w:p>
+    <w:tbl>
+      <w:tblPr>
+        <w:tblStyle w:val="GridTable4-Accent1"/>
+        <w:tblW w:w="9776" w:type="dxa"/>
+        <w:tblLook w:val="04A0" w:firstRow="1" w:lastRow="0" w:firstColumn="1" w:lastColumn="0" w:noHBand="0" w:noVBand="1"/>
+      </w:tblPr>
+      <w:tblGrid>
+        <w:gridCol w:w="3005"/>
+        <w:gridCol w:w="3936"/>
+        <w:gridCol w:w="2835"/>
+      </w:tblGrid>
+      <w:tr>
+        <w:trPr>
+          <w:cnfStyle w:val="100000000000" w:firstRow="1" w:lastRow="0" w:firstColumn="0" w:lastColumn="0" w:oddVBand="0" w:evenVBand="0" w:oddHBand="0" w:evenHBand="0" w:firstRowFirstColumn="0" w:firstRowLastColumn="0" w:lastRowFirstColumn="0" w:lastRowLastColumn="0"/>
+        </w:trPr>
+        <w:tc>
+          <w:tcPr>
+            <w:cnfStyle w:val="001000000000" w:firstRow="0" w:lastRow="0" w:firstColumn="1" w:lastColumn="0" w:oddVBand="0" w:evenVBand="0" w:oddHBand="0" w:evenHBand="0" w:firstRowFirstColumn="0" w:firstRowLastColumn="0" w:lastRowFirstColumn="0" w:lastRowLastColumn="0"/>
+            <w:tcW w:w="3005" w:type="dxa"/>
+          </w:tcPr>
+          <w:p>
+            <w:r>
+              <w:t>Network ID</w:t>
+            </w:r>
+          </w:p>
+        </w:tc>
+        <w:tc>
+          <w:tcPr>
+            <w:tcW w:w="3936" w:type="dxa"/>
+          </w:tcPr>
+          <w:p>
+            <w:pPr>
+              <w:cnfStyle w:val="100000000000" w:firstRow="1" w:lastRow="0" w:firstColumn="0" w:lastColumn="0" w:oddVBand="0" w:evenVBand="0" w:oddHBand="0" w:evenHBand="0" w:firstRowFirstColumn="0" w:firstRowLastColumn="0" w:lastRowFirstColumn="0" w:lastRowLastColumn="0"/>
+            </w:pPr>
+            <w:r>
+              <w:t>Usable Addresses</w:t>
+            </w:r>
+          </w:p>
+        </w:tc>
+        <w:tc>
+          <w:tcPr>
+            <w:tcW w:w="2835" w:type="dxa"/>
+          </w:tcPr>
+          <w:p>
+            <w:pPr>
+              <w:cnfStyle w:val="100000000000" w:firstRow="1" w:lastRow="0" w:firstColumn="0" w:lastColumn="0" w:oddVBand="0" w:evenVBand="0" w:oddHBand="0" w:evenHBand="0" w:firstRowFirstColumn="0" w:firstRowLastColumn="0" w:lastRowFirstColumn="0" w:lastRowLastColumn="0"/>
+            </w:pPr>
+          </w:p>
+        </w:tc>
+      </w:tr>
+      <w:tr>
+        <w:trPr>
+          <w:cnfStyle w:val="000000100000" w:firstRow="0" w:lastRow="0" w:firstColumn="0" w:lastColumn="0" w:oddVBand="0" w:evenVBand="0" w:oddHBand="1" w:evenHBand="0" w:firstRowFirstColumn="0" w:firstRowLastColumn="0" w:lastRowFirstColumn="0" w:lastRowLastColumn="0"/>
+        </w:trPr>
+        <w:tc>
+          <w:tcPr>
+            <w:cnfStyle w:val="001000000000" w:firstRow="0" w:lastRow="0" w:firstColumn="1" w:lastColumn="0" w:oddVBand="0" w:evenVBand="0" w:oddHBand="0" w:evenHBand="0" w:firstRowFirstColumn="0" w:firstRowLastColumn="0" w:lastRowFirstColumn="0" w:lastRowLastColumn="0"/>
+            <w:tcW w:w="3005" w:type="dxa"/>
+          </w:tcPr>
+          <w:p/>
+        </w:tc>
+        <w:tc>
+          <w:tcPr>
+            <w:tcW w:w="3936" w:type="dxa"/>
+          </w:tcPr>
+          <w:p>
+            <w:pPr>
+              <w:cnfStyle w:val="000000100000" w:firstRow="0" w:lastRow="0" w:firstColumn="0" w:lastColumn="0" w:oddVBand="0" w:evenVBand="0" w:oddHBand="1" w:evenHBand="0" w:firstRowFirstColumn="0" w:firstRowLastColumn="0" w:lastRowFirstColumn="0" w:lastRowLastColumn="0"/>
+            </w:pPr>
+          </w:p>
+        </w:tc>
+        <w:tc>
+          <w:tcPr>
+            <w:tcW w:w="2835" w:type="dxa"/>
+          </w:tcPr>
+          <w:p>
+            <w:pPr>
+              <w:cnfStyle w:val="000000100000" w:firstRow="0" w:lastRow="0" w:firstColumn="0" w:lastColumn="0" w:oddVBand="0" w:evenVBand="0" w:oddHBand="1" w:evenHBand="0" w:firstRowFirstColumn="0" w:firstRowLastColumn="0" w:lastRowFirstColumn="0" w:lastRowLastColumn="0"/>
+            </w:pPr>
+          </w:p>
+        </w:tc>
+      </w:tr>
+      <w:tr>
+        <w:tc>
+          <w:tcPr>
+            <w:cnfStyle w:val="001000000000" w:firstRow="0" w:lastRow="0" w:firstColumn="1" w:lastColumn="0" w:oddVBand="0" w:evenVBand="0" w:oddHBand="0" w:evenHBand="0" w:firstRowFirstColumn="0" w:firstRowLastColumn="0" w:lastRowFirstColumn="0" w:lastRowLastColumn="0"/>
+            <w:tcW w:w="3005" w:type="dxa"/>
+          </w:tcPr>
+          <w:p/>
+        </w:tc>
+        <w:tc>
+          <w:tcPr>
+            <w:tcW w:w="3936" w:type="dxa"/>
+          </w:tcPr>
+          <w:p>
+            <w:pPr>
+              <w:cnfStyle w:val="000000000000" w:firstRow="0" w:lastRow="0" w:firstColumn="0" w:lastColumn="0" w:oddVBand="0" w:evenVBand="0" w:oddHBand="0" w:evenHBand="0" w:firstRowFirstColumn="0" w:firstRowLastColumn="0" w:lastRowFirstColumn="0" w:lastRowLastColumn="0"/>
+            </w:pPr>
+          </w:p>
+        </w:tc>
+        <w:tc>
+          <w:tcPr>
+            <w:tcW w:w="2835" w:type="dxa"/>
+          </w:tcPr>
+          <w:p>
+            <w:pPr>
+              <w:cnfStyle w:val="000000000000" w:firstRow="0" w:lastRow="0" w:firstColumn="0" w:lastColumn="0" w:oddVBand="0" w:evenVBand="0" w:oddHBand="0" w:evenHBand="0" w:firstRowFirstColumn="0" w:firstRowLastColumn="0" w:lastRowFirstColumn="0" w:lastRowLastColumn="0"/>
+            </w:pPr>
+          </w:p>
+        </w:tc>
+      </w:tr>
+      <w:tr>
+        <w:trPr>
+          <w:cnfStyle w:val="000000100000" w:firstRow="0" w:lastRow="0" w:firstColumn="0" w:lastColumn="0" w:oddVBand="0" w:evenVBand="0" w:oddHBand="1" w:evenHBand="0" w:firstRowFirstColumn="0" w:firstRowLastColumn="0" w:lastRowFirstColumn="0" w:lastRowLastColumn="0"/>
+        </w:trPr>
+        <w:tc>
+          <w:tcPr>
+            <w:cnfStyle w:val="001000000000" w:firstRow="0" w:lastRow="0" w:firstColumn="1" w:lastColumn="0" w:oddVBand="0" w:evenVBand="0" w:oddHBand="0" w:evenHBand="0" w:firstRowFirstColumn="0" w:firstRowLastColumn="0" w:lastRowFirstColumn="0" w:lastRowLastColumn="0"/>
+            <w:tcW w:w="3005" w:type="dxa"/>
+          </w:tcPr>
+          <w:p/>
+        </w:tc>
+        <w:tc>
+          <w:tcPr>
+            <w:tcW w:w="3936" w:type="dxa"/>
+          </w:tcPr>
+          <w:p>
+            <w:pPr>
+              <w:cnfStyle w:val="000000100000" w:firstRow="0" w:lastRow="0" w:firstColumn="0" w:lastColumn="0" w:oddVBand="0" w:evenVBand="0" w:oddHBand="1" w:evenHBand="0" w:firstRowFirstColumn="0" w:firstRowLastColumn="0" w:lastRowFirstColumn="0" w:lastRowLastColumn="0"/>
+            </w:pPr>
+          </w:p>
+        </w:tc>
+        <w:tc>
+          <w:tcPr>
+            <w:tcW w:w="2835" w:type="dxa"/>
+          </w:tcPr>
+          <w:p>
+            <w:pPr>
+              <w:cnfStyle w:val="000000100000" w:firstRow="0" w:lastRow="0" w:firstColumn="0" w:lastColumn="0" w:oddVBand="0" w:evenVBand="0" w:oddHBand="1" w:evenHBand="0" w:firstRowFirstColumn="0" w:firstRowLastColumn="0" w:lastRowFirstColumn="0" w:lastRowLastColumn="0"/>
+            </w:pPr>
+          </w:p>
+        </w:tc>
+      </w:tr>
+      <w:tr>
+        <w:tc>
+          <w:tcPr>
+            <w:cnfStyle w:val="001000000000" w:firstRow="0" w:lastRow="0" w:firstColumn="1" w:lastColumn="0" w:oddVBand="0" w:evenVBand="0" w:oddHBand="0" w:evenHBand="0" w:firstRowFirstColumn="0" w:firstRowLastColumn="0" w:lastRowFirstColumn="0" w:lastRowLastColumn="0"/>
+            <w:tcW w:w="3005" w:type="dxa"/>
+          </w:tcPr>
+          <w:p/>
+        </w:tc>
+        <w:tc>
+          <w:tcPr>
+            <w:tcW w:w="3936" w:type="dxa"/>
+          </w:tcPr>
+          <w:p>
+            <w:pPr>
+              <w:cnfStyle w:val="000000000000" w:firstRow="0" w:lastRow="0" w:firstColumn="0" w:lastColumn="0" w:oddVBand="0" w:evenVBand="0" w:oddHBand="0" w:evenHBand="0" w:firstRowFirstColumn="0" w:firstRowLastColumn="0" w:lastRowFirstColumn="0" w:lastRowLastColumn="0"/>
+            </w:pPr>
+          </w:p>
+        </w:tc>
+        <w:tc>
+          <w:tcPr>
+            <w:tcW w:w="2835" w:type="dxa"/>
+          </w:tcPr>
+          <w:p>
+            <w:pPr>
+              <w:cnfStyle w:val="000000000000" w:firstRow="0" w:lastRow="0" w:firstColumn="0" w:lastColumn="0" w:oddVBand="0" w:evenVBand="0" w:oddHBand="0" w:evenHBand="0" w:firstRowFirstColumn="0" w:firstRowLastColumn="0" w:lastRowFirstColumn="0" w:lastRowLastColumn="0"/>
+            </w:pPr>
+          </w:p>
+        </w:tc>
+      </w:tr>
+      <w:tr>
+        <w:trPr>
+          <w:cnfStyle w:val="000000100000" w:firstRow="0" w:lastRow="0" w:firstColumn="0" w:lastColumn="0" w:oddVBand="0" w:evenVBand="0" w:oddHBand="1" w:evenHBand="0" w:firstRowFirstColumn="0" w:firstRowLastColumn="0" w:lastRowFirstColumn="0" w:lastRowLastColumn="0"/>
+        </w:trPr>
+        <w:tc>
+          <w:tcPr>
+            <w:cnfStyle w:val="001000000000" w:firstRow="0" w:lastRow="0" w:firstColumn="1" w:lastColumn="0" w:oddVBand="0" w:evenVBand="0" w:oddHBand="0" w:evenHBand="0" w:firstRowFirstColumn="0" w:firstRowLastColumn="0" w:lastRowFirstColumn="0" w:lastRowLastColumn="0"/>
+            <w:tcW w:w="3005" w:type="dxa"/>
+          </w:tcPr>
+          <w:p/>
+        </w:tc>
+        <w:tc>
+          <w:tcPr>
+            <w:tcW w:w="3936" w:type="dxa"/>
+          </w:tcPr>
+          <w:p>
+            <w:pPr>
+              <w:cnfStyle w:val="000000100000" w:firstRow="0" w:lastRow="0" w:firstColumn="0" w:lastColumn="0" w:oddVBand="0" w:evenVBand="0" w:oddHBand="1" w:evenHBand="0" w:firstRowFirstColumn="0" w:firstRowLastColumn="0" w:lastRowFirstColumn="0" w:lastRowLastColumn="0"/>
+            </w:pPr>
+          </w:p>
+        </w:tc>
+        <w:tc>
+          <w:tcPr>
+            <w:tcW w:w="2835" w:type="dxa"/>
+          </w:tcPr>
+          <w:p>
+            <w:pPr>
+              <w:cnfStyle w:val="000000100000" w:firstRow="0" w:lastRow="0" w:firstColumn="0" w:lastColumn="0" w:oddVBand="0" w:evenVBand="0" w:oddHBand="1" w:evenHBand="0" w:firstRowFirstColumn="0" w:firstRowLastColumn="0" w:lastRowFirstColumn="0" w:lastRowLastColumn="0"/>
+            </w:pPr>
+          </w:p>
+        </w:tc>
+      </w:tr>
+    </w:tbl>
+    <w:p>
+      <w:pPr>
+        <w:spacing w:before="360" w:after="120"/>
+        <w:rPr>
+          <w:b/>
+          <w:bCs/>
+          <w:u w:val="single"/>
+        </w:rPr>
+      </w:pPr>
+      <w:r>
+        <w:rPr>
+          <w:b/>
+          <w:bCs/>
+          <w:u w:val="single"/>
+        </w:rPr>
+        <w:t>Departments</w:t>
+      </w:r>
+    </w:p>
+    <w:tbl>
+      <w:tblPr>
+        <w:tblStyle w:val="GridTable4-Accent6"/>
+        <w:tblW w:w="0" w:type="auto"/>
+        <w:tblLook w:val="04A0" w:firstRow="1" w:lastRow="0" w:firstColumn="1" w:lastColumn="0" w:noHBand="0" w:noVBand="1"/>
+      </w:tblPr>
+      <w:tblGrid>
+        <w:gridCol w:w="3005"/>
+        <w:gridCol w:w="3005"/>
+        <w:gridCol w:w="3006"/>
+      </w:tblGrid>
+      <w:tr>
+        <w:trPr>
+          <w:cnfStyle w:val="100000000000" w:firstRow="1" w:lastRow="0" w:firstColumn="0" w:lastColumn="0" w:oddVBand="0" w:evenVBand="0" w:oddHBand="0" w:evenHBand="0" w:firstRowFirstColumn="0" w:firstRowLastColumn="0" w:lastRowFirstColumn="0" w:lastRowLastColumn="0"/>
+        </w:trPr>
+        <w:tc>
+          <w:tcPr>
+            <w:cnfStyle w:val="001000000000" w:firstRow="0" w:lastRow="0" w:firstColumn="1" w:lastColumn="0" w:oddVBand="0" w:evenVBand="0" w:oddHBand="0" w:evenHBand="0" w:firstRowFirstColumn="0" w:firstRowLastColumn="0" w:lastRowFirstColumn="0" w:lastRowLastColumn="0"/>
+            <w:tcW w:w="3005" w:type="dxa"/>
+          </w:tcPr>
+          <w:p>
+            <w:r>
+              <w:t>Network ID</w:t>
+            </w:r>
+          </w:p>
+        </w:tc>
+        <w:tc>
+          <w:tcPr>
+            <w:tcW w:w="3005" w:type="dxa"/>
+          </w:tcPr>
+          <w:p>
+            <w:pPr>
+              <w:cnfStyle w:val="100000000000" w:firstRow="1" w:lastRow="0" w:firstColumn="0" w:lastColumn="0" w:oddVBand="0" w:evenVBand="0" w:oddHBand="0" w:evenHBand="0" w:firstRowFirstColumn="0" w:firstRowLastColumn="0" w:lastRowFirstColumn="0" w:lastRowLastColumn="0"/>
+            </w:pPr>
+            <w:r>
+              <w:t>Usable Addresses</w:t>
+            </w:r>
+          </w:p>
+        </w:tc>
+        <w:tc>
+          <w:tcPr>
+            <w:tcW w:w="3006" w:type="dxa"/>
+          </w:tcPr>
+          <w:p>
+            <w:pPr>
+              <w:cnfStyle w:val="100000000000" w:firstRow="1" w:lastRow="0" w:firstColumn="0" w:lastColumn="0" w:oddVBand="0" w:evenVBand="0" w:oddHBand="0" w:evenHBand="0" w:firstRowFirstColumn="0" w:firstRowLastColumn="0" w:lastRowFirstColumn="0" w:lastRowLastColumn="0"/>
+            </w:pPr>
+            <w:r>
+              <w:t>Departments</w:t>
+            </w:r>
+          </w:p>
+        </w:tc>
+      </w:tr>
+      <w:tr>
+        <w:trPr>
+          <w:cnfStyle w:val="000000100000" w:firstRow="0" w:lastRow="0" w:firstColumn="0" w:lastColumn="0" w:oddVBand="0" w:evenVBand="0" w:oddHBand="1" w:evenHBand="0" w:firstRowFirstColumn="0" w:firstRowLastColumn="0" w:lastRowFirstColumn="0" w:lastRowLastColumn="0"/>
+        </w:trPr>
+        <w:tc>
+          <w:tcPr>
+            <w:cnfStyle w:val="001000000000" w:firstRow="0" w:lastRow="0" w:firstColumn="1" w:lastColumn="0" w:oddVBand="0" w:evenVBand="0" w:oddHBand="0" w:evenHBand="0" w:firstRowFirstColumn="0" w:firstRowLastColumn="0" w:lastRowFirstColumn="0" w:lastRowLastColumn="0"/>
+            <w:tcW w:w="3005" w:type="dxa"/>
+          </w:tcPr>
+          <w:p/>
+        </w:tc>
+        <w:tc>
+          <w:tcPr>
+            <w:tcW w:w="3005" w:type="dxa"/>
+          </w:tcPr>
+          <w:p>
+            <w:pPr>
+              <w:cnfStyle w:val="000000100000" w:firstRow="0" w:lastRow="0" w:firstColumn="0" w:lastColumn="0" w:oddVBand="0" w:evenVBand="0" w:oddHBand="1" w:evenHBand="0" w:firstRowFirstColumn="0" w:firstRowLastColumn="0" w:lastRowFirstColumn="0" w:lastRowLastColumn="0"/>
+            </w:pPr>
+          </w:p>
+        </w:tc>
+        <w:tc>
+          <w:tcPr>
+            <w:tcW w:w="3006" w:type="dxa"/>
+          </w:tcPr>
+          <w:p>
+            <w:pPr>
+              <w:cnfStyle w:val="000000100000" w:firstRow="0" w:lastRow="0" w:firstColumn="0" w:lastColumn="0" w:oddVBand="0" w:evenVBand="0" w:oddHBand="1" w:evenHBand="0" w:firstRowFirstColumn="0" w:firstRowLastColumn="0" w:lastRowFirstColumn="0" w:lastRowLastColumn="0"/>
+            </w:pPr>
+          </w:p>
+        </w:tc>
+      </w:tr>
+      <w:tr>
+        <w:tc>
+          <w:tcPr>
+            <w:cnfStyle w:val="001000000000" w:firstRow="0" w:lastRow="0" w:firstColumn="1" w:lastColumn="0" w:oddVBand="0" w:evenVBand="0" w:oddHBand="0" w:evenHBand="0" w:firstRowFirstColumn="0" w:firstRowLastColumn="0" w:lastRowFirstColumn="0" w:lastRowLastColumn="0"/>
+            <w:tcW w:w="3005" w:type="dxa"/>
+          </w:tcPr>
+          <w:p/>
+        </w:tc>
+        <w:tc>
+          <w:tcPr>
+            <w:tcW w:w="3005" w:type="dxa"/>
+          </w:tcPr>
+          <w:p>
+            <w:pPr>
+              <w:cnfStyle w:val="000000000000" w:firstRow="0" w:lastRow="0" w:firstColumn="0" w:lastColumn="0" w:oddVBand="0" w:evenVBand="0" w:oddHBand="0" w:evenHBand="0" w:firstRowFirstColumn="0" w:firstRowLastColumn="0" w:lastRowFirstColumn="0" w:lastRowLastColumn="0"/>
+            </w:pPr>
+          </w:p>
+        </w:tc>
+        <w:tc>
+          <w:tcPr>
+            <w:tcW w:w="3006" w:type="dxa"/>
+          </w:tcPr>
+          <w:p>
+            <w:pPr>
+              <w:cnfStyle w:val="000000000000" w:firstRow="0" w:lastRow="0" w:firstColumn="0" w:lastColumn="0" w:oddVBand="0" w:evenVBand="0" w:oddHBand="0" w:evenHBand="0" w:firstRowFirstColumn="0" w:firstRowLastColumn="0" w:lastRowFirstColumn="0" w:lastRowLastColumn="0"/>
+            </w:pPr>
+          </w:p>
+        </w:tc>
+      </w:tr>
+      <w:tr>
+        <w:trPr>
+          <w:cnfStyle w:val="000000100000" w:firstRow="0" w:lastRow="0" w:firstColumn="0" w:lastColumn="0" w:oddVBand="0" w:evenVBand="0" w:oddHBand="1" w:evenHBand="0" w:firstRowFirstColumn="0" w:firstRowLastColumn="0" w:lastRowFirstColumn="0" w:lastRowLastColumn="0"/>
+        </w:trPr>
+        <w:tc>
+          <w:tcPr>
+            <w:cnfStyle w:val="001000000000" w:firstRow="0" w:lastRow="0" w:firstColumn="1" w:lastColumn="0" w:oddVBand="0" w:evenVBand="0" w:oddHBand="0" w:evenHBand="0" w:firstRowFirstColumn="0" w:firstRowLastColumn="0" w:lastRowFirstColumn="0" w:lastRowLastColumn="0"/>
+            <w:tcW w:w="3005" w:type="dxa"/>
+          </w:tcPr>
+          <w:p/>
+        </w:tc>
+        <w:tc>
+          <w:tcPr>
+            <w:tcW w:w="3005" w:type="dxa"/>
+          </w:tcPr>
+          <w:p>
+            <w:pPr>
+              <w:cnfStyle w:val="000000100000" w:firstRow="0" w:lastRow="0" w:firstColumn="0" w:lastColumn="0" w:oddVBand="0" w:evenVBand="0" w:oddHBand="1" w:evenHBand="0" w:firstRowFirstColumn="0" w:firstRowLastColumn="0" w:lastRowFirstColumn="0" w:lastRowLastColumn="0"/>
+            </w:pPr>
+          </w:p>
+        </w:tc>
+        <w:tc>
+          <w:tcPr>
+            <w:tcW w:w="3006" w:type="dxa"/>
+          </w:tcPr>
+          <w:p>
+            <w:pPr>
+              <w:cnfStyle w:val="000000100000" w:firstRow="0" w:lastRow="0" w:firstColumn="0" w:lastColumn="0" w:oddVBand="0" w:evenVBand="0" w:oddHBand="1" w:evenHBand="0" w:firstRowFirstColumn="0" w:firstRowLastColumn="0" w:lastRowFirstColumn="0" w:lastRowLastColumn="0"/>
+            </w:pPr>
+          </w:p>
+        </w:tc>
+      </w:tr>
+      <w:tr>
+        <w:tc>
+          <w:tcPr>
+            <w:cnfStyle w:val="001000000000" w:firstRow="0" w:lastRow="0" w:firstColumn="1" w:lastColumn="0" w:oddVBand="0" w:evenVBand="0" w:oddHBand="0" w:evenHBand="0" w:firstRowFirstColumn="0" w:firstRowLastColumn="0" w:lastRowFirstColumn="0" w:lastRowLastColumn="0"/>
+            <w:tcW w:w="3005" w:type="dxa"/>
+          </w:tcPr>
+          <w:p/>
+        </w:tc>
+        <w:tc>
+          <w:tcPr>
+            <w:tcW w:w="3005" w:type="dxa"/>
+          </w:tcPr>
+          <w:p>
+            <w:pPr>
+              <w:cnfStyle w:val="000000000000" w:firstRow="0" w:lastRow="0" w:firstColumn="0" w:lastColumn="0" w:oddVBand="0" w:evenVBand="0" w:oddHBand="0" w:evenHBand="0" w:firstRowFirstColumn="0" w:firstRowLastColumn="0" w:lastRowFirstColumn="0" w:lastRowLastColumn="0"/>
+            </w:pPr>
+          </w:p>
+        </w:tc>
+        <w:tc>
+          <w:tcPr>
+            <w:tcW w:w="3006" w:type="dxa"/>
+          </w:tcPr>
+          <w:p>
+            <w:pPr>
+              <w:cnfStyle w:val="000000000000" w:firstRow="0" w:lastRow="0" w:firstColumn="0" w:lastColumn="0" w:oddVBand="0" w:evenVBand="0" w:oddHBand="0" w:evenHBand="0" w:firstRowFirstColumn="0" w:firstRowLastColumn="0" w:lastRowFirstColumn="0" w:lastRowLastColumn="0"/>
+            </w:pPr>
+          </w:p>
+        </w:tc>
+      </w:tr>
+    </w:tbl>
+    <w:p/>
     <w:sectPr>
       <w:pgSz w:w="11906" w:h="16838"/>
       <w:pgMar w:top="1440" w:right="1440" w:bottom="1440" w:left="1440" w:header="708" w:footer="708" w:gutter="0"/>
@@ -1178,6 +1664,7 @@
   <w:style w:type="character" w:default="1" w:styleId="DefaultParagraphFont">
     <w:name w:val="Default Paragraph Font"/>
     <w:uiPriority w:val="1"/>
+    <w:semiHidden/>
     <w:unhideWhenUsed/>
   </w:style>
   <w:style w:type="table" w:default="1" w:styleId="TableNormal">
@@ -1583,6 +2070,158 @@
       <w:tblPr/>
       <w:tcPr>
         <w:shd w:val="clear" w:color="auto" w:fill="FBE4D5" w:themeFill="accent2" w:themeFillTint="33"/>
+      </w:tcPr>
+    </w:tblStylePr>
+  </w:style>
+  <w:style w:type="table" w:styleId="GridTable4-Accent1">
+    <w:name w:val="Grid Table 4 Accent 1"/>
+    <w:basedOn w:val="TableNormal"/>
+    <w:uiPriority w:val="49"/>
+    <w:rsid w:val="00DB610A"/>
+    <w:pPr>
+      <w:spacing w:after="0" w:line="240" w:lineRule="auto"/>
+    </w:pPr>
+    <w:tblPr>
+      <w:tblStyleRowBandSize w:val="1"/>
+      <w:tblStyleColBandSize w:val="1"/>
+      <w:tblBorders>
+        <w:top w:val="single" w:sz="4" w:space="0" w:color="8EAADB" w:themeColor="accent1" w:themeTint="99"/>
+        <w:left w:val="single" w:sz="4" w:space="0" w:color="8EAADB" w:themeColor="accent1" w:themeTint="99"/>
+        <w:bottom w:val="single" w:sz="4" w:space="0" w:color="8EAADB" w:themeColor="accent1" w:themeTint="99"/>
+        <w:right w:val="single" w:sz="4" w:space="0" w:color="8EAADB" w:themeColor="accent1" w:themeTint="99"/>
+        <w:insideH w:val="single" w:sz="4" w:space="0" w:color="8EAADB" w:themeColor="accent1" w:themeTint="99"/>
+        <w:insideV w:val="single" w:sz="4" w:space="0" w:color="8EAADB" w:themeColor="accent1" w:themeTint="99"/>
+      </w:tblBorders>
+    </w:tblPr>
+    <w:tblStylePr w:type="firstRow">
+      <w:rPr>
+        <w:b/>
+        <w:bCs/>
+        <w:color w:val="FFFFFF" w:themeColor="background1"/>
+      </w:rPr>
+      <w:tblPr/>
+      <w:tcPr>
+        <w:tcBorders>
+          <w:top w:val="single" w:sz="4" w:space="0" w:color="4472C4" w:themeColor="accent1"/>
+          <w:left w:val="single" w:sz="4" w:space="0" w:color="4472C4" w:themeColor="accent1"/>
+          <w:bottom w:val="single" w:sz="4" w:space="0" w:color="4472C4" w:themeColor="accent1"/>
+          <w:right w:val="single" w:sz="4" w:space="0" w:color="4472C4" w:themeColor="accent1"/>
+          <w:insideH w:val="nil"/>
+          <w:insideV w:val="nil"/>
+        </w:tcBorders>
+        <w:shd w:val="clear" w:color="auto" w:fill="4472C4" w:themeFill="accent1"/>
+      </w:tcPr>
+    </w:tblStylePr>
+    <w:tblStylePr w:type="lastRow">
+      <w:rPr>
+        <w:b/>
+        <w:bCs/>
+      </w:rPr>
+      <w:tblPr/>
+      <w:tcPr>
+        <w:tcBorders>
+          <w:top w:val="double" w:sz="4" w:space="0" w:color="4472C4" w:themeColor="accent1"/>
+        </w:tcBorders>
+      </w:tcPr>
+    </w:tblStylePr>
+    <w:tblStylePr w:type="firstCol">
+      <w:rPr>
+        <w:b/>
+        <w:bCs/>
+      </w:rPr>
+    </w:tblStylePr>
+    <w:tblStylePr w:type="lastCol">
+      <w:rPr>
+        <w:b/>
+        <w:bCs/>
+      </w:rPr>
+    </w:tblStylePr>
+    <w:tblStylePr w:type="band1Vert">
+      <w:tblPr/>
+      <w:tcPr>
+        <w:shd w:val="clear" w:color="auto" w:fill="D9E2F3" w:themeFill="accent1" w:themeFillTint="33"/>
+      </w:tcPr>
+    </w:tblStylePr>
+    <w:tblStylePr w:type="band1Horz">
+      <w:tblPr/>
+      <w:tcPr>
+        <w:shd w:val="clear" w:color="auto" w:fill="D9E2F3" w:themeFill="accent1" w:themeFillTint="33"/>
+      </w:tcPr>
+    </w:tblStylePr>
+  </w:style>
+  <w:style w:type="table" w:styleId="GridTable4-Accent6">
+    <w:name w:val="Grid Table 4 Accent 6"/>
+    <w:basedOn w:val="TableNormal"/>
+    <w:uiPriority w:val="49"/>
+    <w:rsid w:val="00DB610A"/>
+    <w:pPr>
+      <w:spacing w:after="0" w:line="240" w:lineRule="auto"/>
+    </w:pPr>
+    <w:tblPr>
+      <w:tblStyleRowBandSize w:val="1"/>
+      <w:tblStyleColBandSize w:val="1"/>
+      <w:tblBorders>
+        <w:top w:val="single" w:sz="4" w:space="0" w:color="A8D08D" w:themeColor="accent6" w:themeTint="99"/>
+        <w:left w:val="single" w:sz="4" w:space="0" w:color="A8D08D" w:themeColor="accent6" w:themeTint="99"/>
+        <w:bottom w:val="single" w:sz="4" w:space="0" w:color="A8D08D" w:themeColor="accent6" w:themeTint="99"/>
+        <w:right w:val="single" w:sz="4" w:space="0" w:color="A8D08D" w:themeColor="accent6" w:themeTint="99"/>
+        <w:insideH w:val="single" w:sz="4" w:space="0" w:color="A8D08D" w:themeColor="accent6" w:themeTint="99"/>
+        <w:insideV w:val="single" w:sz="4" w:space="0" w:color="A8D08D" w:themeColor="accent6" w:themeTint="99"/>
+      </w:tblBorders>
+    </w:tblPr>
+    <w:tblStylePr w:type="firstRow">
+      <w:rPr>
+        <w:b/>
+        <w:bCs/>
+        <w:color w:val="FFFFFF" w:themeColor="background1"/>
+      </w:rPr>
+      <w:tblPr/>
+      <w:tcPr>
+        <w:tcBorders>
+          <w:top w:val="single" w:sz="4" w:space="0" w:color="70AD47" w:themeColor="accent6"/>
+          <w:left w:val="single" w:sz="4" w:space="0" w:color="70AD47" w:themeColor="accent6"/>
+          <w:bottom w:val="single" w:sz="4" w:space="0" w:color="70AD47" w:themeColor="accent6"/>
+          <w:right w:val="single" w:sz="4" w:space="0" w:color="70AD47" w:themeColor="accent6"/>
+          <w:insideH w:val="nil"/>
+          <w:insideV w:val="nil"/>
+        </w:tcBorders>
+        <w:shd w:val="clear" w:color="auto" w:fill="70AD47" w:themeFill="accent6"/>
+      </w:tcPr>
+    </w:tblStylePr>
+    <w:tblStylePr w:type="lastRow">
+      <w:rPr>
+        <w:b/>
+        <w:bCs/>
+      </w:rPr>
+      <w:tblPr/>
+      <w:tcPr>
+        <w:tcBorders>
+          <w:top w:val="double" w:sz="4" w:space="0" w:color="70AD47" w:themeColor="accent6"/>
+        </w:tcBorders>
+      </w:tcPr>
+    </w:tblStylePr>
+    <w:tblStylePr w:type="firstCol">
+      <w:rPr>
+        <w:b/>
+        <w:bCs/>
+      </w:rPr>
+    </w:tblStylePr>
+    <w:tblStylePr w:type="lastCol">
+      <w:rPr>
+        <w:b/>
+        <w:bCs/>
+      </w:rPr>
+    </w:tblStylePr>
+    <w:tblStylePr w:type="band1Vert">
+      <w:tblPr/>
+      <w:tcPr>
+        <w:shd w:val="clear" w:color="auto" w:fill="E2EFD9" w:themeFill="accent6" w:themeFillTint="33"/>
+      </w:tcPr>
+    </w:tblStylePr>
+    <w:tblStylePr w:type="band1Horz">
+      <w:tblPr/>
+      <w:tcPr>
+        <w:shd w:val="clear" w:color="auto" w:fill="E2EFD9" w:themeFill="accent6" w:themeFillTint="33"/>
       </w:tcPr>
     </w:tblStylePr>
   </w:style>

--- a/Phase 1/Subnetting.docx
+++ b/Phase 1/Subnetting.docx
@@ -10,8 +10,8 @@
         <w:rPr>
           <w:b/>
           <w:bCs/>
-          <w:sz w:val="40"/>
-          <w:szCs w:val="40"/>
+          <w:sz w:val="44"/>
+          <w:szCs w:val="44"/>
           <w:u w:val="single"/>
         </w:rPr>
       </w:pPr>
@@ -19,8 +19,8 @@
         <w:rPr>
           <w:b/>
           <w:bCs/>
-          <w:sz w:val="40"/>
-          <w:szCs w:val="40"/>
+          <w:sz w:val="44"/>
+          <w:szCs w:val="44"/>
           <w:u w:val="single"/>
         </w:rPr>
         <w:t>Subnetting for the Campus Network</w:t>
@@ -33,14 +33,34 @@
           <w:ilvl w:val="0"/>
           <w:numId w:val="1"/>
         </w:numPr>
-      </w:pPr>
-      <w:r>
+        <w:rPr>
+          <w:rFonts w:ascii="Arial" w:hAnsi="Arial" w:cs="Arial"/>
+          <w:sz w:val="24"/>
+          <w:szCs w:val="24"/>
+        </w:rPr>
+      </w:pPr>
+      <w:r>
+        <w:rPr>
+          <w:rFonts w:ascii="Arial" w:hAnsi="Arial" w:cs="Arial"/>
+          <w:sz w:val="24"/>
+          <w:szCs w:val="24"/>
+        </w:rPr>
         <w:t>IP Address: 172.16.</w:t>
       </w:r>
       <w:r>
+        <w:rPr>
+          <w:rFonts w:ascii="Arial" w:hAnsi="Arial" w:cs="Arial"/>
+          <w:sz w:val="24"/>
+          <w:szCs w:val="24"/>
+        </w:rPr>
         <w:t>0.0/16</w:t>
       </w:r>
       <w:r>
+        <w:rPr>
+          <w:rFonts w:ascii="Arial" w:hAnsi="Arial" w:cs="Arial"/>
+          <w:sz w:val="24"/>
+          <w:szCs w:val="24"/>
+        </w:rPr>
         <w:t xml:space="preserve"> = 255.255.0.0 </w:t>
       </w:r>
     </w:p>
@@ -51,21 +71,19 @@
           <w:ilvl w:val="0"/>
           <w:numId w:val="1"/>
         </w:numPr>
-      </w:pPr>
-      <w:r>
-        <w:t>In Binary: 11111111.</w:t>
-      </w:r>
-      <w:r>
-        <w:t xml:space="preserve"> </w:t>
-      </w:r>
-      <w:r>
-        <w:t>11111111.00000000.</w:t>
-      </w:r>
-      <w:r>
-        <w:t xml:space="preserve"> </w:t>
-      </w:r>
-      <w:r>
-        <w:t>00000000</w:t>
+        <w:rPr>
+          <w:rFonts w:ascii="Arial" w:hAnsi="Arial" w:cs="Arial"/>
+          <w:sz w:val="24"/>
+          <w:szCs w:val="24"/>
+        </w:rPr>
+      </w:pPr>
+      <w:r>
+        <w:rPr>
+          <w:rFonts w:ascii="Arial" w:hAnsi="Arial" w:cs="Arial"/>
+          <w:sz w:val="24"/>
+          <w:szCs w:val="24"/>
+        </w:rPr>
+        <w:t>In Binary: 11111111. 11111111.00000000. 00000000</w:t>
       </w:r>
     </w:p>
     <w:p>
@@ -75,11 +93,42 @@
           <w:ilvl w:val="0"/>
           <w:numId w:val="1"/>
         </w:numPr>
-      </w:pPr>
-      <w:r>
-        <w:t>8 – 10 departments are expected (8 – 10 subnets)</w:t>
-      </w:r>
-      <w:r>
+        <w:rPr>
+          <w:rFonts w:ascii="Arial" w:hAnsi="Arial" w:cs="Arial"/>
+          <w:sz w:val="24"/>
+          <w:szCs w:val="24"/>
+        </w:rPr>
+      </w:pPr>
+      <w:r>
+        <w:rPr>
+          <w:rFonts w:ascii="Arial" w:hAnsi="Arial" w:cs="Arial"/>
+          <w:sz w:val="24"/>
+          <w:szCs w:val="24"/>
+        </w:rPr>
+        <w:t xml:space="preserve">8 – 10 departments are expected (8 </w:t>
+      </w:r>
+      <w:r>
+        <w:rPr>
+          <w:rFonts w:ascii="Arial" w:hAnsi="Arial" w:cs="Arial"/>
+          <w:sz w:val="24"/>
+          <w:szCs w:val="24"/>
+        </w:rPr>
+        <w:t>-</w:t>
+      </w:r>
+      <w:r>
+        <w:rPr>
+          <w:rFonts w:ascii="Arial" w:hAnsi="Arial" w:cs="Arial"/>
+          <w:sz w:val="24"/>
+          <w:szCs w:val="24"/>
+        </w:rPr>
+        <w:t xml:space="preserve"> 10 subnets)</w:t>
+      </w:r>
+      <w:r>
+        <w:rPr>
+          <w:rFonts w:ascii="Arial" w:hAnsi="Arial" w:cs="Arial"/>
+          <w:sz w:val="24"/>
+          <w:szCs w:val="24"/>
+        </w:rPr>
         <w:t xml:space="preserve"> </w:t>
       </w:r>
     </w:p>
@@ -90,94 +139,283 @@
           <w:ilvl w:val="0"/>
           <w:numId w:val="1"/>
         </w:numPr>
-      </w:pPr>
-      <w:r>
+        <w:rPr>
+          <w:rFonts w:ascii="Arial" w:hAnsi="Arial" w:cs="Arial"/>
+          <w:sz w:val="24"/>
+          <w:szCs w:val="24"/>
+        </w:rPr>
+      </w:pPr>
+      <w:r>
+        <w:rPr>
+          <w:rFonts w:ascii="Arial" w:hAnsi="Arial" w:cs="Arial"/>
+          <w:sz w:val="24"/>
+          <w:szCs w:val="24"/>
+        </w:rPr>
         <w:t>Students’ devices (BYOD, Computer Labs, IoTs, etc.)</w:t>
-      </w:r>
-    </w:p>
-    <w:p/>
-    <w:p>
-      <w:r>
-        <w:t>I</w:t>
-      </w:r>
-      <w:r>
-        <w:t xml:space="preserve"> will begin</w:t>
-      </w:r>
-      <w:r>
-        <w:t xml:space="preserve"> by creating </w:t>
-      </w:r>
-      <w:r>
-        <w:t>two</w:t>
-      </w:r>
-      <w:r>
-        <w:t xml:space="preserve"> subnets of &gt;=30000 usable IP hosts. One subnet will be for students and the other one I will use </w:t>
-      </w:r>
-      <w:r>
-        <w:t xml:space="preserve">it for departments. Virtual Length VLSM will </w:t>
-      </w:r>
-      <w:proofErr w:type="gramStart"/>
-      <w:r>
-        <w:t>applied</w:t>
-      </w:r>
-      <w:proofErr w:type="gramEnd"/>
-      <w:r>
-        <w:t xml:space="preserve"> </w:t>
       </w:r>
     </w:p>
     <w:p>
       <w:pPr>
-        <w:spacing w:after="0"/>
-      </w:pPr>
+        <w:rPr>
+          <w:rFonts w:ascii="Arial" w:hAnsi="Arial" w:cs="Arial"/>
+          <w:sz w:val="24"/>
+          <w:szCs w:val="24"/>
+        </w:rPr>
+      </w:pPr>
+      <w:r>
+        <w:rPr>
+          <w:rFonts w:ascii="Arial" w:hAnsi="Arial" w:cs="Arial"/>
+          <w:sz w:val="24"/>
+          <w:szCs w:val="24"/>
+        </w:rPr>
+        <w:t>I</w:t>
+      </w:r>
+      <w:r>
+        <w:rPr>
+          <w:rFonts w:ascii="Arial" w:hAnsi="Arial" w:cs="Arial"/>
+          <w:sz w:val="24"/>
+          <w:szCs w:val="24"/>
+        </w:rPr>
+        <w:t xml:space="preserve"> will begin</w:t>
+      </w:r>
+      <w:r>
+        <w:rPr>
+          <w:rFonts w:ascii="Arial" w:hAnsi="Arial" w:cs="Arial"/>
+          <w:sz w:val="24"/>
+          <w:szCs w:val="24"/>
+        </w:rPr>
+        <w:t xml:space="preserve"> by creating </w:t>
+      </w:r>
+      <w:r>
+        <w:rPr>
+          <w:rFonts w:ascii="Arial" w:hAnsi="Arial" w:cs="Arial"/>
+          <w:sz w:val="24"/>
+          <w:szCs w:val="24"/>
+        </w:rPr>
+        <w:t>two</w:t>
+      </w:r>
+      <w:r>
+        <w:rPr>
+          <w:rFonts w:ascii="Arial" w:hAnsi="Arial" w:cs="Arial"/>
+          <w:sz w:val="24"/>
+          <w:szCs w:val="24"/>
+        </w:rPr>
+        <w:t xml:space="preserve"> subnets of &gt;=30000 usable IP hosts. One subnet will be for students and the other one I will use </w:t>
+      </w:r>
+      <w:r>
+        <w:rPr>
+          <w:rFonts w:ascii="Arial" w:hAnsi="Arial" w:cs="Arial"/>
+          <w:sz w:val="24"/>
+          <w:szCs w:val="24"/>
+        </w:rPr>
+        <w:t>it for departments.</w:t>
+      </w:r>
+      <w:r>
+        <w:rPr>
+          <w:rFonts w:ascii="Arial" w:hAnsi="Arial" w:cs="Arial"/>
+          <w:sz w:val="24"/>
+          <w:szCs w:val="24"/>
+        </w:rPr>
+        <w:t xml:space="preserve"> I will then us</w:t>
+      </w:r>
+      <w:r>
+        <w:rPr>
+          <w:rFonts w:ascii="Arial" w:hAnsi="Arial" w:cs="Arial"/>
+          <w:sz w:val="24"/>
+          <w:szCs w:val="24"/>
+        </w:rPr>
+        <w:t>e</w:t>
+      </w:r>
+      <w:r>
+        <w:rPr>
+          <w:rFonts w:ascii="Arial" w:hAnsi="Arial" w:cs="Arial"/>
+          <w:sz w:val="24"/>
+          <w:szCs w:val="24"/>
+        </w:rPr>
+        <w:t xml:space="preserve"> </w:t>
+      </w:r>
+      <w:r>
+        <w:rPr>
+          <w:rFonts w:ascii="Arial" w:hAnsi="Arial" w:cs="Arial"/>
+          <w:b/>
+          <w:bCs/>
+          <w:sz w:val="24"/>
+          <w:szCs w:val="24"/>
+        </w:rPr>
+        <w:t>Virtual Length</w:t>
+      </w:r>
+      <w:r>
+        <w:rPr>
+          <w:rFonts w:ascii="Arial" w:hAnsi="Arial" w:cs="Arial"/>
+          <w:b/>
+          <w:bCs/>
+          <w:sz w:val="24"/>
+          <w:szCs w:val="24"/>
+        </w:rPr>
+        <w:t xml:space="preserve"> Subnet Mask</w:t>
+      </w:r>
+      <w:r>
+        <w:rPr>
+          <w:rFonts w:ascii="Arial" w:hAnsi="Arial" w:cs="Arial"/>
+          <w:b/>
+          <w:bCs/>
+          <w:sz w:val="24"/>
+          <w:szCs w:val="24"/>
+        </w:rPr>
+        <w:t xml:space="preserve"> </w:t>
+      </w:r>
+      <w:r>
+        <w:rPr>
+          <w:rFonts w:ascii="Arial" w:hAnsi="Arial" w:cs="Arial"/>
+          <w:b/>
+          <w:bCs/>
+          <w:sz w:val="24"/>
+          <w:szCs w:val="24"/>
+        </w:rPr>
+        <w:t>(</w:t>
+      </w:r>
+      <w:r>
+        <w:rPr>
+          <w:rFonts w:ascii="Arial" w:hAnsi="Arial" w:cs="Arial"/>
+          <w:b/>
+          <w:bCs/>
+          <w:sz w:val="24"/>
+          <w:szCs w:val="24"/>
+        </w:rPr>
+        <w:t>VLSM</w:t>
+      </w:r>
+      <w:r>
+        <w:rPr>
+          <w:rFonts w:ascii="Arial" w:hAnsi="Arial" w:cs="Arial"/>
+          <w:b/>
+          <w:bCs/>
+          <w:sz w:val="24"/>
+          <w:szCs w:val="24"/>
+        </w:rPr>
+        <w:t>)</w:t>
+      </w:r>
+      <w:r>
+        <w:rPr>
+          <w:rFonts w:ascii="Arial" w:hAnsi="Arial" w:cs="Arial"/>
+          <w:sz w:val="24"/>
+          <w:szCs w:val="24"/>
+        </w:rPr>
+        <w:t xml:space="preserve"> to further subdivide the subnets.</w:t>
+      </w:r>
     </w:p>
     <w:p>
       <w:pPr>
         <w:spacing w:after="0"/>
-      </w:pPr>
-      <w:r>
-        <w:t>Number of subnets: 2</w:t>
-      </w:r>
-      <w:r>
-        <w:rPr>
-          <w:vertAlign w:val="superscript"/>
-        </w:rPr>
-        <w:t>n</w:t>
-      </w:r>
-      <w:r>
-        <w:t xml:space="preserve"> = 2</w:t>
-      </w:r>
+        <w:rPr>
+          <w:rFonts w:ascii="Arial" w:hAnsi="Arial" w:cs="Arial"/>
+          <w:sz w:val="24"/>
+          <w:szCs w:val="24"/>
+        </w:rPr>
+      </w:pPr>
     </w:p>
     <w:p>
       <w:pPr>
         <w:spacing w:after="0"/>
-      </w:pPr>
-      <w:r>
+        <w:rPr>
+          <w:rFonts w:ascii="Arial" w:hAnsi="Arial" w:cs="Arial"/>
+          <w:sz w:val="24"/>
+          <w:szCs w:val="24"/>
+        </w:rPr>
+      </w:pPr>
+      <w:r>
+        <w:rPr>
+          <w:rFonts w:ascii="Arial" w:hAnsi="Arial" w:cs="Arial"/>
+          <w:sz w:val="24"/>
+          <w:szCs w:val="24"/>
+        </w:rPr>
+        <w:t>Number of subnets: 2</w:t>
+      </w:r>
+      <w:r>
+        <w:rPr>
+          <w:rFonts w:ascii="Arial" w:hAnsi="Arial" w:cs="Arial"/>
+          <w:sz w:val="24"/>
+          <w:szCs w:val="24"/>
+          <w:vertAlign w:val="superscript"/>
+        </w:rPr>
+        <w:t>n</w:t>
+      </w:r>
+      <w:r>
+        <w:rPr>
+          <w:rFonts w:ascii="Arial" w:hAnsi="Arial" w:cs="Arial"/>
+          <w:sz w:val="24"/>
+          <w:szCs w:val="24"/>
+        </w:rPr>
+        <w:t xml:space="preserve"> = 2</w:t>
+      </w:r>
+    </w:p>
+    <w:p>
+      <w:pPr>
+        <w:spacing w:after="0"/>
+        <w:rPr>
+          <w:rFonts w:ascii="Arial" w:hAnsi="Arial" w:cs="Arial"/>
+          <w:sz w:val="24"/>
+          <w:szCs w:val="24"/>
+        </w:rPr>
+      </w:pPr>
+      <w:r>
+        <w:rPr>
+          <w:rFonts w:ascii="Arial" w:hAnsi="Arial" w:cs="Arial"/>
+          <w:sz w:val="24"/>
+          <w:szCs w:val="24"/>
+        </w:rPr>
         <w:tab/>
       </w:r>
       <w:r>
+        <w:rPr>
+          <w:rFonts w:ascii="Arial" w:hAnsi="Arial" w:cs="Arial"/>
+          <w:sz w:val="24"/>
+          <w:szCs w:val="24"/>
+        </w:rPr>
         <w:tab/>
         <w:t xml:space="preserve">      : 2</w:t>
       </w:r>
       <w:r>
         <w:rPr>
+          <w:rFonts w:ascii="Arial" w:hAnsi="Arial" w:cs="Arial"/>
           <w:color w:val="EE0000"/>
+          <w:sz w:val="24"/>
+          <w:szCs w:val="24"/>
           <w:vertAlign w:val="superscript"/>
         </w:rPr>
         <w:t>1</w:t>
       </w:r>
       <w:r>
+        <w:rPr>
+          <w:rFonts w:ascii="Arial" w:hAnsi="Arial" w:cs="Arial"/>
+          <w:sz w:val="24"/>
+          <w:szCs w:val="24"/>
+        </w:rPr>
         <w:t xml:space="preserve"> = 2</w:t>
       </w:r>
     </w:p>
     <w:p>
       <w:pPr>
         <w:spacing w:after="0"/>
-      </w:pPr>
-      <w:r>
+        <w:rPr>
+          <w:rFonts w:ascii="Arial" w:hAnsi="Arial" w:cs="Arial"/>
+          <w:sz w:val="24"/>
+          <w:szCs w:val="24"/>
+        </w:rPr>
+      </w:pPr>
+      <w:r>
+        <w:rPr>
+          <w:rFonts w:ascii="Arial" w:hAnsi="Arial" w:cs="Arial"/>
+          <w:sz w:val="24"/>
+          <w:szCs w:val="24"/>
+        </w:rPr>
         <w:t xml:space="preserve">New Subnet mask: </w:t>
       </w:r>
       <w:r>
         <w:rPr>
+          <w:rFonts w:ascii="Arial" w:hAnsi="Arial" w:cs="Arial"/>
           <w:color w:val="EE0000"/>
+          <w:sz w:val="24"/>
+          <w:szCs w:val="24"/>
         </w:rPr>
         <w:t>172.16.0.0/17 = 255.255.128.0</w:t>
       </w:r>
@@ -185,78 +423,121 @@
     <w:p>
       <w:pPr>
         <w:spacing w:after="0"/>
-      </w:pPr>
-      <w:r>
-        <w:t>Binary: 11111111.</w:t>
-      </w:r>
-      <w:r>
-        <w:t xml:space="preserve"> </w:t>
-      </w:r>
-      <w:r>
-        <w:t>11111111.</w:t>
-      </w:r>
-      <w:r>
-        <w:rPr>
+        <w:rPr>
+          <w:rFonts w:ascii="Arial" w:hAnsi="Arial" w:cs="Arial"/>
+          <w:sz w:val="24"/>
+          <w:szCs w:val="24"/>
+        </w:rPr>
+      </w:pPr>
+      <w:r>
+        <w:rPr>
+          <w:rFonts w:ascii="Arial" w:hAnsi="Arial" w:cs="Arial"/>
+          <w:sz w:val="24"/>
+          <w:szCs w:val="24"/>
+        </w:rPr>
+        <w:t>Binary: 11111111. 11111111.</w:t>
+      </w:r>
+      <w:r>
+        <w:rPr>
+          <w:rFonts w:ascii="Arial" w:hAnsi="Arial" w:cs="Arial"/>
           <w:color w:val="EE0000"/>
+          <w:sz w:val="24"/>
+          <w:szCs w:val="24"/>
         </w:rPr>
         <w:t>1</w:t>
       </w:r>
       <w:r>
-        <w:t>0000000.</w:t>
-      </w:r>
-      <w:r>
-        <w:t xml:space="preserve"> </w:t>
-      </w:r>
-      <w:r>
-        <w:t>00000000</w:t>
+        <w:rPr>
+          <w:rFonts w:ascii="Arial" w:hAnsi="Arial" w:cs="Arial"/>
+          <w:sz w:val="24"/>
+          <w:szCs w:val="24"/>
+        </w:rPr>
+        <w:t>0000000. 00000000</w:t>
       </w:r>
     </w:p>
     <w:p>
       <w:pPr>
         <w:spacing w:after="0"/>
-      </w:pPr>
-      <w:r>
+        <w:rPr>
+          <w:rFonts w:ascii="Arial" w:hAnsi="Arial" w:cs="Arial"/>
+          <w:sz w:val="24"/>
+          <w:szCs w:val="24"/>
+        </w:rPr>
+      </w:pPr>
+      <w:r>
+        <w:rPr>
+          <w:rFonts w:ascii="Arial" w:hAnsi="Arial" w:cs="Arial"/>
+          <w:sz w:val="24"/>
+          <w:szCs w:val="24"/>
+        </w:rPr>
         <w:t>This gives us 2 subnets with a total of: 2</w:t>
       </w:r>
       <w:r>
         <w:rPr>
+          <w:rFonts w:ascii="Arial" w:hAnsi="Arial" w:cs="Arial"/>
           <w:color w:val="EE0000"/>
+          <w:sz w:val="24"/>
+          <w:szCs w:val="24"/>
           <w:vertAlign w:val="superscript"/>
         </w:rPr>
         <w:t>15</w:t>
       </w:r>
       <w:r>
+        <w:rPr>
+          <w:rFonts w:ascii="Arial" w:hAnsi="Arial" w:cs="Arial"/>
+          <w:sz w:val="24"/>
+          <w:szCs w:val="24"/>
+        </w:rPr>
         <w:t xml:space="preserve"> = </w:t>
       </w:r>
       <w:r>
         <w:rPr>
+          <w:rFonts w:ascii="Arial" w:hAnsi="Arial" w:cs="Arial"/>
           <w:color w:val="EE0000"/>
+          <w:sz w:val="24"/>
+          <w:szCs w:val="24"/>
         </w:rPr>
         <w:t>32768</w:t>
       </w:r>
       <w:r>
+        <w:rPr>
+          <w:rFonts w:ascii="Arial" w:hAnsi="Arial" w:cs="Arial"/>
+          <w:sz w:val="24"/>
+          <w:szCs w:val="24"/>
+        </w:rPr>
         <w:t xml:space="preserve"> IP addresses (Including Network and Broadcast Address) on each subnet</w:t>
       </w:r>
       <w:r>
+        <w:rPr>
+          <w:rFonts w:ascii="Arial" w:hAnsi="Arial" w:cs="Arial"/>
+          <w:sz w:val="24"/>
+          <w:szCs w:val="24"/>
+        </w:rPr>
         <w:t>.</w:t>
       </w:r>
     </w:p>
     <w:p>
       <w:pPr>
         <w:spacing w:after="0"/>
+        <w:rPr>
+          <w:rFonts w:ascii="Arial" w:hAnsi="Arial" w:cs="Arial"/>
+          <w:sz w:val="24"/>
+          <w:szCs w:val="24"/>
+        </w:rPr>
       </w:pPr>
     </w:p>
     <w:tbl>
       <w:tblPr>
         <w:tblStyle w:val="GridTable4-Accent2"/>
-        <w:tblW w:w="9776" w:type="dxa"/>
+        <w:tblW w:w="10491" w:type="dxa"/>
+        <w:tblInd w:w="-742" w:type="dxa"/>
         <w:tblLook w:val="04A0" w:firstRow="1" w:lastRow="0" w:firstColumn="1" w:lastColumn="0" w:noHBand="0" w:noVBand="1"/>
       </w:tblPr>
       <w:tblGrid>
-        <w:gridCol w:w="1457"/>
-        <w:gridCol w:w="3216"/>
-        <w:gridCol w:w="2268"/>
-        <w:gridCol w:w="2835"/>
+        <w:gridCol w:w="2049"/>
+        <w:gridCol w:w="3539"/>
+        <w:gridCol w:w="1885"/>
+        <w:gridCol w:w="3018"/>
       </w:tblGrid>
       <w:tr>
         <w:trPr>
@@ -266,47 +547,84 @@
         <w:tc>
           <w:tcPr>
             <w:cnfStyle w:val="001000000000" w:firstRow="0" w:lastRow="0" w:firstColumn="1" w:lastColumn="0" w:oddVBand="0" w:evenVBand="0" w:oddHBand="0" w:evenHBand="0" w:firstRowFirstColumn="0" w:firstRowLastColumn="0" w:lastRowFirstColumn="0" w:lastRowLastColumn="0"/>
-            <w:tcW w:w="1457" w:type="dxa"/>
-          </w:tcPr>
-          <w:p>
+            <w:tcW w:w="2049" w:type="dxa"/>
+          </w:tcPr>
+          <w:p>
+            <w:pPr>
+              <w:rPr>
+                <w:rFonts w:ascii="Arial" w:hAnsi="Arial" w:cs="Arial"/>
+                <w:sz w:val="24"/>
+                <w:szCs w:val="24"/>
+              </w:rPr>
+            </w:pPr>
             <w:r>
+              <w:rPr>
+                <w:rFonts w:ascii="Arial" w:hAnsi="Arial" w:cs="Arial"/>
+                <w:sz w:val="24"/>
+                <w:szCs w:val="24"/>
+              </w:rPr>
               <w:t>Network ID</w:t>
             </w:r>
           </w:p>
         </w:tc>
         <w:tc>
           <w:tcPr>
-            <w:tcW w:w="3216" w:type="dxa"/>
+            <w:tcW w:w="3539" w:type="dxa"/>
           </w:tcPr>
           <w:p>
             <w:pPr>
               <w:cnfStyle w:val="100000000000" w:firstRow="1" w:lastRow="0" w:firstColumn="0" w:lastColumn="0" w:oddVBand="0" w:evenVBand="0" w:oddHBand="0" w:evenHBand="0" w:firstRowFirstColumn="0" w:firstRowLastColumn="0" w:lastRowFirstColumn="0" w:lastRowLastColumn="0"/>
+              <w:rPr>
+                <w:rFonts w:ascii="Arial" w:hAnsi="Arial" w:cs="Arial"/>
+                <w:sz w:val="24"/>
+                <w:szCs w:val="24"/>
+              </w:rPr>
             </w:pPr>
             <w:r>
+              <w:rPr>
+                <w:rFonts w:ascii="Arial" w:hAnsi="Arial" w:cs="Arial"/>
+                <w:sz w:val="24"/>
+                <w:szCs w:val="24"/>
+              </w:rPr>
               <w:t>Usable Addresses</w:t>
             </w:r>
           </w:p>
         </w:tc>
         <w:tc>
           <w:tcPr>
-            <w:tcW w:w="2268" w:type="dxa"/>
+            <w:tcW w:w="1885" w:type="dxa"/>
           </w:tcPr>
           <w:p>
             <w:pPr>
               <w:cnfStyle w:val="100000000000" w:firstRow="1" w:lastRow="0" w:firstColumn="0" w:lastColumn="0" w:oddVBand="0" w:evenVBand="0" w:oddHBand="0" w:evenHBand="0" w:firstRowFirstColumn="0" w:firstRowLastColumn="0" w:lastRowFirstColumn="0" w:lastRowLastColumn="0"/>
+              <w:rPr>
+                <w:rFonts w:ascii="Arial" w:hAnsi="Arial" w:cs="Arial"/>
+                <w:sz w:val="24"/>
+                <w:szCs w:val="24"/>
+              </w:rPr>
             </w:pPr>
             <w:r>
+              <w:rPr>
+                <w:rFonts w:ascii="Arial" w:hAnsi="Arial" w:cs="Arial"/>
+                <w:sz w:val="24"/>
+                <w:szCs w:val="24"/>
+              </w:rPr>
               <w:t>Broadcast Address</w:t>
             </w:r>
           </w:p>
         </w:tc>
         <w:tc>
           <w:tcPr>
-            <w:tcW w:w="2835" w:type="dxa"/>
+            <w:tcW w:w="3018" w:type="dxa"/>
           </w:tcPr>
           <w:p>
             <w:pPr>
               <w:cnfStyle w:val="100000000000" w:firstRow="1" w:lastRow="0" w:firstColumn="0" w:lastColumn="0" w:oddVBand="0" w:evenVBand="0" w:oddHBand="0" w:evenHBand="0" w:firstRowFirstColumn="0" w:firstRowLastColumn="0" w:lastRowFirstColumn="0" w:lastRowLastColumn="0"/>
+              <w:rPr>
+                <w:rFonts w:ascii="Arial" w:hAnsi="Arial" w:cs="Arial"/>
+                <w:sz w:val="24"/>
+                <w:szCs w:val="24"/>
+              </w:rPr>
             </w:pPr>
           </w:p>
         </w:tc>
@@ -319,79 +637,110 @@
         <w:tc>
           <w:tcPr>
             <w:cnfStyle w:val="001000000000" w:firstRow="0" w:lastRow="0" w:firstColumn="1" w:lastColumn="0" w:oddVBand="0" w:evenVBand="0" w:oddHBand="0" w:evenHBand="0" w:firstRowFirstColumn="0" w:firstRowLastColumn="0" w:lastRowFirstColumn="0" w:lastRowLastColumn="0"/>
-            <w:tcW w:w="1457" w:type="dxa"/>
-          </w:tcPr>
-          <w:p>
+            <w:tcW w:w="2049" w:type="dxa"/>
+          </w:tcPr>
+          <w:p>
+            <w:pPr>
+              <w:rPr>
+                <w:rFonts w:ascii="Arial" w:hAnsi="Arial" w:cs="Arial"/>
+                <w:sz w:val="24"/>
+                <w:szCs w:val="24"/>
+              </w:rPr>
+            </w:pPr>
             <w:r>
+              <w:rPr>
+                <w:rFonts w:ascii="Arial" w:hAnsi="Arial" w:cs="Arial"/>
+                <w:sz w:val="24"/>
+                <w:szCs w:val="24"/>
+              </w:rPr>
               <w:t>172.16.0.0</w:t>
             </w:r>
-          </w:p>
-        </w:tc>
-        <w:tc>
-          <w:tcPr>
-            <w:tcW w:w="3216" w:type="dxa"/>
+            <w:r>
+              <w:rPr>
+                <w:rFonts w:ascii="Arial" w:hAnsi="Arial" w:cs="Arial"/>
+                <w:sz w:val="24"/>
+                <w:szCs w:val="24"/>
+              </w:rPr>
+              <w:t>/17</w:t>
+            </w:r>
+          </w:p>
+        </w:tc>
+        <w:tc>
+          <w:tcPr>
+            <w:tcW w:w="3539" w:type="dxa"/>
           </w:tcPr>
           <w:p>
             <w:pPr>
               <w:cnfStyle w:val="000000100000" w:firstRow="0" w:lastRow="0" w:firstColumn="0" w:lastColumn="0" w:oddVBand="0" w:evenVBand="0" w:oddHBand="1" w:evenHBand="0" w:firstRowFirstColumn="0" w:firstRowLastColumn="0" w:lastRowFirstColumn="0" w:lastRowLastColumn="0"/>
               <w:rPr>
+                <w:rFonts w:ascii="Arial" w:hAnsi="Arial" w:cs="Arial"/>
                 <w:b/>
                 <w:bCs/>
+                <w:sz w:val="24"/>
+                <w:szCs w:val="24"/>
               </w:rPr>
             </w:pPr>
             <w:r>
               <w:rPr>
+                <w:rFonts w:ascii="Arial" w:hAnsi="Arial" w:cs="Arial"/>
                 <w:b/>
                 <w:bCs/>
-              </w:rPr>
-              <w:t>172</w:t>
+                <w:sz w:val="24"/>
+                <w:szCs w:val="24"/>
+              </w:rPr>
+              <w:t>172.16.0.1 – 172.16.127.254</w:t>
             </w:r>
-            <w:r>
-              <w:rPr>
+          </w:p>
+        </w:tc>
+        <w:tc>
+          <w:tcPr>
+            <w:tcW w:w="1885" w:type="dxa"/>
+          </w:tcPr>
+          <w:p>
+            <w:pPr>
+              <w:cnfStyle w:val="000000100000" w:firstRow="0" w:lastRow="0" w:firstColumn="0" w:lastColumn="0" w:oddVBand="0" w:evenVBand="0" w:oddHBand="1" w:evenHBand="0" w:firstRowFirstColumn="0" w:firstRowLastColumn="0" w:lastRowFirstColumn="0" w:lastRowLastColumn="0"/>
+              <w:rPr>
+                <w:rFonts w:ascii="Arial" w:hAnsi="Arial" w:cs="Arial"/>
                 <w:b/>
                 <w:bCs/>
-              </w:rPr>
-              <w:t>.16.0.1 – 172.16.127.254</w:t>
-            </w:r>
-          </w:p>
-        </w:tc>
-        <w:tc>
-          <w:tcPr>
-            <w:tcW w:w="2268" w:type="dxa"/>
-          </w:tcPr>
-          <w:p>
-            <w:pPr>
-              <w:cnfStyle w:val="000000100000" w:firstRow="0" w:lastRow="0" w:firstColumn="0" w:lastColumn="0" w:oddVBand="0" w:evenVBand="0" w:oddHBand="1" w:evenHBand="0" w:firstRowFirstColumn="0" w:firstRowLastColumn="0" w:lastRowFirstColumn="0" w:lastRowLastColumn="0"/>
-              <w:rPr>
+                <w:sz w:val="24"/>
+                <w:szCs w:val="24"/>
+              </w:rPr>
+            </w:pPr>
+            <w:r>
+              <w:rPr>
+                <w:rFonts w:ascii="Arial" w:hAnsi="Arial" w:cs="Arial"/>
                 <w:b/>
                 <w:bCs/>
-              </w:rPr>
-            </w:pPr>
-            <w:r>
-              <w:rPr>
+                <w:sz w:val="24"/>
+                <w:szCs w:val="24"/>
+              </w:rPr>
+              <w:t>172.16.127.255</w:t>
+            </w:r>
+          </w:p>
+        </w:tc>
+        <w:tc>
+          <w:tcPr>
+            <w:tcW w:w="3018" w:type="dxa"/>
+          </w:tcPr>
+          <w:p>
+            <w:pPr>
+              <w:cnfStyle w:val="000000100000" w:firstRow="0" w:lastRow="0" w:firstColumn="0" w:lastColumn="0" w:oddVBand="0" w:evenVBand="0" w:oddHBand="1" w:evenHBand="0" w:firstRowFirstColumn="0" w:firstRowLastColumn="0" w:lastRowFirstColumn="0" w:lastRowLastColumn="0"/>
+              <w:rPr>
+                <w:rFonts w:ascii="Arial" w:hAnsi="Arial" w:cs="Arial"/>
                 <w:b/>
                 <w:bCs/>
-              </w:rPr>
-              <w:t>172.16.127.255</w:t>
-            </w:r>
-          </w:p>
-        </w:tc>
-        <w:tc>
-          <w:tcPr>
-            <w:tcW w:w="2835" w:type="dxa"/>
-          </w:tcPr>
-          <w:p>
-            <w:pPr>
-              <w:cnfStyle w:val="000000100000" w:firstRow="0" w:lastRow="0" w:firstColumn="0" w:lastColumn="0" w:oddVBand="0" w:evenVBand="0" w:oddHBand="1" w:evenHBand="0" w:firstRowFirstColumn="0" w:firstRowLastColumn="0" w:lastRowFirstColumn="0" w:lastRowLastColumn="0"/>
-              <w:rPr>
+                <w:sz w:val="24"/>
+                <w:szCs w:val="24"/>
+              </w:rPr>
+            </w:pPr>
+            <w:r>
+              <w:rPr>
+                <w:rFonts w:ascii="Arial" w:hAnsi="Arial" w:cs="Arial"/>
                 <w:b/>
                 <w:bCs/>
-              </w:rPr>
-            </w:pPr>
-            <w:r>
-              <w:rPr>
-                <w:b/>
-                <w:bCs/>
+                <w:sz w:val="24"/>
+                <w:szCs w:val="24"/>
               </w:rPr>
               <w:t>Students</w:t>
             </w:r>
@@ -405,79 +754,120 @@
         <w:tc>
           <w:tcPr>
             <w:cnfStyle w:val="001000000000" w:firstRow="0" w:lastRow="0" w:firstColumn="1" w:lastColumn="0" w:oddVBand="0" w:evenVBand="0" w:oddHBand="0" w:evenHBand="0" w:firstRowFirstColumn="0" w:firstRowLastColumn="0" w:lastRowFirstColumn="0" w:lastRowLastColumn="0"/>
-            <w:tcW w:w="1457" w:type="dxa"/>
-          </w:tcPr>
-          <w:p>
+            <w:tcW w:w="2049" w:type="dxa"/>
+          </w:tcPr>
+          <w:p>
+            <w:pPr>
+              <w:rPr>
+                <w:rFonts w:ascii="Arial" w:hAnsi="Arial" w:cs="Arial"/>
+                <w:sz w:val="24"/>
+                <w:szCs w:val="24"/>
+              </w:rPr>
+            </w:pPr>
             <w:r>
-              <w:t>172.16.12</w:t>
+              <w:rPr>
+                <w:rFonts w:ascii="Arial" w:hAnsi="Arial" w:cs="Arial"/>
+                <w:sz w:val="24"/>
+                <w:szCs w:val="24"/>
+              </w:rPr>
+              <w:t>172.16.128.0</w:t>
             </w:r>
             <w:r>
-              <w:t>8</w:t>
+              <w:rPr>
+                <w:rFonts w:ascii="Arial" w:hAnsi="Arial" w:cs="Arial"/>
+                <w:sz w:val="24"/>
+                <w:szCs w:val="24"/>
+              </w:rPr>
+              <w:t>/17</w:t>
+            </w:r>
+          </w:p>
+        </w:tc>
+        <w:tc>
+          <w:tcPr>
+            <w:tcW w:w="3539" w:type="dxa"/>
+          </w:tcPr>
+          <w:p>
+            <w:pPr>
+              <w:cnfStyle w:val="000000000000" w:firstRow="0" w:lastRow="0" w:firstColumn="0" w:lastColumn="0" w:oddVBand="0" w:evenVBand="0" w:oddHBand="0" w:evenHBand="0" w:firstRowFirstColumn="0" w:firstRowLastColumn="0" w:lastRowFirstColumn="0" w:lastRowLastColumn="0"/>
+              <w:rPr>
+                <w:rFonts w:ascii="Arial" w:hAnsi="Arial" w:cs="Arial"/>
+                <w:sz w:val="24"/>
+                <w:szCs w:val="24"/>
+              </w:rPr>
+            </w:pPr>
+            <w:r>
+              <w:rPr>
+                <w:rFonts w:ascii="Arial" w:hAnsi="Arial" w:cs="Arial"/>
+                <w:b/>
+                <w:bCs/>
+                <w:sz w:val="24"/>
+                <w:szCs w:val="24"/>
+              </w:rPr>
+              <w:t>172.16.128.1 - 172.16.255.254</w:t>
+            </w:r>
+          </w:p>
+        </w:tc>
+        <w:tc>
+          <w:tcPr>
+            <w:tcW w:w="1885" w:type="dxa"/>
+          </w:tcPr>
+          <w:p>
+            <w:pPr>
+              <w:cnfStyle w:val="000000000000" w:firstRow="0" w:lastRow="0" w:firstColumn="0" w:lastColumn="0" w:oddVBand="0" w:evenVBand="0" w:oddHBand="0" w:evenHBand="0" w:firstRowFirstColumn="0" w:firstRowLastColumn="0" w:lastRowFirstColumn="0" w:lastRowLastColumn="0"/>
+              <w:rPr>
+                <w:rFonts w:ascii="Arial" w:hAnsi="Arial" w:cs="Arial"/>
+                <w:b/>
+                <w:bCs/>
+                <w:sz w:val="24"/>
+                <w:szCs w:val="24"/>
+              </w:rPr>
+            </w:pPr>
+            <w:r>
+              <w:rPr>
+                <w:rFonts w:ascii="Arial" w:hAnsi="Arial" w:cs="Arial"/>
+                <w:b/>
+                <w:bCs/>
+                <w:sz w:val="24"/>
+                <w:szCs w:val="24"/>
+              </w:rPr>
+              <w:t>172.16.255.255</w:t>
+            </w:r>
+          </w:p>
+        </w:tc>
+        <w:tc>
+          <w:tcPr>
+            <w:tcW w:w="3018" w:type="dxa"/>
+          </w:tcPr>
+          <w:p>
+            <w:pPr>
+              <w:cnfStyle w:val="000000000000" w:firstRow="0" w:lastRow="0" w:firstColumn="0" w:lastColumn="0" w:oddVBand="0" w:evenVBand="0" w:oddHBand="0" w:evenHBand="0" w:firstRowFirstColumn="0" w:firstRowLastColumn="0" w:lastRowFirstColumn="0" w:lastRowLastColumn="0"/>
+              <w:rPr>
+                <w:rFonts w:ascii="Arial" w:hAnsi="Arial" w:cs="Arial"/>
+                <w:b/>
+                <w:bCs/>
+                <w:sz w:val="24"/>
+                <w:szCs w:val="24"/>
+              </w:rPr>
+            </w:pPr>
+            <w:r>
+              <w:rPr>
+                <w:rFonts w:ascii="Arial" w:hAnsi="Arial" w:cs="Arial"/>
+                <w:b/>
+                <w:bCs/>
+                <w:sz w:val="24"/>
+                <w:szCs w:val="24"/>
+              </w:rPr>
+              <w:t>Departments</w:t>
             </w:r>
             <w:r>
-              <w:t>.</w:t>
-            </w:r>
-            <w:r>
-              <w:t>0</w:t>
-            </w:r>
-          </w:p>
-        </w:tc>
-        <w:tc>
-          <w:tcPr>
-            <w:tcW w:w="3216" w:type="dxa"/>
-          </w:tcPr>
-          <w:p>
-            <w:pPr>
-              <w:cnfStyle w:val="000000000000" w:firstRow="0" w:lastRow="0" w:firstColumn="0" w:lastColumn="0" w:oddVBand="0" w:evenVBand="0" w:oddHBand="0" w:evenHBand="0" w:firstRowFirstColumn="0" w:firstRowLastColumn="0" w:lastRowFirstColumn="0" w:lastRowLastColumn="0"/>
-            </w:pPr>
-            <w:r>
-              <w:rPr>
+              <w:rPr>
+                <w:rFonts w:ascii="Arial" w:hAnsi="Arial" w:cs="Arial"/>
                 <w:b/>
                 <w:bCs/>
-              </w:rPr>
-              <w:t>172.16.128.1 - 172.16.255.254</w:t>
-            </w:r>
-          </w:p>
-        </w:tc>
-        <w:tc>
-          <w:tcPr>
-            <w:tcW w:w="2268" w:type="dxa"/>
-          </w:tcPr>
-          <w:p>
-            <w:pPr>
-              <w:cnfStyle w:val="000000000000" w:firstRow="0" w:lastRow="0" w:firstColumn="0" w:lastColumn="0" w:oddVBand="0" w:evenVBand="0" w:oddHBand="0" w:evenHBand="0" w:firstRowFirstColumn="0" w:firstRowLastColumn="0" w:lastRowFirstColumn="0" w:lastRowLastColumn="0"/>
-              <w:rPr>
-                <w:b/>
-                <w:bCs/>
-              </w:rPr>
-            </w:pPr>
-            <w:r>
-              <w:rPr>
-                <w:b/>
-                <w:bCs/>
-              </w:rPr>
-              <w:t>172.16.255.255</w:t>
-            </w:r>
-          </w:p>
-        </w:tc>
-        <w:tc>
-          <w:tcPr>
-            <w:tcW w:w="2835" w:type="dxa"/>
-          </w:tcPr>
-          <w:p>
-            <w:pPr>
-              <w:cnfStyle w:val="000000000000" w:firstRow="0" w:lastRow="0" w:firstColumn="0" w:lastColumn="0" w:oddVBand="0" w:evenVBand="0" w:oddHBand="0" w:evenHBand="0" w:firstRowFirstColumn="0" w:firstRowLastColumn="0" w:lastRowFirstColumn="0" w:lastRowLastColumn="0"/>
-              <w:rPr>
-                <w:b/>
-                <w:bCs/>
-              </w:rPr>
-            </w:pPr>
-            <w:r>
-              <w:rPr>
-                <w:b/>
-                <w:bCs/>
-              </w:rPr>
-              <w:t>Departments</w:t>
+                <w:sz w:val="24"/>
+                <w:szCs w:val="24"/>
+              </w:rPr>
+              <w:t>/Employees</w:t>
             </w:r>
           </w:p>
         </w:tc>
@@ -485,17 +875,23 @@
     </w:tbl>
     <w:p>
       <w:pPr>
-        <w:spacing w:after="0"/>
+        <w:spacing w:before="240" w:after="120"/>
+        <w:rPr>
+          <w:rFonts w:ascii="Arial" w:hAnsi="Arial" w:cs="Arial"/>
+          <w:b/>
+          <w:bCs/>
+          <w:sz w:val="24"/>
+          <w:szCs w:val="24"/>
+          <w:u w:val="single"/>
+        </w:rPr>
       </w:pPr>
     </w:p>
     <w:p>
       <w:pPr>
         <w:pStyle w:val="Title"/>
-        <w:spacing w:before="600" w:after="240"/>
+        <w:spacing w:after="240"/>
         <w:jc w:val="center"/>
         <w:rPr>
-          <w:b/>
-          <w:bCs/>
           <w:sz w:val="40"/>
           <w:szCs w:val="40"/>
           <w:u w:val="single"/>
@@ -503,41 +899,52 @@
       </w:pPr>
       <w:r>
         <w:rPr>
-          <w:b/>
-          <w:bCs/>
           <w:sz w:val="40"/>
           <w:szCs w:val="40"/>
           <w:u w:val="single"/>
         </w:rPr>
-        <w:t>VLSM</w:t>
+        <w:t>Students</w:t>
+      </w:r>
+      <w:r>
+        <w:rPr>
+          <w:sz w:val="40"/>
+          <w:szCs w:val="40"/>
+          <w:u w:val="single"/>
+        </w:rPr>
+        <w:t xml:space="preserve"> Subnets</w:t>
       </w:r>
     </w:p>
     <w:p>
       <w:pPr>
-        <w:spacing w:before="240" w:after="120"/>
-        <w:rPr>
-          <w:b/>
-          <w:bCs/>
-          <w:u w:val="single"/>
-        </w:rPr>
-      </w:pPr>
-      <w:r>
-        <w:rPr>
-          <w:b/>
-          <w:bCs/>
-          <w:u w:val="single"/>
-        </w:rPr>
-        <w:t>Students</w:t>
+        <w:pStyle w:val="ListParagraph"/>
+        <w:numPr>
+          <w:ilvl w:val="0"/>
+          <w:numId w:val="2"/>
+        </w:numPr>
+        <w:rPr>
+          <w:rFonts w:ascii="Arial" w:hAnsi="Arial" w:cs="Arial"/>
+          <w:sz w:val="24"/>
+          <w:szCs w:val="24"/>
+        </w:rPr>
+      </w:pPr>
+      <w:r>
+        <w:rPr>
+          <w:rFonts w:ascii="Arial" w:hAnsi="Arial" w:cs="Arial"/>
+          <w:sz w:val="24"/>
+          <w:szCs w:val="24"/>
+        </w:rPr>
+        <w:t>I will subdivide Students subnet into two segments; one subnet will be for Students’ BYOD. Another subnet I will use VLSM to subdivide it further to accommodate other students’ facilities i.e., Residences, Computer labs, etc.</w:t>
       </w:r>
     </w:p>
     <w:tbl>
       <w:tblPr>
         <w:tblStyle w:val="GridTable4-Accent1"/>
-        <w:tblW w:w="9776" w:type="dxa"/>
+        <w:tblW w:w="9923" w:type="dxa"/>
+        <w:tblInd w:w="-147" w:type="dxa"/>
         <w:tblLook w:val="04A0" w:firstRow="1" w:lastRow="0" w:firstColumn="1" w:lastColumn="0" w:noHBand="0" w:noVBand="1"/>
       </w:tblPr>
       <w:tblGrid>
-        <w:gridCol w:w="3005"/>
+        <w:gridCol w:w="3152"/>
         <w:gridCol w:w="3936"/>
         <w:gridCol w:w="2835"/>
       </w:tblGrid>
@@ -548,10 +955,22 @@
         <w:tc>
           <w:tcPr>
             <w:cnfStyle w:val="001000000000" w:firstRow="0" w:lastRow="0" w:firstColumn="1" w:lastColumn="0" w:oddVBand="0" w:evenVBand="0" w:oddHBand="0" w:evenHBand="0" w:firstRowFirstColumn="0" w:firstRowLastColumn="0" w:lastRowFirstColumn="0" w:lastRowLastColumn="0"/>
-            <w:tcW w:w="3005" w:type="dxa"/>
-          </w:tcPr>
-          <w:p>
+            <w:tcW w:w="3152" w:type="dxa"/>
+          </w:tcPr>
+          <w:p>
+            <w:pPr>
+              <w:rPr>
+                <w:rFonts w:ascii="Arial" w:hAnsi="Arial" w:cs="Arial"/>
+                <w:sz w:val="24"/>
+                <w:szCs w:val="24"/>
+              </w:rPr>
+            </w:pPr>
             <w:r>
+              <w:rPr>
+                <w:rFonts w:ascii="Arial" w:hAnsi="Arial" w:cs="Arial"/>
+                <w:sz w:val="24"/>
+                <w:szCs w:val="24"/>
+              </w:rPr>
               <w:t>Network ID</w:t>
             </w:r>
           </w:p>
@@ -563,8 +982,18 @@
           <w:p>
             <w:pPr>
               <w:cnfStyle w:val="100000000000" w:firstRow="1" w:lastRow="0" w:firstColumn="0" w:lastColumn="0" w:oddVBand="0" w:evenVBand="0" w:oddHBand="0" w:evenHBand="0" w:firstRowFirstColumn="0" w:firstRowLastColumn="0" w:lastRowFirstColumn="0" w:lastRowLastColumn="0"/>
+              <w:rPr>
+                <w:rFonts w:ascii="Arial" w:hAnsi="Arial" w:cs="Arial"/>
+                <w:sz w:val="24"/>
+                <w:szCs w:val="24"/>
+              </w:rPr>
             </w:pPr>
             <w:r>
+              <w:rPr>
+                <w:rFonts w:ascii="Arial" w:hAnsi="Arial" w:cs="Arial"/>
+                <w:sz w:val="24"/>
+                <w:szCs w:val="24"/>
+              </w:rPr>
               <w:t>Usable Addresses</w:t>
             </w:r>
           </w:p>
@@ -576,6 +1005,11 @@
           <w:p>
             <w:pPr>
               <w:cnfStyle w:val="100000000000" w:firstRow="1" w:lastRow="0" w:firstColumn="0" w:lastColumn="0" w:oddVBand="0" w:evenVBand="0" w:oddHBand="0" w:evenHBand="0" w:firstRowFirstColumn="0" w:firstRowLastColumn="0" w:lastRowFirstColumn="0" w:lastRowLastColumn="0"/>
+              <w:rPr>
+                <w:rFonts w:ascii="Arial" w:hAnsi="Arial" w:cs="Arial"/>
+                <w:sz w:val="24"/>
+                <w:szCs w:val="24"/>
+              </w:rPr>
             </w:pPr>
           </w:p>
         </w:tc>
@@ -587,9 +1021,17 @@
         <w:tc>
           <w:tcPr>
             <w:cnfStyle w:val="001000000000" w:firstRow="0" w:lastRow="0" w:firstColumn="1" w:lastColumn="0" w:oddVBand="0" w:evenVBand="0" w:oddHBand="0" w:evenHBand="0" w:firstRowFirstColumn="0" w:firstRowLastColumn="0" w:lastRowFirstColumn="0" w:lastRowLastColumn="0"/>
-            <w:tcW w:w="3005" w:type="dxa"/>
-          </w:tcPr>
-          <w:p/>
+            <w:tcW w:w="3152" w:type="dxa"/>
+          </w:tcPr>
+          <w:p>
+            <w:pPr>
+              <w:rPr>
+                <w:rFonts w:ascii="Arial" w:hAnsi="Arial" w:cs="Arial"/>
+                <w:sz w:val="24"/>
+                <w:szCs w:val="24"/>
+              </w:rPr>
+            </w:pPr>
+          </w:p>
         </w:tc>
         <w:tc>
           <w:tcPr>
@@ -598,6 +1040,11 @@
           <w:p>
             <w:pPr>
               <w:cnfStyle w:val="000000100000" w:firstRow="0" w:lastRow="0" w:firstColumn="0" w:lastColumn="0" w:oddVBand="0" w:evenVBand="0" w:oddHBand="1" w:evenHBand="0" w:firstRowFirstColumn="0" w:firstRowLastColumn="0" w:lastRowFirstColumn="0" w:lastRowLastColumn="0"/>
+              <w:rPr>
+                <w:rFonts w:ascii="Arial" w:hAnsi="Arial" w:cs="Arial"/>
+                <w:sz w:val="24"/>
+                <w:szCs w:val="24"/>
+              </w:rPr>
             </w:pPr>
           </w:p>
         </w:tc>
@@ -608,6 +1055,11 @@
           <w:p>
             <w:pPr>
               <w:cnfStyle w:val="000000100000" w:firstRow="0" w:lastRow="0" w:firstColumn="0" w:lastColumn="0" w:oddVBand="0" w:evenVBand="0" w:oddHBand="1" w:evenHBand="0" w:firstRowFirstColumn="0" w:firstRowLastColumn="0" w:lastRowFirstColumn="0" w:lastRowLastColumn="0"/>
+              <w:rPr>
+                <w:rFonts w:ascii="Arial" w:hAnsi="Arial" w:cs="Arial"/>
+                <w:sz w:val="24"/>
+                <w:szCs w:val="24"/>
+              </w:rPr>
             </w:pPr>
           </w:p>
         </w:tc>
@@ -616,9 +1068,17 @@
         <w:tc>
           <w:tcPr>
             <w:cnfStyle w:val="001000000000" w:firstRow="0" w:lastRow="0" w:firstColumn="1" w:lastColumn="0" w:oddVBand="0" w:evenVBand="0" w:oddHBand="0" w:evenHBand="0" w:firstRowFirstColumn="0" w:firstRowLastColumn="0" w:lastRowFirstColumn="0" w:lastRowLastColumn="0"/>
-            <w:tcW w:w="3005" w:type="dxa"/>
-          </w:tcPr>
-          <w:p/>
+            <w:tcW w:w="3152" w:type="dxa"/>
+          </w:tcPr>
+          <w:p>
+            <w:pPr>
+              <w:rPr>
+                <w:rFonts w:ascii="Arial" w:hAnsi="Arial" w:cs="Arial"/>
+                <w:sz w:val="24"/>
+                <w:szCs w:val="24"/>
+              </w:rPr>
+            </w:pPr>
+          </w:p>
         </w:tc>
         <w:tc>
           <w:tcPr>
@@ -627,6 +1087,11 @@
           <w:p>
             <w:pPr>
               <w:cnfStyle w:val="000000000000" w:firstRow="0" w:lastRow="0" w:firstColumn="0" w:lastColumn="0" w:oddVBand="0" w:evenVBand="0" w:oddHBand="0" w:evenHBand="0" w:firstRowFirstColumn="0" w:firstRowLastColumn="0" w:lastRowFirstColumn="0" w:lastRowLastColumn="0"/>
+              <w:rPr>
+                <w:rFonts w:ascii="Arial" w:hAnsi="Arial" w:cs="Arial"/>
+                <w:sz w:val="24"/>
+                <w:szCs w:val="24"/>
+              </w:rPr>
             </w:pPr>
           </w:p>
         </w:tc>
@@ -637,99 +1102,11 @@
           <w:p>
             <w:pPr>
               <w:cnfStyle w:val="000000000000" w:firstRow="0" w:lastRow="0" w:firstColumn="0" w:lastColumn="0" w:oddVBand="0" w:evenVBand="0" w:oddHBand="0" w:evenHBand="0" w:firstRowFirstColumn="0" w:firstRowLastColumn="0" w:lastRowFirstColumn="0" w:lastRowLastColumn="0"/>
-            </w:pPr>
-          </w:p>
-        </w:tc>
-      </w:tr>
-      <w:tr>
-        <w:trPr>
-          <w:cnfStyle w:val="000000100000" w:firstRow="0" w:lastRow="0" w:firstColumn="0" w:lastColumn="0" w:oddVBand="0" w:evenVBand="0" w:oddHBand="1" w:evenHBand="0" w:firstRowFirstColumn="0" w:firstRowLastColumn="0" w:lastRowFirstColumn="0" w:lastRowLastColumn="0"/>
-        </w:trPr>
-        <w:tc>
-          <w:tcPr>
-            <w:cnfStyle w:val="001000000000" w:firstRow="0" w:lastRow="0" w:firstColumn="1" w:lastColumn="0" w:oddVBand="0" w:evenVBand="0" w:oddHBand="0" w:evenHBand="0" w:firstRowFirstColumn="0" w:firstRowLastColumn="0" w:lastRowFirstColumn="0" w:lastRowLastColumn="0"/>
-            <w:tcW w:w="3005" w:type="dxa"/>
-          </w:tcPr>
-          <w:p/>
-        </w:tc>
-        <w:tc>
-          <w:tcPr>
-            <w:tcW w:w="3936" w:type="dxa"/>
-          </w:tcPr>
-          <w:p>
-            <w:pPr>
-              <w:cnfStyle w:val="000000100000" w:firstRow="0" w:lastRow="0" w:firstColumn="0" w:lastColumn="0" w:oddVBand="0" w:evenVBand="0" w:oddHBand="1" w:evenHBand="0" w:firstRowFirstColumn="0" w:firstRowLastColumn="0" w:lastRowFirstColumn="0" w:lastRowLastColumn="0"/>
-            </w:pPr>
-          </w:p>
-        </w:tc>
-        <w:tc>
-          <w:tcPr>
-            <w:tcW w:w="2835" w:type="dxa"/>
-          </w:tcPr>
-          <w:p>
-            <w:pPr>
-              <w:cnfStyle w:val="000000100000" w:firstRow="0" w:lastRow="0" w:firstColumn="0" w:lastColumn="0" w:oddVBand="0" w:evenVBand="0" w:oddHBand="1" w:evenHBand="0" w:firstRowFirstColumn="0" w:firstRowLastColumn="0" w:lastRowFirstColumn="0" w:lastRowLastColumn="0"/>
-            </w:pPr>
-          </w:p>
-        </w:tc>
-      </w:tr>
-      <w:tr>
-        <w:tc>
-          <w:tcPr>
-            <w:cnfStyle w:val="001000000000" w:firstRow="0" w:lastRow="0" w:firstColumn="1" w:lastColumn="0" w:oddVBand="0" w:evenVBand="0" w:oddHBand="0" w:evenHBand="0" w:firstRowFirstColumn="0" w:firstRowLastColumn="0" w:lastRowFirstColumn="0" w:lastRowLastColumn="0"/>
-            <w:tcW w:w="3005" w:type="dxa"/>
-          </w:tcPr>
-          <w:p/>
-        </w:tc>
-        <w:tc>
-          <w:tcPr>
-            <w:tcW w:w="3936" w:type="dxa"/>
-          </w:tcPr>
-          <w:p>
-            <w:pPr>
-              <w:cnfStyle w:val="000000000000" w:firstRow="0" w:lastRow="0" w:firstColumn="0" w:lastColumn="0" w:oddVBand="0" w:evenVBand="0" w:oddHBand="0" w:evenHBand="0" w:firstRowFirstColumn="0" w:firstRowLastColumn="0" w:lastRowFirstColumn="0" w:lastRowLastColumn="0"/>
-            </w:pPr>
-          </w:p>
-        </w:tc>
-        <w:tc>
-          <w:tcPr>
-            <w:tcW w:w="2835" w:type="dxa"/>
-          </w:tcPr>
-          <w:p>
-            <w:pPr>
-              <w:cnfStyle w:val="000000000000" w:firstRow="0" w:lastRow="0" w:firstColumn="0" w:lastColumn="0" w:oddVBand="0" w:evenVBand="0" w:oddHBand="0" w:evenHBand="0" w:firstRowFirstColumn="0" w:firstRowLastColumn="0" w:lastRowFirstColumn="0" w:lastRowLastColumn="0"/>
-            </w:pPr>
-          </w:p>
-        </w:tc>
-      </w:tr>
-      <w:tr>
-        <w:trPr>
-          <w:cnfStyle w:val="000000100000" w:firstRow="0" w:lastRow="0" w:firstColumn="0" w:lastColumn="0" w:oddVBand="0" w:evenVBand="0" w:oddHBand="1" w:evenHBand="0" w:firstRowFirstColumn="0" w:firstRowLastColumn="0" w:lastRowFirstColumn="0" w:lastRowLastColumn="0"/>
-        </w:trPr>
-        <w:tc>
-          <w:tcPr>
-            <w:cnfStyle w:val="001000000000" w:firstRow="0" w:lastRow="0" w:firstColumn="1" w:lastColumn="0" w:oddVBand="0" w:evenVBand="0" w:oddHBand="0" w:evenHBand="0" w:firstRowFirstColumn="0" w:firstRowLastColumn="0" w:lastRowFirstColumn="0" w:lastRowLastColumn="0"/>
-            <w:tcW w:w="3005" w:type="dxa"/>
-          </w:tcPr>
-          <w:p/>
-        </w:tc>
-        <w:tc>
-          <w:tcPr>
-            <w:tcW w:w="3936" w:type="dxa"/>
-          </w:tcPr>
-          <w:p>
-            <w:pPr>
-              <w:cnfStyle w:val="000000100000" w:firstRow="0" w:lastRow="0" w:firstColumn="0" w:lastColumn="0" w:oddVBand="0" w:evenVBand="0" w:oddHBand="1" w:evenHBand="0" w:firstRowFirstColumn="0" w:firstRowLastColumn="0" w:lastRowFirstColumn="0" w:lastRowLastColumn="0"/>
-            </w:pPr>
-          </w:p>
-        </w:tc>
-        <w:tc>
-          <w:tcPr>
-            <w:tcW w:w="2835" w:type="dxa"/>
-          </w:tcPr>
-          <w:p>
-            <w:pPr>
-              <w:cnfStyle w:val="000000100000" w:firstRow="0" w:lastRow="0" w:firstColumn="0" w:lastColumn="0" w:oddVBand="0" w:evenVBand="0" w:oddHBand="1" w:evenHBand="0" w:firstRowFirstColumn="0" w:firstRowLastColumn="0" w:lastRowFirstColumn="0" w:lastRowLastColumn="0"/>
+              <w:rPr>
+                <w:rFonts w:ascii="Arial" w:hAnsi="Arial" w:cs="Arial"/>
+                <w:sz w:val="24"/>
+                <w:szCs w:val="24"/>
+              </w:rPr>
             </w:pPr>
           </w:p>
         </w:tc>
@@ -737,20 +1114,42 @@
     </w:tbl>
     <w:p>
       <w:pPr>
-        <w:spacing w:before="360" w:after="120"/>
-        <w:rPr>
-          <w:b/>
-          <w:bCs/>
+        <w:pStyle w:val="Title"/>
+        <w:spacing w:before="360" w:after="240"/>
+        <w:jc w:val="center"/>
+        <w:rPr>
+          <w:sz w:val="40"/>
+          <w:szCs w:val="40"/>
           <w:u w:val="single"/>
         </w:rPr>
       </w:pPr>
-      <w:r>
-        <w:rPr>
-          <w:b/>
-          <w:bCs/>
+    </w:p>
+    <w:p>
+      <w:pPr>
+        <w:pStyle w:val="Title"/>
+        <w:spacing w:before="360" w:after="240"/>
+        <w:jc w:val="center"/>
+        <w:rPr>
+          <w:sz w:val="40"/>
+          <w:szCs w:val="40"/>
           <w:u w:val="single"/>
         </w:rPr>
+      </w:pPr>
+      <w:r>
+        <w:rPr>
+          <w:sz w:val="40"/>
+          <w:szCs w:val="40"/>
+          <w:u w:val="single"/>
+        </w:rPr>
         <w:t>Departments</w:t>
+      </w:r>
+      <w:r>
+        <w:rPr>
+          <w:sz w:val="40"/>
+          <w:szCs w:val="40"/>
+          <w:u w:val="single"/>
+        </w:rPr>
+        <w:t>/Employees</w:t>
       </w:r>
     </w:p>
     <w:tbl>
@@ -774,7 +1173,19 @@
             <w:tcW w:w="3005" w:type="dxa"/>
           </w:tcPr>
           <w:p>
+            <w:pPr>
+              <w:rPr>
+                <w:rFonts w:ascii="Arial" w:hAnsi="Arial" w:cs="Arial"/>
+                <w:sz w:val="24"/>
+                <w:szCs w:val="24"/>
+              </w:rPr>
+            </w:pPr>
             <w:r>
+              <w:rPr>
+                <w:rFonts w:ascii="Arial" w:hAnsi="Arial" w:cs="Arial"/>
+                <w:sz w:val="24"/>
+                <w:szCs w:val="24"/>
+              </w:rPr>
               <w:t>Network ID</w:t>
             </w:r>
           </w:p>
@@ -786,8 +1197,18 @@
           <w:p>
             <w:pPr>
               <w:cnfStyle w:val="100000000000" w:firstRow="1" w:lastRow="0" w:firstColumn="0" w:lastColumn="0" w:oddVBand="0" w:evenVBand="0" w:oddHBand="0" w:evenHBand="0" w:firstRowFirstColumn="0" w:firstRowLastColumn="0" w:lastRowFirstColumn="0" w:lastRowLastColumn="0"/>
+              <w:rPr>
+                <w:rFonts w:ascii="Arial" w:hAnsi="Arial" w:cs="Arial"/>
+                <w:sz w:val="24"/>
+                <w:szCs w:val="24"/>
+              </w:rPr>
             </w:pPr>
             <w:r>
+              <w:rPr>
+                <w:rFonts w:ascii="Arial" w:hAnsi="Arial" w:cs="Arial"/>
+                <w:sz w:val="24"/>
+                <w:szCs w:val="24"/>
+              </w:rPr>
               <w:t>Usable Addresses</w:t>
             </w:r>
           </w:p>
@@ -799,8 +1220,18 @@
           <w:p>
             <w:pPr>
               <w:cnfStyle w:val="100000000000" w:firstRow="1" w:lastRow="0" w:firstColumn="0" w:lastColumn="0" w:oddVBand="0" w:evenVBand="0" w:oddHBand="0" w:evenHBand="0" w:firstRowFirstColumn="0" w:firstRowLastColumn="0" w:lastRowFirstColumn="0" w:lastRowLastColumn="0"/>
+              <w:rPr>
+                <w:rFonts w:ascii="Arial" w:hAnsi="Arial" w:cs="Arial"/>
+                <w:sz w:val="24"/>
+                <w:szCs w:val="24"/>
+              </w:rPr>
             </w:pPr>
             <w:r>
+              <w:rPr>
+                <w:rFonts w:ascii="Arial" w:hAnsi="Arial" w:cs="Arial"/>
+                <w:sz w:val="24"/>
+                <w:szCs w:val="24"/>
+              </w:rPr>
               <w:t>Departments</w:t>
             </w:r>
           </w:p>
@@ -815,7 +1246,15 @@
             <w:cnfStyle w:val="001000000000" w:firstRow="0" w:lastRow="0" w:firstColumn="1" w:lastColumn="0" w:oddVBand="0" w:evenVBand="0" w:oddHBand="0" w:evenHBand="0" w:firstRowFirstColumn="0" w:firstRowLastColumn="0" w:lastRowFirstColumn="0" w:lastRowLastColumn="0"/>
             <w:tcW w:w="3005" w:type="dxa"/>
           </w:tcPr>
-          <w:p/>
+          <w:p>
+            <w:pPr>
+              <w:rPr>
+                <w:rFonts w:ascii="Arial" w:hAnsi="Arial" w:cs="Arial"/>
+                <w:sz w:val="24"/>
+                <w:szCs w:val="24"/>
+              </w:rPr>
+            </w:pPr>
+          </w:p>
         </w:tc>
         <w:tc>
           <w:tcPr>
@@ -824,6 +1263,11 @@
           <w:p>
             <w:pPr>
               <w:cnfStyle w:val="000000100000" w:firstRow="0" w:lastRow="0" w:firstColumn="0" w:lastColumn="0" w:oddVBand="0" w:evenVBand="0" w:oddHBand="1" w:evenHBand="0" w:firstRowFirstColumn="0" w:firstRowLastColumn="0" w:lastRowFirstColumn="0" w:lastRowLastColumn="0"/>
+              <w:rPr>
+                <w:rFonts w:ascii="Arial" w:hAnsi="Arial" w:cs="Arial"/>
+                <w:sz w:val="24"/>
+                <w:szCs w:val="24"/>
+              </w:rPr>
             </w:pPr>
           </w:p>
         </w:tc>
@@ -834,6 +1278,11 @@
           <w:p>
             <w:pPr>
               <w:cnfStyle w:val="000000100000" w:firstRow="0" w:lastRow="0" w:firstColumn="0" w:lastColumn="0" w:oddVBand="0" w:evenVBand="0" w:oddHBand="1" w:evenHBand="0" w:firstRowFirstColumn="0" w:firstRowLastColumn="0" w:lastRowFirstColumn="0" w:lastRowLastColumn="0"/>
+              <w:rPr>
+                <w:rFonts w:ascii="Arial" w:hAnsi="Arial" w:cs="Arial"/>
+                <w:sz w:val="24"/>
+                <w:szCs w:val="24"/>
+              </w:rPr>
             </w:pPr>
           </w:p>
         </w:tc>
@@ -844,7 +1293,15 @@
             <w:cnfStyle w:val="001000000000" w:firstRow="0" w:lastRow="0" w:firstColumn="1" w:lastColumn="0" w:oddVBand="0" w:evenVBand="0" w:oddHBand="0" w:evenHBand="0" w:firstRowFirstColumn="0" w:firstRowLastColumn="0" w:lastRowFirstColumn="0" w:lastRowLastColumn="0"/>
             <w:tcW w:w="3005" w:type="dxa"/>
           </w:tcPr>
-          <w:p/>
+          <w:p>
+            <w:pPr>
+              <w:rPr>
+                <w:rFonts w:ascii="Arial" w:hAnsi="Arial" w:cs="Arial"/>
+                <w:sz w:val="24"/>
+                <w:szCs w:val="24"/>
+              </w:rPr>
+            </w:pPr>
+          </w:p>
         </w:tc>
         <w:tc>
           <w:tcPr>
@@ -853,6 +1310,11 @@
           <w:p>
             <w:pPr>
               <w:cnfStyle w:val="000000000000" w:firstRow="0" w:lastRow="0" w:firstColumn="0" w:lastColumn="0" w:oddVBand="0" w:evenVBand="0" w:oddHBand="0" w:evenHBand="0" w:firstRowFirstColumn="0" w:firstRowLastColumn="0" w:lastRowFirstColumn="0" w:lastRowLastColumn="0"/>
+              <w:rPr>
+                <w:rFonts w:ascii="Arial" w:hAnsi="Arial" w:cs="Arial"/>
+                <w:sz w:val="24"/>
+                <w:szCs w:val="24"/>
+              </w:rPr>
             </w:pPr>
           </w:p>
         </w:tc>
@@ -863,6 +1325,11 @@
           <w:p>
             <w:pPr>
               <w:cnfStyle w:val="000000000000" w:firstRow="0" w:lastRow="0" w:firstColumn="0" w:lastColumn="0" w:oddVBand="0" w:evenVBand="0" w:oddHBand="0" w:evenHBand="0" w:firstRowFirstColumn="0" w:firstRowLastColumn="0" w:lastRowFirstColumn="0" w:lastRowLastColumn="0"/>
+              <w:rPr>
+                <w:rFonts w:ascii="Arial" w:hAnsi="Arial" w:cs="Arial"/>
+                <w:sz w:val="24"/>
+                <w:szCs w:val="24"/>
+              </w:rPr>
             </w:pPr>
           </w:p>
         </w:tc>
@@ -876,7 +1343,15 @@
             <w:cnfStyle w:val="001000000000" w:firstRow="0" w:lastRow="0" w:firstColumn="1" w:lastColumn="0" w:oddVBand="0" w:evenVBand="0" w:oddHBand="0" w:evenHBand="0" w:firstRowFirstColumn="0" w:firstRowLastColumn="0" w:lastRowFirstColumn="0" w:lastRowLastColumn="0"/>
             <w:tcW w:w="3005" w:type="dxa"/>
           </w:tcPr>
-          <w:p/>
+          <w:p>
+            <w:pPr>
+              <w:rPr>
+                <w:rFonts w:ascii="Arial" w:hAnsi="Arial" w:cs="Arial"/>
+                <w:sz w:val="24"/>
+                <w:szCs w:val="24"/>
+              </w:rPr>
+            </w:pPr>
+          </w:p>
         </w:tc>
         <w:tc>
           <w:tcPr>
@@ -885,6 +1360,11 @@
           <w:p>
             <w:pPr>
               <w:cnfStyle w:val="000000100000" w:firstRow="0" w:lastRow="0" w:firstColumn="0" w:lastColumn="0" w:oddVBand="0" w:evenVBand="0" w:oddHBand="1" w:evenHBand="0" w:firstRowFirstColumn="0" w:firstRowLastColumn="0" w:lastRowFirstColumn="0" w:lastRowLastColumn="0"/>
+              <w:rPr>
+                <w:rFonts w:ascii="Arial" w:hAnsi="Arial" w:cs="Arial"/>
+                <w:sz w:val="24"/>
+                <w:szCs w:val="24"/>
+              </w:rPr>
             </w:pPr>
           </w:p>
         </w:tc>
@@ -895,6 +1375,11 @@
           <w:p>
             <w:pPr>
               <w:cnfStyle w:val="000000100000" w:firstRow="0" w:lastRow="0" w:firstColumn="0" w:lastColumn="0" w:oddVBand="0" w:evenVBand="0" w:oddHBand="1" w:evenHBand="0" w:firstRowFirstColumn="0" w:firstRowLastColumn="0" w:lastRowFirstColumn="0" w:lastRowLastColumn="0"/>
+              <w:rPr>
+                <w:rFonts w:ascii="Arial" w:hAnsi="Arial" w:cs="Arial"/>
+                <w:sz w:val="24"/>
+                <w:szCs w:val="24"/>
+              </w:rPr>
             </w:pPr>
           </w:p>
         </w:tc>
@@ -905,7 +1390,15 @@
             <w:cnfStyle w:val="001000000000" w:firstRow="0" w:lastRow="0" w:firstColumn="1" w:lastColumn="0" w:oddVBand="0" w:evenVBand="0" w:oddHBand="0" w:evenHBand="0" w:firstRowFirstColumn="0" w:firstRowLastColumn="0" w:lastRowFirstColumn="0" w:lastRowLastColumn="0"/>
             <w:tcW w:w="3005" w:type="dxa"/>
           </w:tcPr>
-          <w:p/>
+          <w:p>
+            <w:pPr>
+              <w:rPr>
+                <w:rFonts w:ascii="Arial" w:hAnsi="Arial" w:cs="Arial"/>
+                <w:sz w:val="24"/>
+                <w:szCs w:val="24"/>
+              </w:rPr>
+            </w:pPr>
+          </w:p>
         </w:tc>
         <w:tc>
           <w:tcPr>
@@ -914,6 +1407,11 @@
           <w:p>
             <w:pPr>
               <w:cnfStyle w:val="000000000000" w:firstRow="0" w:lastRow="0" w:firstColumn="0" w:lastColumn="0" w:oddVBand="0" w:evenVBand="0" w:oddHBand="0" w:evenHBand="0" w:firstRowFirstColumn="0" w:firstRowLastColumn="0" w:lastRowFirstColumn="0" w:lastRowLastColumn="0"/>
+              <w:rPr>
+                <w:rFonts w:ascii="Arial" w:hAnsi="Arial" w:cs="Arial"/>
+                <w:sz w:val="24"/>
+                <w:szCs w:val="24"/>
+              </w:rPr>
             </w:pPr>
           </w:p>
         </w:tc>
@@ -924,15 +1422,28 @@
           <w:p>
             <w:pPr>
               <w:cnfStyle w:val="000000000000" w:firstRow="0" w:lastRow="0" w:firstColumn="0" w:lastColumn="0" w:oddVBand="0" w:evenVBand="0" w:oddHBand="0" w:evenHBand="0" w:firstRowFirstColumn="0" w:firstRowLastColumn="0" w:lastRowFirstColumn="0" w:lastRowLastColumn="0"/>
+              <w:rPr>
+                <w:rFonts w:ascii="Arial" w:hAnsi="Arial" w:cs="Arial"/>
+                <w:sz w:val="24"/>
+                <w:szCs w:val="24"/>
+              </w:rPr>
             </w:pPr>
           </w:p>
         </w:tc>
       </w:tr>
     </w:tbl>
-    <w:p/>
+    <w:p>
+      <w:pPr>
+        <w:rPr>
+          <w:rFonts w:ascii="Arial" w:hAnsi="Arial" w:cs="Arial"/>
+          <w:sz w:val="24"/>
+          <w:szCs w:val="24"/>
+        </w:rPr>
+      </w:pPr>
+    </w:p>
     <w:sectPr>
       <w:pgSz w:w="11906" w:h="16838"/>
-      <w:pgMar w:top="1440" w:right="1440" w:bottom="1440" w:left="1440" w:header="708" w:footer="708" w:gutter="0"/>
+      <w:pgMar w:top="851" w:right="1440" w:bottom="1440" w:left="1440" w:header="709" w:footer="709" w:gutter="0"/>
       <w:cols w:space="708"/>
       <w:docGrid w:linePitch="360"/>
     </w:sectPr>
@@ -1055,8 +1566,124 @@
       </w:rPr>
     </w:lvl>
   </w:abstractNum>
+  <w:abstractNum w:abstractNumId="1" w15:restartNumberingAfterBreak="0">
+    <w:nsid w:val="7EAC5A16"/>
+    <w:multiLevelType w:val="hybridMultilevel"/>
+    <w:tmpl w:val="972CE15E"/>
+    <w:lvl w:ilvl="0" w:tplc="1C090001">
+      <w:start w:val="1"/>
+      <w:numFmt w:val="bullet"/>
+      <w:lvlText w:val=""/>
+      <w:lvlJc w:val="left"/>
+      <w:pPr>
+        <w:ind w:left="720" w:hanging="360"/>
+      </w:pPr>
+      <w:rPr>
+        <w:rFonts w:ascii="Symbol" w:hAnsi="Symbol" w:hint="default"/>
+      </w:rPr>
+    </w:lvl>
+    <w:lvl w:ilvl="1" w:tplc="1C090003" w:tentative="1">
+      <w:start w:val="1"/>
+      <w:numFmt w:val="bullet"/>
+      <w:lvlText w:val="o"/>
+      <w:lvlJc w:val="left"/>
+      <w:pPr>
+        <w:ind w:left="1440" w:hanging="360"/>
+      </w:pPr>
+      <w:rPr>
+        <w:rFonts w:ascii="Courier New" w:hAnsi="Courier New" w:cs="Courier New" w:hint="default"/>
+      </w:rPr>
+    </w:lvl>
+    <w:lvl w:ilvl="2" w:tplc="1C090005" w:tentative="1">
+      <w:start w:val="1"/>
+      <w:numFmt w:val="bullet"/>
+      <w:lvlText w:val=""/>
+      <w:lvlJc w:val="left"/>
+      <w:pPr>
+        <w:ind w:left="2160" w:hanging="360"/>
+      </w:pPr>
+      <w:rPr>
+        <w:rFonts w:ascii="Wingdings" w:hAnsi="Wingdings" w:hint="default"/>
+      </w:rPr>
+    </w:lvl>
+    <w:lvl w:ilvl="3" w:tplc="1C090001" w:tentative="1">
+      <w:start w:val="1"/>
+      <w:numFmt w:val="bullet"/>
+      <w:lvlText w:val=""/>
+      <w:lvlJc w:val="left"/>
+      <w:pPr>
+        <w:ind w:left="2880" w:hanging="360"/>
+      </w:pPr>
+      <w:rPr>
+        <w:rFonts w:ascii="Symbol" w:hAnsi="Symbol" w:hint="default"/>
+      </w:rPr>
+    </w:lvl>
+    <w:lvl w:ilvl="4" w:tplc="1C090003" w:tentative="1">
+      <w:start w:val="1"/>
+      <w:numFmt w:val="bullet"/>
+      <w:lvlText w:val="o"/>
+      <w:lvlJc w:val="left"/>
+      <w:pPr>
+        <w:ind w:left="3600" w:hanging="360"/>
+      </w:pPr>
+      <w:rPr>
+        <w:rFonts w:ascii="Courier New" w:hAnsi="Courier New" w:cs="Courier New" w:hint="default"/>
+      </w:rPr>
+    </w:lvl>
+    <w:lvl w:ilvl="5" w:tplc="1C090005" w:tentative="1">
+      <w:start w:val="1"/>
+      <w:numFmt w:val="bullet"/>
+      <w:lvlText w:val=""/>
+      <w:lvlJc w:val="left"/>
+      <w:pPr>
+        <w:ind w:left="4320" w:hanging="360"/>
+      </w:pPr>
+      <w:rPr>
+        <w:rFonts w:ascii="Wingdings" w:hAnsi="Wingdings" w:hint="default"/>
+      </w:rPr>
+    </w:lvl>
+    <w:lvl w:ilvl="6" w:tplc="1C090001" w:tentative="1">
+      <w:start w:val="1"/>
+      <w:numFmt w:val="bullet"/>
+      <w:lvlText w:val=""/>
+      <w:lvlJc w:val="left"/>
+      <w:pPr>
+        <w:ind w:left="5040" w:hanging="360"/>
+      </w:pPr>
+      <w:rPr>
+        <w:rFonts w:ascii="Symbol" w:hAnsi="Symbol" w:hint="default"/>
+      </w:rPr>
+    </w:lvl>
+    <w:lvl w:ilvl="7" w:tplc="1C090003" w:tentative="1">
+      <w:start w:val="1"/>
+      <w:numFmt w:val="bullet"/>
+      <w:lvlText w:val="o"/>
+      <w:lvlJc w:val="left"/>
+      <w:pPr>
+        <w:ind w:left="5760" w:hanging="360"/>
+      </w:pPr>
+      <w:rPr>
+        <w:rFonts w:ascii="Courier New" w:hAnsi="Courier New" w:cs="Courier New" w:hint="default"/>
+      </w:rPr>
+    </w:lvl>
+    <w:lvl w:ilvl="8" w:tplc="1C090005" w:tentative="1">
+      <w:start w:val="1"/>
+      <w:numFmt w:val="bullet"/>
+      <w:lvlText w:val=""/>
+      <w:lvlJc w:val="left"/>
+      <w:pPr>
+        <w:ind w:left="6480" w:hanging="360"/>
+      </w:pPr>
+      <w:rPr>
+        <w:rFonts w:ascii="Wingdings" w:hAnsi="Wingdings" w:hint="default"/>
+      </w:rPr>
+    </w:lvl>
+  </w:abstractNum>
   <w:num w:numId="1" w16cid:durableId="1328364981">
     <w:abstractNumId w:val="0"/>
+  </w:num>
+  <w:num w:numId="2" w16cid:durableId="1094285152">
+    <w:abstractNumId w:val="1"/>
   </w:num>
 </w:numbering>
 </file>

--- a/Phase 1/Subnetting.docx
+++ b/Phase 1/Subnetting.docx
@@ -1,6 +1,6 @@
 
 <file path=word/document.xml><?xml version="1.0" encoding="utf-8"?>
-<w:document xmlns:wpc="http://schemas.microsoft.com/office/word/2010/wordprocessingCanvas" xmlns:cx="http://schemas.microsoft.com/office/drawing/2014/chartex" xmlns:cx1="http://schemas.microsoft.com/office/drawing/2015/9/8/chartex" xmlns:cx2="http://schemas.microsoft.com/office/drawing/2015/10/21/chartex" xmlns:cx3="http://schemas.microsoft.com/office/drawing/2016/5/9/chartex" xmlns:cx4="http://schemas.microsoft.com/office/drawing/2016/5/10/chartex" xmlns:cx5="http://schemas.microsoft.com/office/drawing/2016/5/11/chartex" xmlns:cx6="http://schemas.microsoft.com/office/drawing/2016/5/12/chartex" xmlns:cx7="http://schemas.microsoft.com/office/drawing/2016/5/13/chartex" xmlns:cx8="http://schemas.microsoft.com/office/drawing/2016/5/14/chartex" xmlns:mc="http://schemas.openxmlformats.org/markup-compatibility/2006" xmlns:aink="http://schemas.microsoft.com/office/drawing/2016/ink" xmlns:am3d="http://schemas.microsoft.com/office/drawing/2017/model3d" xmlns:o="urn:schemas-microsoft-com:office:office" xmlns:oel="http://schemas.microsoft.com/office/2019/extlst" xmlns:r="http://schemas.openxmlformats.org/officeDocument/2006/relationships" xmlns:m="http://schemas.openxmlformats.org/officeDocument/2006/math" xmlns:v="urn:schemas-microsoft-com:vml" xmlns:wp14="http://schemas.microsoft.com/office/word/2010/wordprocessingDrawing" xmlns:wp="http://schemas.openxmlformats.org/drawingml/2006/wordprocessingDrawing" xmlns:w10="urn:schemas-microsoft-com:office:word" xmlns:w="http://schemas.openxmlformats.org/wordprocessingml/2006/main" xmlns:w14="http://schemas.microsoft.com/office/word/2010/wordml" xmlns:w15="http://schemas.microsoft.com/office/word/2012/wordml" xmlns:w16cei="http://schemas.microsoft.com/office/word/2026/wordml/cei" xmlns:w16cex="http://schemas.microsoft.com/office/word/2018/wordml/cex" xmlns:w16cid="http://schemas.microsoft.com/office/word/2016/wordml/cid" xmlns:w16="http://schemas.microsoft.com/office/word/2018/wordml" xmlns:w16du="http://schemas.microsoft.com/office/word/2023/wordml/word16du" xmlns:w16sdtdh="http://schemas.microsoft.com/office/word/2020/wordml/sdtdatahash" xmlns:w16sdtfl="http://schemas.microsoft.com/office/word/2024/wordml/sdtformatlock" xmlns:w16se="http://schemas.microsoft.com/office/word/2015/wordml/symex" xmlns:wpg="http://schemas.microsoft.com/office/word/2010/wordprocessingGroup" xmlns:wpi="http://schemas.microsoft.com/office/word/2010/wordprocessingInk" xmlns:wne="http://schemas.microsoft.com/office/word/2006/wordml" xmlns:wps="http://schemas.microsoft.com/office/word/2010/wordprocessingShape" mc:Ignorable="w14 w15 w16se w16cid w16 w16cex w16sdtdh w16sdtfl w16du wp14">
+<w:document xmlns:wpc="http://schemas.microsoft.com/office/word/2010/wordprocessingCanvas" xmlns:cx="http://schemas.microsoft.com/office/drawing/2014/chartex" xmlns:cx1="http://schemas.microsoft.com/office/drawing/2015/9/8/chartex" xmlns:cx2="http://schemas.microsoft.com/office/drawing/2015/10/21/chartex" xmlns:cx3="http://schemas.microsoft.com/office/drawing/2016/5/9/chartex" xmlns:cx4="http://schemas.microsoft.com/office/drawing/2016/5/10/chartex" xmlns:cx5="http://schemas.microsoft.com/office/drawing/2016/5/11/chartex" xmlns:cx6="http://schemas.microsoft.com/office/drawing/2016/5/12/chartex" xmlns:cx7="http://schemas.microsoft.com/office/drawing/2016/5/13/chartex" xmlns:cx8="http://schemas.microsoft.com/office/drawing/2016/5/14/chartex" xmlns:mc="http://schemas.openxmlformats.org/markup-compatibility/2006" xmlns:aink="http://schemas.microsoft.com/office/drawing/2016/ink" xmlns:am3d="http://schemas.microsoft.com/office/drawing/2017/model3d" xmlns:o="urn:schemas-microsoft-com:office:office" xmlns:oel="http://schemas.microsoft.com/office/2019/extlst" xmlns:r="http://schemas.openxmlformats.org/officeDocument/2006/relationships" xmlns:m="http://schemas.openxmlformats.org/officeDocument/2006/math" xmlns:v="urn:schemas-microsoft-com:vml" xmlns:wp14="http://schemas.microsoft.com/office/word/2010/wordprocessingDrawing" xmlns:wp="http://schemas.openxmlformats.org/drawingml/2006/wordprocessingDrawing" xmlns:w10="urn:schemas-microsoft-com:office:word" xmlns:w="http://schemas.openxmlformats.org/wordprocessingml/2006/main" xmlns:w14="http://schemas.microsoft.com/office/word/2010/wordml" xmlns:w15="http://schemas.microsoft.com/office/word/2012/wordml" xmlns:w16cex="http://schemas.microsoft.com/office/word/2018/wordml/cex" xmlns:w16cid="http://schemas.microsoft.com/office/word/2016/wordml/cid" xmlns:w16="http://schemas.microsoft.com/office/word/2018/wordml" xmlns:w16du="http://schemas.microsoft.com/office/word/2023/wordml/word16du" xmlns:w16sdtdh="http://schemas.microsoft.com/office/word/2020/wordml/sdtdatahash" xmlns:w16sdtfl="http://schemas.microsoft.com/office/word/2024/wordml/sdtformatlock" xmlns:w16se="http://schemas.microsoft.com/office/word/2015/wordml/symex" xmlns:wpg="http://schemas.microsoft.com/office/word/2010/wordprocessingGroup" xmlns:wpi="http://schemas.microsoft.com/office/word/2010/wordprocessingInk" xmlns:wne="http://schemas.microsoft.com/office/word/2006/wordml" xmlns:wps="http://schemas.microsoft.com/office/word/2010/wordprocessingShape" mc:Ignorable="w14 w15 w16se w16cid w16 w16cex w16sdtdh w16sdtfl w16du wp14">
   <w:body>
     <w:p>
       <w:pPr>
@@ -914,6 +914,325 @@
         <w:t xml:space="preserve"> Subnets</w:t>
       </w:r>
     </w:p>
+    <w:tbl>
+      <w:tblPr>
+        <w:tblStyle w:val="GridTable4-Accent1"/>
+        <w:tblpPr w:leftFromText="180" w:rightFromText="180" w:vertAnchor="text" w:horzAnchor="margin" w:tblpXSpec="center" w:tblpY="1349"/>
+        <w:tblW w:w="10060" w:type="dxa"/>
+        <w:tblLook w:val="04A0" w:firstRow="1" w:lastRow="0" w:firstColumn="1" w:lastColumn="0" w:noHBand="0" w:noVBand="1"/>
+      </w:tblPr>
+      <w:tblGrid>
+        <w:gridCol w:w="1696"/>
+        <w:gridCol w:w="3544"/>
+        <w:gridCol w:w="2268"/>
+        <w:gridCol w:w="2552"/>
+      </w:tblGrid>
+      <w:tr>
+        <w:trPr>
+          <w:cnfStyle w:val="100000000000" w:firstRow="1" w:lastRow="0" w:firstColumn="0" w:lastColumn="0" w:oddVBand="0" w:evenVBand="0" w:oddHBand="0" w:evenHBand="0" w:firstRowFirstColumn="0" w:firstRowLastColumn="0" w:lastRowFirstColumn="0" w:lastRowLastColumn="0"/>
+        </w:trPr>
+        <w:tc>
+          <w:tcPr>
+            <w:cnfStyle w:val="001000000000" w:firstRow="0" w:lastRow="0" w:firstColumn="1" w:lastColumn="0" w:oddVBand="0" w:evenVBand="0" w:oddHBand="0" w:evenHBand="0" w:firstRowFirstColumn="0" w:firstRowLastColumn="0" w:lastRowFirstColumn="0" w:lastRowLastColumn="0"/>
+            <w:tcW w:w="1696" w:type="dxa"/>
+          </w:tcPr>
+          <w:p>
+            <w:pPr>
+              <w:rPr>
+                <w:rFonts w:ascii="Arial" w:hAnsi="Arial" w:cs="Arial"/>
+                <w:sz w:val="24"/>
+                <w:szCs w:val="24"/>
+              </w:rPr>
+            </w:pPr>
+            <w:r>
+              <w:rPr>
+                <w:rFonts w:ascii="Arial" w:hAnsi="Arial" w:cs="Arial"/>
+                <w:sz w:val="24"/>
+                <w:szCs w:val="24"/>
+              </w:rPr>
+              <w:t>Network ID</w:t>
+            </w:r>
+          </w:p>
+        </w:tc>
+        <w:tc>
+          <w:tcPr>
+            <w:tcW w:w="3544" w:type="dxa"/>
+          </w:tcPr>
+          <w:p>
+            <w:pPr>
+              <w:cnfStyle w:val="100000000000" w:firstRow="1" w:lastRow="0" w:firstColumn="0" w:lastColumn="0" w:oddVBand="0" w:evenVBand="0" w:oddHBand="0" w:evenHBand="0" w:firstRowFirstColumn="0" w:firstRowLastColumn="0" w:lastRowFirstColumn="0" w:lastRowLastColumn="0"/>
+              <w:rPr>
+                <w:rFonts w:ascii="Arial" w:hAnsi="Arial" w:cs="Arial"/>
+                <w:sz w:val="24"/>
+                <w:szCs w:val="24"/>
+              </w:rPr>
+            </w:pPr>
+            <w:r>
+              <w:rPr>
+                <w:rFonts w:ascii="Arial" w:hAnsi="Arial" w:cs="Arial"/>
+                <w:sz w:val="24"/>
+                <w:szCs w:val="24"/>
+              </w:rPr>
+              <w:t>Usable Addresses</w:t>
+            </w:r>
+          </w:p>
+        </w:tc>
+        <w:tc>
+          <w:tcPr>
+            <w:tcW w:w="2268" w:type="dxa"/>
+          </w:tcPr>
+          <w:p>
+            <w:pPr>
+              <w:cnfStyle w:val="100000000000" w:firstRow="1" w:lastRow="0" w:firstColumn="0" w:lastColumn="0" w:oddVBand="0" w:evenVBand="0" w:oddHBand="0" w:evenHBand="0" w:firstRowFirstColumn="0" w:firstRowLastColumn="0" w:lastRowFirstColumn="0" w:lastRowLastColumn="0"/>
+              <w:rPr>
+                <w:rFonts w:ascii="Arial" w:hAnsi="Arial" w:cs="Arial"/>
+                <w:sz w:val="24"/>
+                <w:szCs w:val="24"/>
+              </w:rPr>
+            </w:pPr>
+            <w:r>
+              <w:rPr>
+                <w:rFonts w:ascii="Arial" w:hAnsi="Arial" w:cs="Arial"/>
+                <w:sz w:val="24"/>
+                <w:szCs w:val="24"/>
+              </w:rPr>
+              <w:t>Broadcast ID</w:t>
+            </w:r>
+          </w:p>
+        </w:tc>
+        <w:tc>
+          <w:tcPr>
+            <w:tcW w:w="2552" w:type="dxa"/>
+          </w:tcPr>
+          <w:p>
+            <w:pPr>
+              <w:jc w:val="center"/>
+              <w:cnfStyle w:val="100000000000" w:firstRow="1" w:lastRow="0" w:firstColumn="0" w:lastColumn="0" w:oddVBand="0" w:evenVBand="0" w:oddHBand="0" w:evenHBand="0" w:firstRowFirstColumn="0" w:firstRowLastColumn="0" w:lastRowFirstColumn="0" w:lastRowLastColumn="0"/>
+              <w:rPr>
+                <w:rFonts w:ascii="Arial" w:hAnsi="Arial" w:cs="Arial"/>
+                <w:sz w:val="24"/>
+                <w:szCs w:val="24"/>
+              </w:rPr>
+            </w:pPr>
+          </w:p>
+        </w:tc>
+      </w:tr>
+      <w:tr>
+        <w:trPr>
+          <w:cnfStyle w:val="000000100000" w:firstRow="0" w:lastRow="0" w:firstColumn="0" w:lastColumn="0" w:oddVBand="0" w:evenVBand="0" w:oddHBand="1" w:evenHBand="0" w:firstRowFirstColumn="0" w:firstRowLastColumn="0" w:lastRowFirstColumn="0" w:lastRowLastColumn="0"/>
+        </w:trPr>
+        <w:tc>
+          <w:tcPr>
+            <w:cnfStyle w:val="001000000000" w:firstRow="0" w:lastRow="0" w:firstColumn="1" w:lastColumn="0" w:oddVBand="0" w:evenVBand="0" w:oddHBand="0" w:evenHBand="0" w:firstRowFirstColumn="0" w:firstRowLastColumn="0" w:lastRowFirstColumn="0" w:lastRowLastColumn="0"/>
+            <w:tcW w:w="1696" w:type="dxa"/>
+          </w:tcPr>
+          <w:p>
+            <w:pPr>
+              <w:rPr>
+                <w:rFonts w:ascii="Arial" w:hAnsi="Arial" w:cs="Arial"/>
+                <w:sz w:val="24"/>
+                <w:szCs w:val="24"/>
+              </w:rPr>
+            </w:pPr>
+            <w:r>
+              <w:rPr>
+                <w:rFonts w:ascii="Arial" w:hAnsi="Arial" w:cs="Arial"/>
+                <w:sz w:val="24"/>
+                <w:szCs w:val="24"/>
+              </w:rPr>
+              <w:t>172.16.0.0</w:t>
+            </w:r>
+          </w:p>
+        </w:tc>
+        <w:tc>
+          <w:tcPr>
+            <w:tcW w:w="3544" w:type="dxa"/>
+          </w:tcPr>
+          <w:p>
+            <w:pPr>
+              <w:cnfStyle w:val="000000100000" w:firstRow="0" w:lastRow="0" w:firstColumn="0" w:lastColumn="0" w:oddVBand="0" w:evenVBand="0" w:oddHBand="1" w:evenHBand="0" w:firstRowFirstColumn="0" w:firstRowLastColumn="0" w:lastRowFirstColumn="0" w:lastRowLastColumn="0"/>
+              <w:rPr>
+                <w:rFonts w:ascii="Arial" w:hAnsi="Arial" w:cs="Arial"/>
+                <w:b/>
+                <w:bCs/>
+                <w:sz w:val="24"/>
+                <w:szCs w:val="24"/>
+              </w:rPr>
+            </w:pPr>
+            <w:r>
+              <w:rPr>
+                <w:rFonts w:ascii="Arial" w:hAnsi="Arial" w:cs="Arial"/>
+                <w:b/>
+                <w:bCs/>
+                <w:sz w:val="24"/>
+                <w:szCs w:val="24"/>
+              </w:rPr>
+              <w:t>172.16.0.1 – 172.16.63.254</w:t>
+            </w:r>
+          </w:p>
+        </w:tc>
+        <w:tc>
+          <w:tcPr>
+            <w:tcW w:w="2268" w:type="dxa"/>
+          </w:tcPr>
+          <w:p>
+            <w:pPr>
+              <w:cnfStyle w:val="000000100000" w:firstRow="0" w:lastRow="0" w:firstColumn="0" w:lastColumn="0" w:oddVBand="0" w:evenVBand="0" w:oddHBand="1" w:evenHBand="0" w:firstRowFirstColumn="0" w:firstRowLastColumn="0" w:lastRowFirstColumn="0" w:lastRowLastColumn="0"/>
+              <w:rPr>
+                <w:rFonts w:ascii="Arial" w:hAnsi="Arial" w:cs="Arial"/>
+                <w:b/>
+                <w:bCs/>
+                <w:sz w:val="24"/>
+                <w:szCs w:val="24"/>
+              </w:rPr>
+            </w:pPr>
+            <w:r>
+              <w:rPr>
+                <w:rFonts w:ascii="Arial" w:hAnsi="Arial" w:cs="Arial"/>
+                <w:b/>
+                <w:bCs/>
+                <w:sz w:val="24"/>
+                <w:szCs w:val="24"/>
+              </w:rPr>
+              <w:t>172.16.63.255</w:t>
+            </w:r>
+          </w:p>
+        </w:tc>
+        <w:tc>
+          <w:tcPr>
+            <w:tcW w:w="2552" w:type="dxa"/>
+          </w:tcPr>
+          <w:p>
+            <w:pPr>
+              <w:cnfStyle w:val="000000100000" w:firstRow="0" w:lastRow="0" w:firstColumn="0" w:lastColumn="0" w:oddVBand="0" w:evenVBand="0" w:oddHBand="1" w:evenHBand="0" w:firstRowFirstColumn="0" w:firstRowLastColumn="0" w:lastRowFirstColumn="0" w:lastRowLastColumn="0"/>
+              <w:rPr>
+                <w:rFonts w:ascii="Arial" w:hAnsi="Arial" w:cs="Arial"/>
+                <w:b/>
+                <w:bCs/>
+                <w:sz w:val="24"/>
+                <w:szCs w:val="24"/>
+              </w:rPr>
+            </w:pPr>
+            <w:r>
+              <w:rPr>
+                <w:rFonts w:ascii="Arial" w:hAnsi="Arial" w:cs="Arial"/>
+                <w:b/>
+                <w:bCs/>
+                <w:sz w:val="24"/>
+                <w:szCs w:val="24"/>
+              </w:rPr>
+              <w:t>Students BYOD</w:t>
+            </w:r>
+          </w:p>
+        </w:tc>
+      </w:tr>
+      <w:tr>
+        <w:tc>
+          <w:tcPr>
+            <w:cnfStyle w:val="001000000000" w:firstRow="0" w:lastRow="0" w:firstColumn="1" w:lastColumn="0" w:oddVBand="0" w:evenVBand="0" w:oddHBand="0" w:evenHBand="0" w:firstRowFirstColumn="0" w:firstRowLastColumn="0" w:lastRowFirstColumn="0" w:lastRowLastColumn="0"/>
+            <w:tcW w:w="1696" w:type="dxa"/>
+          </w:tcPr>
+          <w:p>
+            <w:pPr>
+              <w:rPr>
+                <w:rFonts w:ascii="Arial" w:hAnsi="Arial" w:cs="Arial"/>
+                <w:sz w:val="24"/>
+                <w:szCs w:val="24"/>
+              </w:rPr>
+            </w:pPr>
+            <w:r>
+              <w:rPr>
+                <w:rFonts w:ascii="Arial" w:hAnsi="Arial" w:cs="Arial"/>
+                <w:sz w:val="24"/>
+                <w:szCs w:val="24"/>
+              </w:rPr>
+              <w:t>172.16.64.0</w:t>
+            </w:r>
+          </w:p>
+        </w:tc>
+        <w:tc>
+          <w:tcPr>
+            <w:tcW w:w="3544" w:type="dxa"/>
+          </w:tcPr>
+          <w:p>
+            <w:pPr>
+              <w:cnfStyle w:val="000000000000" w:firstRow="0" w:lastRow="0" w:firstColumn="0" w:lastColumn="0" w:oddVBand="0" w:evenVBand="0" w:oddHBand="0" w:evenHBand="0" w:firstRowFirstColumn="0" w:firstRowLastColumn="0" w:lastRowFirstColumn="0" w:lastRowLastColumn="0"/>
+              <w:rPr>
+                <w:rFonts w:ascii="Arial" w:hAnsi="Arial" w:cs="Arial"/>
+                <w:b/>
+                <w:bCs/>
+                <w:sz w:val="24"/>
+                <w:szCs w:val="24"/>
+              </w:rPr>
+            </w:pPr>
+            <w:r>
+              <w:rPr>
+                <w:rFonts w:ascii="Arial" w:hAnsi="Arial" w:cs="Arial"/>
+                <w:b/>
+                <w:bCs/>
+                <w:sz w:val="24"/>
+                <w:szCs w:val="24"/>
+              </w:rPr>
+              <w:t>172.16.64.1 – 172.16.127.254</w:t>
+            </w:r>
+          </w:p>
+        </w:tc>
+        <w:tc>
+          <w:tcPr>
+            <w:tcW w:w="2268" w:type="dxa"/>
+          </w:tcPr>
+          <w:p>
+            <w:pPr>
+              <w:cnfStyle w:val="000000000000" w:firstRow="0" w:lastRow="0" w:firstColumn="0" w:lastColumn="0" w:oddVBand="0" w:evenVBand="0" w:oddHBand="0" w:evenHBand="0" w:firstRowFirstColumn="0" w:firstRowLastColumn="0" w:lastRowFirstColumn="0" w:lastRowLastColumn="0"/>
+              <w:rPr>
+                <w:rFonts w:ascii="Arial" w:hAnsi="Arial" w:cs="Arial"/>
+                <w:b/>
+                <w:bCs/>
+                <w:sz w:val="24"/>
+                <w:szCs w:val="24"/>
+              </w:rPr>
+            </w:pPr>
+            <w:r>
+              <w:rPr>
+                <w:rFonts w:ascii="Arial" w:hAnsi="Arial" w:cs="Arial"/>
+                <w:b/>
+                <w:bCs/>
+                <w:sz w:val="24"/>
+                <w:szCs w:val="24"/>
+              </w:rPr>
+              <w:t>172.16.63.255</w:t>
+            </w:r>
+          </w:p>
+        </w:tc>
+        <w:tc>
+          <w:tcPr>
+            <w:tcW w:w="2552" w:type="dxa"/>
+          </w:tcPr>
+          <w:p>
+            <w:pPr>
+              <w:cnfStyle w:val="000000000000" w:firstRow="0" w:lastRow="0" w:firstColumn="0" w:lastColumn="0" w:oddVBand="0" w:evenVBand="0" w:oddHBand="0" w:evenHBand="0" w:firstRowFirstColumn="0" w:firstRowLastColumn="0" w:lastRowFirstColumn="0" w:lastRowLastColumn="0"/>
+              <w:rPr>
+                <w:rFonts w:ascii="Arial" w:hAnsi="Arial" w:cs="Arial"/>
+                <w:b/>
+                <w:bCs/>
+                <w:sz w:val="24"/>
+                <w:szCs w:val="24"/>
+              </w:rPr>
+            </w:pPr>
+            <w:r>
+              <w:rPr>
+                <w:rFonts w:ascii="Arial" w:hAnsi="Arial" w:cs="Arial"/>
+                <w:b/>
+                <w:bCs/>
+                <w:sz w:val="24"/>
+                <w:szCs w:val="24"/>
+              </w:rPr>
+              <w:t>Students Facilities</w:t>
+            </w:r>
+          </w:p>
+        </w:tc>
+      </w:tr>
+    </w:tbl>
     <w:p>
       <w:pPr>
         <w:pStyle w:val="ListParagraph"/>
@@ -936,17 +1255,37 @@
         <w:t>I will subdivide Students subnet into two segments; one subnet will be for Students’ BYOD. Another subnet I will use VLSM to subdivide it further to accommodate other students’ facilities i.e., Residences, Computer labs, etc.</w:t>
       </w:r>
     </w:p>
+    <w:p>
+      <w:pPr>
+        <w:pStyle w:val="Title"/>
+        <w:spacing w:before="360" w:after="240"/>
+        <w:jc w:val="center"/>
+        <w:rPr>
+          <w:sz w:val="40"/>
+          <w:szCs w:val="40"/>
+          <w:u w:val="single"/>
+        </w:rPr>
+      </w:pPr>
+      <w:r>
+        <w:rPr>
+          <w:sz w:val="40"/>
+          <w:szCs w:val="40"/>
+          <w:u w:val="single"/>
+        </w:rPr>
+        <w:t>VSLM For Students Facilities</w:t>
+      </w:r>
+    </w:p>
     <w:tbl>
       <w:tblPr>
-        <w:tblStyle w:val="GridTable4-Accent1"/>
-        <w:tblW w:w="9923" w:type="dxa"/>
-        <w:tblInd w:w="-147" w:type="dxa"/>
+        <w:tblStyle w:val="GridTable4-Accent4"/>
+        <w:tblW w:w="0" w:type="auto"/>
         <w:tblLook w:val="04A0" w:firstRow="1" w:lastRow="0" w:firstColumn="1" w:lastColumn="0" w:noHBand="0" w:noVBand="1"/>
       </w:tblPr>
       <w:tblGrid>
-        <w:gridCol w:w="3152"/>
-        <w:gridCol w:w="3936"/>
-        <w:gridCol w:w="2835"/>
+        <w:gridCol w:w="2254"/>
+        <w:gridCol w:w="2254"/>
+        <w:gridCol w:w="2254"/>
+        <w:gridCol w:w="2254"/>
       </w:tblGrid>
       <w:tr>
         <w:trPr>
@@ -955,61 +1294,37 @@
         <w:tc>
           <w:tcPr>
             <w:cnfStyle w:val="001000000000" w:firstRow="0" w:lastRow="0" w:firstColumn="1" w:lastColumn="0" w:oddVBand="0" w:evenVBand="0" w:oddHBand="0" w:evenHBand="0" w:firstRowFirstColumn="0" w:firstRowLastColumn="0" w:lastRowFirstColumn="0" w:lastRowLastColumn="0"/>
-            <w:tcW w:w="3152" w:type="dxa"/>
-          </w:tcPr>
-          <w:p>
-            <w:pPr>
-              <w:rPr>
-                <w:rFonts w:ascii="Arial" w:hAnsi="Arial" w:cs="Arial"/>
-                <w:sz w:val="24"/>
-                <w:szCs w:val="24"/>
-              </w:rPr>
-            </w:pPr>
-            <w:r>
-              <w:rPr>
-                <w:rFonts w:ascii="Arial" w:hAnsi="Arial" w:cs="Arial"/>
-                <w:sz w:val="24"/>
-                <w:szCs w:val="24"/>
-              </w:rPr>
-              <w:t>Network ID</w:t>
-            </w:r>
-          </w:p>
-        </w:tc>
-        <w:tc>
-          <w:tcPr>
-            <w:tcW w:w="3936" w:type="dxa"/>
+            <w:tcW w:w="2254" w:type="dxa"/>
+          </w:tcPr>
+          <w:p/>
+        </w:tc>
+        <w:tc>
+          <w:tcPr>
+            <w:tcW w:w="2254" w:type="dxa"/>
           </w:tcPr>
           <w:p>
             <w:pPr>
               <w:cnfStyle w:val="100000000000" w:firstRow="1" w:lastRow="0" w:firstColumn="0" w:lastColumn="0" w:oddVBand="0" w:evenVBand="0" w:oddHBand="0" w:evenHBand="0" w:firstRowFirstColumn="0" w:firstRowLastColumn="0" w:lastRowFirstColumn="0" w:lastRowLastColumn="0"/>
-              <w:rPr>
-                <w:rFonts w:ascii="Arial" w:hAnsi="Arial" w:cs="Arial"/>
-                <w:sz w:val="24"/>
-                <w:szCs w:val="24"/>
-              </w:rPr>
-            </w:pPr>
-            <w:r>
-              <w:rPr>
-                <w:rFonts w:ascii="Arial" w:hAnsi="Arial" w:cs="Arial"/>
-                <w:sz w:val="24"/>
-                <w:szCs w:val="24"/>
-              </w:rPr>
-              <w:t>Usable Addresses</w:t>
-            </w:r>
-          </w:p>
-        </w:tc>
-        <w:tc>
-          <w:tcPr>
-            <w:tcW w:w="2835" w:type="dxa"/>
+            </w:pPr>
+          </w:p>
+        </w:tc>
+        <w:tc>
+          <w:tcPr>
+            <w:tcW w:w="2254" w:type="dxa"/>
           </w:tcPr>
           <w:p>
             <w:pPr>
               <w:cnfStyle w:val="100000000000" w:firstRow="1" w:lastRow="0" w:firstColumn="0" w:lastColumn="0" w:oddVBand="0" w:evenVBand="0" w:oddHBand="0" w:evenHBand="0" w:firstRowFirstColumn="0" w:firstRowLastColumn="0" w:lastRowFirstColumn="0" w:lastRowLastColumn="0"/>
-              <w:rPr>
-                <w:rFonts w:ascii="Arial" w:hAnsi="Arial" w:cs="Arial"/>
-                <w:sz w:val="24"/>
-                <w:szCs w:val="24"/>
-              </w:rPr>
+            </w:pPr>
+          </w:p>
+        </w:tc>
+        <w:tc>
+          <w:tcPr>
+            <w:tcW w:w="2254" w:type="dxa"/>
+          </w:tcPr>
+          <w:p>
+            <w:pPr>
+              <w:cnfStyle w:val="100000000000" w:firstRow="1" w:lastRow="0" w:firstColumn="0" w:lastColumn="0" w:oddVBand="0" w:evenVBand="0" w:oddHBand="0" w:evenHBand="0" w:firstRowFirstColumn="0" w:firstRowLastColumn="0" w:lastRowFirstColumn="0" w:lastRowLastColumn="0"/>
             </w:pPr>
           </w:p>
         </w:tc>
@@ -1021,45 +1336,37 @@
         <w:tc>
           <w:tcPr>
             <w:cnfStyle w:val="001000000000" w:firstRow="0" w:lastRow="0" w:firstColumn="1" w:lastColumn="0" w:oddVBand="0" w:evenVBand="0" w:oddHBand="0" w:evenHBand="0" w:firstRowFirstColumn="0" w:firstRowLastColumn="0" w:lastRowFirstColumn="0" w:lastRowLastColumn="0"/>
-            <w:tcW w:w="3152" w:type="dxa"/>
-          </w:tcPr>
-          <w:p>
-            <w:pPr>
-              <w:rPr>
-                <w:rFonts w:ascii="Arial" w:hAnsi="Arial" w:cs="Arial"/>
-                <w:sz w:val="24"/>
-                <w:szCs w:val="24"/>
-              </w:rPr>
-            </w:pPr>
-          </w:p>
-        </w:tc>
-        <w:tc>
-          <w:tcPr>
-            <w:tcW w:w="3936" w:type="dxa"/>
+            <w:tcW w:w="2254" w:type="dxa"/>
+          </w:tcPr>
+          <w:p/>
+        </w:tc>
+        <w:tc>
+          <w:tcPr>
+            <w:tcW w:w="2254" w:type="dxa"/>
           </w:tcPr>
           <w:p>
             <w:pPr>
               <w:cnfStyle w:val="000000100000" w:firstRow="0" w:lastRow="0" w:firstColumn="0" w:lastColumn="0" w:oddVBand="0" w:evenVBand="0" w:oddHBand="1" w:evenHBand="0" w:firstRowFirstColumn="0" w:firstRowLastColumn="0" w:lastRowFirstColumn="0" w:lastRowLastColumn="0"/>
-              <w:rPr>
-                <w:rFonts w:ascii="Arial" w:hAnsi="Arial" w:cs="Arial"/>
-                <w:sz w:val="24"/>
-                <w:szCs w:val="24"/>
-              </w:rPr>
-            </w:pPr>
-          </w:p>
-        </w:tc>
-        <w:tc>
-          <w:tcPr>
-            <w:tcW w:w="2835" w:type="dxa"/>
+            </w:pPr>
+          </w:p>
+        </w:tc>
+        <w:tc>
+          <w:tcPr>
+            <w:tcW w:w="2254" w:type="dxa"/>
           </w:tcPr>
           <w:p>
             <w:pPr>
               <w:cnfStyle w:val="000000100000" w:firstRow="0" w:lastRow="0" w:firstColumn="0" w:lastColumn="0" w:oddVBand="0" w:evenVBand="0" w:oddHBand="1" w:evenHBand="0" w:firstRowFirstColumn="0" w:firstRowLastColumn="0" w:lastRowFirstColumn="0" w:lastRowLastColumn="0"/>
-              <w:rPr>
-                <w:rFonts w:ascii="Arial" w:hAnsi="Arial" w:cs="Arial"/>
-                <w:sz w:val="24"/>
-                <w:szCs w:val="24"/>
-              </w:rPr>
+            </w:pPr>
+          </w:p>
+        </w:tc>
+        <w:tc>
+          <w:tcPr>
+            <w:tcW w:w="2254" w:type="dxa"/>
+          </w:tcPr>
+          <w:p>
+            <w:pPr>
+              <w:cnfStyle w:val="000000100000" w:firstRow="0" w:lastRow="0" w:firstColumn="0" w:lastColumn="0" w:oddVBand="0" w:evenVBand="0" w:oddHBand="1" w:evenHBand="0" w:firstRowFirstColumn="0" w:firstRowLastColumn="0" w:lastRowFirstColumn="0" w:lastRowLastColumn="0"/>
             </w:pPr>
           </w:p>
         </w:tc>
@@ -1068,50 +1375,126 @@
         <w:tc>
           <w:tcPr>
             <w:cnfStyle w:val="001000000000" w:firstRow="0" w:lastRow="0" w:firstColumn="1" w:lastColumn="0" w:oddVBand="0" w:evenVBand="0" w:oddHBand="0" w:evenHBand="0" w:firstRowFirstColumn="0" w:firstRowLastColumn="0" w:lastRowFirstColumn="0" w:lastRowLastColumn="0"/>
-            <w:tcW w:w="3152" w:type="dxa"/>
-          </w:tcPr>
-          <w:p>
-            <w:pPr>
-              <w:rPr>
-                <w:rFonts w:ascii="Arial" w:hAnsi="Arial" w:cs="Arial"/>
-                <w:sz w:val="24"/>
-                <w:szCs w:val="24"/>
-              </w:rPr>
-            </w:pPr>
-          </w:p>
-        </w:tc>
-        <w:tc>
-          <w:tcPr>
-            <w:tcW w:w="3936" w:type="dxa"/>
+            <w:tcW w:w="2254" w:type="dxa"/>
+          </w:tcPr>
+          <w:p/>
+        </w:tc>
+        <w:tc>
+          <w:tcPr>
+            <w:tcW w:w="2254" w:type="dxa"/>
           </w:tcPr>
           <w:p>
             <w:pPr>
               <w:cnfStyle w:val="000000000000" w:firstRow="0" w:lastRow="0" w:firstColumn="0" w:lastColumn="0" w:oddVBand="0" w:evenVBand="0" w:oddHBand="0" w:evenHBand="0" w:firstRowFirstColumn="0" w:firstRowLastColumn="0" w:lastRowFirstColumn="0" w:lastRowLastColumn="0"/>
-              <w:rPr>
-                <w:rFonts w:ascii="Arial" w:hAnsi="Arial" w:cs="Arial"/>
-                <w:sz w:val="24"/>
-                <w:szCs w:val="24"/>
-              </w:rPr>
-            </w:pPr>
-          </w:p>
-        </w:tc>
-        <w:tc>
-          <w:tcPr>
-            <w:tcW w:w="2835" w:type="dxa"/>
+            </w:pPr>
+          </w:p>
+        </w:tc>
+        <w:tc>
+          <w:tcPr>
+            <w:tcW w:w="2254" w:type="dxa"/>
           </w:tcPr>
           <w:p>
             <w:pPr>
               <w:cnfStyle w:val="000000000000" w:firstRow="0" w:lastRow="0" w:firstColumn="0" w:lastColumn="0" w:oddVBand="0" w:evenVBand="0" w:oddHBand="0" w:evenHBand="0" w:firstRowFirstColumn="0" w:firstRowLastColumn="0" w:lastRowFirstColumn="0" w:lastRowLastColumn="0"/>
-              <w:rPr>
-                <w:rFonts w:ascii="Arial" w:hAnsi="Arial" w:cs="Arial"/>
-                <w:sz w:val="24"/>
-                <w:szCs w:val="24"/>
-              </w:rPr>
+            </w:pPr>
+          </w:p>
+        </w:tc>
+        <w:tc>
+          <w:tcPr>
+            <w:tcW w:w="2254" w:type="dxa"/>
+          </w:tcPr>
+          <w:p>
+            <w:pPr>
+              <w:cnfStyle w:val="000000000000" w:firstRow="0" w:lastRow="0" w:firstColumn="0" w:lastColumn="0" w:oddVBand="0" w:evenVBand="0" w:oddHBand="0" w:evenHBand="0" w:firstRowFirstColumn="0" w:firstRowLastColumn="0" w:lastRowFirstColumn="0" w:lastRowLastColumn="0"/>
+            </w:pPr>
+          </w:p>
+        </w:tc>
+      </w:tr>
+      <w:tr>
+        <w:trPr>
+          <w:cnfStyle w:val="000000100000" w:firstRow="0" w:lastRow="0" w:firstColumn="0" w:lastColumn="0" w:oddVBand="0" w:evenVBand="0" w:oddHBand="1" w:evenHBand="0" w:firstRowFirstColumn="0" w:firstRowLastColumn="0" w:lastRowFirstColumn="0" w:lastRowLastColumn="0"/>
+        </w:trPr>
+        <w:tc>
+          <w:tcPr>
+            <w:cnfStyle w:val="001000000000" w:firstRow="0" w:lastRow="0" w:firstColumn="1" w:lastColumn="0" w:oddVBand="0" w:evenVBand="0" w:oddHBand="0" w:evenHBand="0" w:firstRowFirstColumn="0" w:firstRowLastColumn="0" w:lastRowFirstColumn="0" w:lastRowLastColumn="0"/>
+            <w:tcW w:w="2254" w:type="dxa"/>
+          </w:tcPr>
+          <w:p/>
+        </w:tc>
+        <w:tc>
+          <w:tcPr>
+            <w:tcW w:w="2254" w:type="dxa"/>
+          </w:tcPr>
+          <w:p>
+            <w:pPr>
+              <w:cnfStyle w:val="000000100000" w:firstRow="0" w:lastRow="0" w:firstColumn="0" w:lastColumn="0" w:oddVBand="0" w:evenVBand="0" w:oddHBand="1" w:evenHBand="0" w:firstRowFirstColumn="0" w:firstRowLastColumn="0" w:lastRowFirstColumn="0" w:lastRowLastColumn="0"/>
+            </w:pPr>
+          </w:p>
+        </w:tc>
+        <w:tc>
+          <w:tcPr>
+            <w:tcW w:w="2254" w:type="dxa"/>
+          </w:tcPr>
+          <w:p>
+            <w:pPr>
+              <w:cnfStyle w:val="000000100000" w:firstRow="0" w:lastRow="0" w:firstColumn="0" w:lastColumn="0" w:oddVBand="0" w:evenVBand="0" w:oddHBand="1" w:evenHBand="0" w:firstRowFirstColumn="0" w:firstRowLastColumn="0" w:lastRowFirstColumn="0" w:lastRowLastColumn="0"/>
+            </w:pPr>
+          </w:p>
+        </w:tc>
+        <w:tc>
+          <w:tcPr>
+            <w:tcW w:w="2254" w:type="dxa"/>
+          </w:tcPr>
+          <w:p>
+            <w:pPr>
+              <w:cnfStyle w:val="000000100000" w:firstRow="0" w:lastRow="0" w:firstColumn="0" w:lastColumn="0" w:oddVBand="0" w:evenVBand="0" w:oddHBand="1" w:evenHBand="0" w:firstRowFirstColumn="0" w:firstRowLastColumn="0" w:lastRowFirstColumn="0" w:lastRowLastColumn="0"/>
+            </w:pPr>
+          </w:p>
+        </w:tc>
+      </w:tr>
+      <w:tr>
+        <w:tc>
+          <w:tcPr>
+            <w:cnfStyle w:val="001000000000" w:firstRow="0" w:lastRow="0" w:firstColumn="1" w:lastColumn="0" w:oddVBand="0" w:evenVBand="0" w:oddHBand="0" w:evenHBand="0" w:firstRowFirstColumn="0" w:firstRowLastColumn="0" w:lastRowFirstColumn="0" w:lastRowLastColumn="0"/>
+            <w:tcW w:w="2254" w:type="dxa"/>
+          </w:tcPr>
+          <w:p/>
+        </w:tc>
+        <w:tc>
+          <w:tcPr>
+            <w:tcW w:w="2254" w:type="dxa"/>
+          </w:tcPr>
+          <w:p>
+            <w:pPr>
+              <w:cnfStyle w:val="000000000000" w:firstRow="0" w:lastRow="0" w:firstColumn="0" w:lastColumn="0" w:oddVBand="0" w:evenVBand="0" w:oddHBand="0" w:evenHBand="0" w:firstRowFirstColumn="0" w:firstRowLastColumn="0" w:lastRowFirstColumn="0" w:lastRowLastColumn="0"/>
+            </w:pPr>
+          </w:p>
+        </w:tc>
+        <w:tc>
+          <w:tcPr>
+            <w:tcW w:w="2254" w:type="dxa"/>
+          </w:tcPr>
+          <w:p>
+            <w:pPr>
+              <w:cnfStyle w:val="000000000000" w:firstRow="0" w:lastRow="0" w:firstColumn="0" w:lastColumn="0" w:oddVBand="0" w:evenVBand="0" w:oddHBand="0" w:evenHBand="0" w:firstRowFirstColumn="0" w:firstRowLastColumn="0" w:lastRowFirstColumn="0" w:lastRowLastColumn="0"/>
+            </w:pPr>
+          </w:p>
+        </w:tc>
+        <w:tc>
+          <w:tcPr>
+            <w:tcW w:w="2254" w:type="dxa"/>
+          </w:tcPr>
+          <w:p>
+            <w:pPr>
+              <w:cnfStyle w:val="000000000000" w:firstRow="0" w:lastRow="0" w:firstColumn="0" w:lastColumn="0" w:oddVBand="0" w:evenVBand="0" w:oddHBand="0" w:evenHBand="0" w:firstRowFirstColumn="0" w:firstRowLastColumn="0" w:lastRowFirstColumn="0" w:lastRowLastColumn="0"/>
             </w:pPr>
           </w:p>
         </w:tc>
       </w:tr>
     </w:tbl>
+    <w:p/>
+    <w:p/>
+    <w:p/>
     <w:p>
       <w:pPr>
         <w:pStyle w:val="Title"/>
@@ -1135,23 +1518,182 @@
           <w:u w:val="single"/>
         </w:rPr>
       </w:pPr>
-      <w:r>
+    </w:p>
+    <w:p>
+      <w:pPr>
+        <w:pStyle w:val="Title"/>
+        <w:spacing w:before="360" w:after="240"/>
+        <w:jc w:val="center"/>
         <w:rPr>
           <w:sz w:val="40"/>
           <w:szCs w:val="40"/>
           <w:u w:val="single"/>
         </w:rPr>
-        <w:t>Departments</w:t>
-      </w:r>
-      <w:r>
+      </w:pPr>
+    </w:p>
+    <w:p>
+      <w:pPr>
+        <w:pStyle w:val="Title"/>
+        <w:spacing w:before="360" w:after="240"/>
+        <w:jc w:val="center"/>
         <w:rPr>
           <w:sz w:val="40"/>
           <w:szCs w:val="40"/>
           <w:u w:val="single"/>
         </w:rPr>
+      </w:pPr>
+      <w:r>
+        <w:rPr>
+          <w:sz w:val="40"/>
+          <w:szCs w:val="40"/>
+          <w:u w:val="single"/>
+        </w:rPr>
+        <w:t>Departments</w:t>
+      </w:r>
+      <w:r>
+        <w:rPr>
+          <w:sz w:val="40"/>
+          <w:szCs w:val="40"/>
+          <w:u w:val="single"/>
+        </w:rPr>
         <w:t>/Employees</w:t>
       </w:r>
     </w:p>
+    <w:p>
+      <w:pPr>
+        <w:spacing w:after="0"/>
+        <w:rPr>
+          <w:b/>
+          <w:bCs/>
+          <w:u w:val="single"/>
+        </w:rPr>
+      </w:pPr>
+      <w:r>
+        <w:rPr>
+          <w:b/>
+          <w:bCs/>
+          <w:u w:val="single"/>
+        </w:rPr>
+        <w:t>Requirement</w:t>
+      </w:r>
+      <w:r>
+        <w:rPr>
+          <w:b/>
+          <w:bCs/>
+          <w:u w:val="single"/>
+        </w:rPr>
+        <w:t>s</w:t>
+      </w:r>
+      <w:r>
+        <w:rPr>
+          <w:b/>
+          <w:bCs/>
+          <w:u w:val="single"/>
+        </w:rPr>
+        <w:t xml:space="preserve"> (Departments and Estimated Employees)</w:t>
+      </w:r>
+      <w:r>
+        <w:rPr>
+          <w:b/>
+          <w:bCs/>
+          <w:u w:val="single"/>
+        </w:rPr>
+        <w:t>:</w:t>
+      </w:r>
+    </w:p>
+    <w:p>
+      <w:pPr>
+        <w:pStyle w:val="ListParagraph"/>
+        <w:numPr>
+          <w:ilvl w:val="0"/>
+          <w:numId w:val="2"/>
+        </w:numPr>
+      </w:pPr>
+      <w:r>
+        <w:t>Administration</w:t>
+      </w:r>
+      <w:r>
+        <w:t xml:space="preserve">: 25 </w:t>
+      </w:r>
+    </w:p>
+    <w:p>
+      <w:pPr>
+        <w:pStyle w:val="ListParagraph"/>
+        <w:numPr>
+          <w:ilvl w:val="0"/>
+          <w:numId w:val="2"/>
+        </w:numPr>
+      </w:pPr>
+      <w:r>
+        <w:t>ICT: 15</w:t>
+      </w:r>
+    </w:p>
+    <w:p>
+      <w:pPr>
+        <w:pStyle w:val="ListParagraph"/>
+        <w:numPr>
+          <w:ilvl w:val="0"/>
+          <w:numId w:val="2"/>
+        </w:numPr>
+      </w:pPr>
+      <w:r>
+        <w:t>Finance</w:t>
+      </w:r>
+      <w:r>
+        <w:t>: 18</w:t>
+      </w:r>
+    </w:p>
+    <w:p>
+      <w:pPr>
+        <w:pStyle w:val="ListParagraph"/>
+        <w:numPr>
+          <w:ilvl w:val="0"/>
+          <w:numId w:val="2"/>
+        </w:numPr>
+      </w:pPr>
+      <w:r>
+        <w:t>Human Resources</w:t>
+      </w:r>
+      <w:r>
+        <w:t>: 12</w:t>
+      </w:r>
+    </w:p>
+    <w:p>
+      <w:pPr>
+        <w:pStyle w:val="ListParagraph"/>
+        <w:numPr>
+          <w:ilvl w:val="0"/>
+          <w:numId w:val="2"/>
+        </w:numPr>
+      </w:pPr>
+      <w:r>
+        <w:t>Student Affairs</w:t>
+      </w:r>
+      <w:r>
+        <w:t>: 20</w:t>
+      </w:r>
+    </w:p>
+    <w:p>
+      <w:pPr>
+        <w:pStyle w:val="ListParagraph"/>
+        <w:numPr>
+          <w:ilvl w:val="0"/>
+          <w:numId w:val="2"/>
+        </w:numPr>
+        <w:rPr>
+          <w:b/>
+          <w:bCs/>
+        </w:rPr>
+      </w:pPr>
+      <w:r>
+        <w:rPr>
+          <w:b/>
+          <w:bCs/>
+        </w:rPr>
+        <w:t>…</w:t>
+      </w:r>
+    </w:p>
+    <w:p/>
     <w:tbl>
       <w:tblPr>
         <w:tblStyle w:val="GridTable4-Accent6"/>
@@ -1232,8 +1774,105 @@
                 <w:sz w:val="24"/>
                 <w:szCs w:val="24"/>
               </w:rPr>
-              <w:t>Departments</w:t>
+              <w:t>Department</w:t>
             </w:r>
+          </w:p>
+        </w:tc>
+      </w:tr>
+      <w:tr>
+        <w:trPr>
+          <w:cnfStyle w:val="000000100000" w:firstRow="0" w:lastRow="0" w:firstColumn="0" w:lastColumn="0" w:oddVBand="0" w:evenVBand="0" w:oddHBand="1" w:evenHBand="0" w:firstRowFirstColumn="0" w:firstRowLastColumn="0" w:lastRowFirstColumn="0" w:lastRowLastColumn="0"/>
+        </w:trPr>
+        <w:tc>
+          <w:tcPr>
+            <w:cnfStyle w:val="001000000000" w:firstRow="0" w:lastRow="0" w:firstColumn="1" w:lastColumn="0" w:oddVBand="0" w:evenVBand="0" w:oddHBand="0" w:evenHBand="0" w:firstRowFirstColumn="0" w:firstRowLastColumn="0" w:lastRowFirstColumn="0" w:lastRowLastColumn="0"/>
+            <w:tcW w:w="3005" w:type="dxa"/>
+          </w:tcPr>
+          <w:p>
+            <w:pPr>
+              <w:rPr>
+                <w:rFonts w:ascii="Arial" w:hAnsi="Arial" w:cs="Arial"/>
+                <w:sz w:val="24"/>
+                <w:szCs w:val="24"/>
+              </w:rPr>
+            </w:pPr>
+          </w:p>
+        </w:tc>
+        <w:tc>
+          <w:tcPr>
+            <w:tcW w:w="3005" w:type="dxa"/>
+          </w:tcPr>
+          <w:p>
+            <w:pPr>
+              <w:cnfStyle w:val="000000100000" w:firstRow="0" w:lastRow="0" w:firstColumn="0" w:lastColumn="0" w:oddVBand="0" w:evenVBand="0" w:oddHBand="1" w:evenHBand="0" w:firstRowFirstColumn="0" w:firstRowLastColumn="0" w:lastRowFirstColumn="0" w:lastRowLastColumn="0"/>
+              <w:rPr>
+                <w:rFonts w:ascii="Arial" w:hAnsi="Arial" w:cs="Arial"/>
+                <w:sz w:val="24"/>
+                <w:szCs w:val="24"/>
+              </w:rPr>
+            </w:pPr>
+          </w:p>
+        </w:tc>
+        <w:tc>
+          <w:tcPr>
+            <w:tcW w:w="3006" w:type="dxa"/>
+          </w:tcPr>
+          <w:p>
+            <w:pPr>
+              <w:cnfStyle w:val="000000100000" w:firstRow="0" w:lastRow="0" w:firstColumn="0" w:lastColumn="0" w:oddVBand="0" w:evenVBand="0" w:oddHBand="1" w:evenHBand="0" w:firstRowFirstColumn="0" w:firstRowLastColumn="0" w:lastRowFirstColumn="0" w:lastRowLastColumn="0"/>
+              <w:rPr>
+                <w:rFonts w:ascii="Arial" w:hAnsi="Arial" w:cs="Arial"/>
+                <w:sz w:val="24"/>
+                <w:szCs w:val="24"/>
+              </w:rPr>
+            </w:pPr>
+          </w:p>
+        </w:tc>
+      </w:tr>
+      <w:tr>
+        <w:tc>
+          <w:tcPr>
+            <w:cnfStyle w:val="001000000000" w:firstRow="0" w:lastRow="0" w:firstColumn="1" w:lastColumn="0" w:oddVBand="0" w:evenVBand="0" w:oddHBand="0" w:evenHBand="0" w:firstRowFirstColumn="0" w:firstRowLastColumn="0" w:lastRowFirstColumn="0" w:lastRowLastColumn="0"/>
+            <w:tcW w:w="3005" w:type="dxa"/>
+          </w:tcPr>
+          <w:p>
+            <w:pPr>
+              <w:rPr>
+                <w:rFonts w:ascii="Arial" w:hAnsi="Arial" w:cs="Arial"/>
+                <w:sz w:val="24"/>
+                <w:szCs w:val="24"/>
+              </w:rPr>
+            </w:pPr>
+          </w:p>
+        </w:tc>
+        <w:tc>
+          <w:tcPr>
+            <w:tcW w:w="3005" w:type="dxa"/>
+          </w:tcPr>
+          <w:p>
+            <w:pPr>
+              <w:cnfStyle w:val="000000000000" w:firstRow="0" w:lastRow="0" w:firstColumn="0" w:lastColumn="0" w:oddVBand="0" w:evenVBand="0" w:oddHBand="0" w:evenHBand="0" w:firstRowFirstColumn="0" w:firstRowLastColumn="0" w:lastRowFirstColumn="0" w:lastRowLastColumn="0"/>
+              <w:rPr>
+                <w:rFonts w:ascii="Arial" w:hAnsi="Arial" w:cs="Arial"/>
+                <w:sz w:val="24"/>
+                <w:szCs w:val="24"/>
+              </w:rPr>
+            </w:pPr>
+          </w:p>
+        </w:tc>
+        <w:tc>
+          <w:tcPr>
+            <w:tcW w:w="3006" w:type="dxa"/>
+          </w:tcPr>
+          <w:p>
+            <w:pPr>
+              <w:cnfStyle w:val="000000000000" w:firstRow="0" w:lastRow="0" w:firstColumn="0" w:lastColumn="0" w:oddVBand="0" w:evenVBand="0" w:oddHBand="0" w:evenHBand="0" w:firstRowFirstColumn="0" w:firstRowLastColumn="0" w:lastRowFirstColumn="0" w:lastRowLastColumn="0"/>
+              <w:rPr>
+                <w:rFonts w:ascii="Arial" w:hAnsi="Arial" w:cs="Arial"/>
+                <w:sz w:val="24"/>
+                <w:szCs w:val="24"/>
+              </w:rPr>
+            </w:pPr>
           </w:p>
         </w:tc>
       </w:tr>
@@ -1452,7 +2091,7 @@
 </file>
 
 <file path=word/numbering.xml><?xml version="1.0" encoding="utf-8"?>
-<w:numbering xmlns:wpc="http://schemas.microsoft.com/office/word/2010/wordprocessingCanvas" xmlns:cx="http://schemas.microsoft.com/office/drawing/2014/chartex" xmlns:cx1="http://schemas.microsoft.com/office/drawing/2015/9/8/chartex" xmlns:cx2="http://schemas.microsoft.com/office/drawing/2015/10/21/chartex" xmlns:cx3="http://schemas.microsoft.com/office/drawing/2016/5/9/chartex" xmlns:cx4="http://schemas.microsoft.com/office/drawing/2016/5/10/chartex" xmlns:cx5="http://schemas.microsoft.com/office/drawing/2016/5/11/chartex" xmlns:cx6="http://schemas.microsoft.com/office/drawing/2016/5/12/chartex" xmlns:cx7="http://schemas.microsoft.com/office/drawing/2016/5/13/chartex" xmlns:cx8="http://schemas.microsoft.com/office/drawing/2016/5/14/chartex" xmlns:mc="http://schemas.openxmlformats.org/markup-compatibility/2006" xmlns:aink="http://schemas.microsoft.com/office/drawing/2016/ink" xmlns:am3d="http://schemas.microsoft.com/office/drawing/2017/model3d" xmlns:o="urn:schemas-microsoft-com:office:office" xmlns:oel="http://schemas.microsoft.com/office/2019/extlst" xmlns:r="http://schemas.openxmlformats.org/officeDocument/2006/relationships" xmlns:m="http://schemas.openxmlformats.org/officeDocument/2006/math" xmlns:v="urn:schemas-microsoft-com:vml" xmlns:wp14="http://schemas.microsoft.com/office/word/2010/wordprocessingDrawing" xmlns:wp="http://schemas.openxmlformats.org/drawingml/2006/wordprocessingDrawing" xmlns:w10="urn:schemas-microsoft-com:office:word" xmlns:w="http://schemas.openxmlformats.org/wordprocessingml/2006/main" xmlns:w14="http://schemas.microsoft.com/office/word/2010/wordml" xmlns:w15="http://schemas.microsoft.com/office/word/2012/wordml" xmlns:w16cei="http://schemas.microsoft.com/office/word/2026/wordml/cei" xmlns:w16cex="http://schemas.microsoft.com/office/word/2018/wordml/cex" xmlns:w16cid="http://schemas.microsoft.com/office/word/2016/wordml/cid" xmlns:w16="http://schemas.microsoft.com/office/word/2018/wordml" xmlns:w16du="http://schemas.microsoft.com/office/word/2023/wordml/word16du" xmlns:w16sdtdh="http://schemas.microsoft.com/office/word/2020/wordml/sdtdatahash" xmlns:w16sdtfl="http://schemas.microsoft.com/office/word/2024/wordml/sdtformatlock" xmlns:w16se="http://schemas.microsoft.com/office/word/2015/wordml/symex" xmlns:wpg="http://schemas.microsoft.com/office/word/2010/wordprocessingGroup" xmlns:wpi="http://schemas.microsoft.com/office/word/2010/wordprocessingInk" xmlns:wne="http://schemas.microsoft.com/office/word/2006/wordml" xmlns:wps="http://schemas.microsoft.com/office/word/2010/wordprocessingShape" mc:Ignorable="w14 w15 w16se w16cid w16 w16cex w16sdtdh w16sdtfl w16du wp14">
+<w:numbering xmlns:wpc="http://schemas.microsoft.com/office/word/2010/wordprocessingCanvas" xmlns:cx="http://schemas.microsoft.com/office/drawing/2014/chartex" xmlns:cx1="http://schemas.microsoft.com/office/drawing/2015/9/8/chartex" xmlns:cx2="http://schemas.microsoft.com/office/drawing/2015/10/21/chartex" xmlns:cx3="http://schemas.microsoft.com/office/drawing/2016/5/9/chartex" xmlns:cx4="http://schemas.microsoft.com/office/drawing/2016/5/10/chartex" xmlns:cx5="http://schemas.microsoft.com/office/drawing/2016/5/11/chartex" xmlns:cx6="http://schemas.microsoft.com/office/drawing/2016/5/12/chartex" xmlns:cx7="http://schemas.microsoft.com/office/drawing/2016/5/13/chartex" xmlns:cx8="http://schemas.microsoft.com/office/drawing/2016/5/14/chartex" xmlns:mc="http://schemas.openxmlformats.org/markup-compatibility/2006" xmlns:aink="http://schemas.microsoft.com/office/drawing/2016/ink" xmlns:am3d="http://schemas.microsoft.com/office/drawing/2017/model3d" xmlns:o="urn:schemas-microsoft-com:office:office" xmlns:oel="http://schemas.microsoft.com/office/2019/extlst" xmlns:r="http://schemas.openxmlformats.org/officeDocument/2006/relationships" xmlns:m="http://schemas.openxmlformats.org/officeDocument/2006/math" xmlns:v="urn:schemas-microsoft-com:vml" xmlns:wp14="http://schemas.microsoft.com/office/word/2010/wordprocessingDrawing" xmlns:wp="http://schemas.openxmlformats.org/drawingml/2006/wordprocessingDrawing" xmlns:w10="urn:schemas-microsoft-com:office:word" xmlns:w="http://schemas.openxmlformats.org/wordprocessingml/2006/main" xmlns:w14="http://schemas.microsoft.com/office/word/2010/wordml" xmlns:w15="http://schemas.microsoft.com/office/word/2012/wordml" xmlns:w16cex="http://schemas.microsoft.com/office/word/2018/wordml/cex" xmlns:w16cid="http://schemas.microsoft.com/office/word/2016/wordml/cid" xmlns:w16="http://schemas.microsoft.com/office/word/2018/wordml" xmlns:w16du="http://schemas.microsoft.com/office/word/2023/wordml/word16du" xmlns:w16sdtdh="http://schemas.microsoft.com/office/word/2020/wordml/sdtdatahash" xmlns:w16sdtfl="http://schemas.microsoft.com/office/word/2024/wordml/sdtformatlock" xmlns:w16se="http://schemas.microsoft.com/office/word/2015/wordml/symex" xmlns:wpg="http://schemas.microsoft.com/office/word/2010/wordprocessingGroup" xmlns:wpi="http://schemas.microsoft.com/office/word/2010/wordprocessingInk" xmlns:wne="http://schemas.microsoft.com/office/word/2006/wordml" xmlns:wps="http://schemas.microsoft.com/office/word/2010/wordprocessingShape" mc:Ignorable="w14 w15 w16se w16cid w16 w16cex w16sdtdh w16sdtfl w16du wp14">
   <w:abstractNum w:abstractNumId="0" w15:restartNumberingAfterBreak="0">
     <w:nsid w:val="1BD437D4"/>
     <w:multiLevelType w:val="hybridMultilevel"/>
@@ -1569,7 +2208,7 @@
   <w:abstractNum w:abstractNumId="1" w15:restartNumberingAfterBreak="0">
     <w:nsid w:val="7EAC5A16"/>
     <w:multiLevelType w:val="hybridMultilevel"/>
-    <w:tmpl w:val="972CE15E"/>
+    <w:tmpl w:val="4FA498BE"/>
     <w:lvl w:ilvl="0" w:tplc="1C090001">
       <w:start w:val="1"/>
       <w:numFmt w:val="bullet"/>
@@ -2291,7 +2930,6 @@
   <w:style w:type="character" w:default="1" w:styleId="DefaultParagraphFont">
     <w:name w:val="Default Paragraph Font"/>
     <w:uiPriority w:val="1"/>
-    <w:semiHidden/>
     <w:unhideWhenUsed/>
   </w:style>
   <w:style w:type="table" w:default="1" w:styleId="TableNormal">
@@ -2852,6 +3490,157 @@
       </w:tcPr>
     </w:tblStylePr>
   </w:style>
+  <w:style w:type="table" w:styleId="GridTable2-Accent5">
+    <w:name w:val="Grid Table 2 Accent 5"/>
+    <w:basedOn w:val="TableNormal"/>
+    <w:uiPriority w:val="47"/>
+    <w:rsid w:val="00BF1091"/>
+    <w:pPr>
+      <w:spacing w:after="0" w:line="240" w:lineRule="auto"/>
+    </w:pPr>
+    <w:tblPr>
+      <w:tblStyleRowBandSize w:val="1"/>
+      <w:tblStyleColBandSize w:val="1"/>
+      <w:tblBorders>
+        <w:top w:val="single" w:sz="2" w:space="0" w:color="9CC2E5" w:themeColor="accent5" w:themeTint="99"/>
+        <w:bottom w:val="single" w:sz="2" w:space="0" w:color="9CC2E5" w:themeColor="accent5" w:themeTint="99"/>
+        <w:insideH w:val="single" w:sz="2" w:space="0" w:color="9CC2E5" w:themeColor="accent5" w:themeTint="99"/>
+        <w:insideV w:val="single" w:sz="2" w:space="0" w:color="9CC2E5" w:themeColor="accent5" w:themeTint="99"/>
+      </w:tblBorders>
+    </w:tblPr>
+    <w:tblStylePr w:type="firstRow">
+      <w:rPr>
+        <w:b/>
+        <w:bCs/>
+      </w:rPr>
+      <w:tblPr/>
+      <w:tcPr>
+        <w:tcBorders>
+          <w:top w:val="nil"/>
+          <w:bottom w:val="single" w:sz="12" w:space="0" w:color="9CC2E5" w:themeColor="accent5" w:themeTint="99"/>
+          <w:insideH w:val="nil"/>
+          <w:insideV w:val="nil"/>
+        </w:tcBorders>
+        <w:shd w:val="clear" w:color="auto" w:fill="FFFFFF" w:themeFill="background1"/>
+      </w:tcPr>
+    </w:tblStylePr>
+    <w:tblStylePr w:type="lastRow">
+      <w:rPr>
+        <w:b/>
+        <w:bCs/>
+      </w:rPr>
+      <w:tblPr/>
+      <w:tcPr>
+        <w:tcBorders>
+          <w:top w:val="double" w:sz="2" w:space="0" w:color="9CC2E5" w:themeColor="accent5" w:themeTint="99"/>
+          <w:bottom w:val="nil"/>
+          <w:insideH w:val="nil"/>
+          <w:insideV w:val="nil"/>
+        </w:tcBorders>
+        <w:shd w:val="clear" w:color="auto" w:fill="FFFFFF" w:themeFill="background1"/>
+      </w:tcPr>
+    </w:tblStylePr>
+    <w:tblStylePr w:type="firstCol">
+      <w:rPr>
+        <w:b/>
+        <w:bCs/>
+      </w:rPr>
+    </w:tblStylePr>
+    <w:tblStylePr w:type="lastCol">
+      <w:rPr>
+        <w:b/>
+        <w:bCs/>
+      </w:rPr>
+    </w:tblStylePr>
+    <w:tblStylePr w:type="band1Vert">
+      <w:tblPr/>
+      <w:tcPr>
+        <w:shd w:val="clear" w:color="auto" w:fill="DEEAF6" w:themeFill="accent5" w:themeFillTint="33"/>
+      </w:tcPr>
+    </w:tblStylePr>
+    <w:tblStylePr w:type="band1Horz">
+      <w:tblPr/>
+      <w:tcPr>
+        <w:shd w:val="clear" w:color="auto" w:fill="DEEAF6" w:themeFill="accent5" w:themeFillTint="33"/>
+      </w:tcPr>
+    </w:tblStylePr>
+  </w:style>
+  <w:style w:type="table" w:styleId="GridTable4-Accent4">
+    <w:name w:val="Grid Table 4 Accent 4"/>
+    <w:basedOn w:val="TableNormal"/>
+    <w:uiPriority w:val="49"/>
+    <w:rsid w:val="00FC4953"/>
+    <w:pPr>
+      <w:spacing w:after="0" w:line="240" w:lineRule="auto"/>
+    </w:pPr>
+    <w:tblPr>
+      <w:tblStyleRowBandSize w:val="1"/>
+      <w:tblStyleColBandSize w:val="1"/>
+      <w:tblBorders>
+        <w:top w:val="single" w:sz="4" w:space="0" w:color="FFD966" w:themeColor="accent4" w:themeTint="99"/>
+        <w:left w:val="single" w:sz="4" w:space="0" w:color="FFD966" w:themeColor="accent4" w:themeTint="99"/>
+        <w:bottom w:val="single" w:sz="4" w:space="0" w:color="FFD966" w:themeColor="accent4" w:themeTint="99"/>
+        <w:right w:val="single" w:sz="4" w:space="0" w:color="FFD966" w:themeColor="accent4" w:themeTint="99"/>
+        <w:insideH w:val="single" w:sz="4" w:space="0" w:color="FFD966" w:themeColor="accent4" w:themeTint="99"/>
+        <w:insideV w:val="single" w:sz="4" w:space="0" w:color="FFD966" w:themeColor="accent4" w:themeTint="99"/>
+      </w:tblBorders>
+    </w:tblPr>
+    <w:tblStylePr w:type="firstRow">
+      <w:rPr>
+        <w:b/>
+        <w:bCs/>
+        <w:color w:val="FFFFFF" w:themeColor="background1"/>
+      </w:rPr>
+      <w:tblPr/>
+      <w:tcPr>
+        <w:tcBorders>
+          <w:top w:val="single" w:sz="4" w:space="0" w:color="FFC000" w:themeColor="accent4"/>
+          <w:left w:val="single" w:sz="4" w:space="0" w:color="FFC000" w:themeColor="accent4"/>
+          <w:bottom w:val="single" w:sz="4" w:space="0" w:color="FFC000" w:themeColor="accent4"/>
+          <w:right w:val="single" w:sz="4" w:space="0" w:color="FFC000" w:themeColor="accent4"/>
+          <w:insideH w:val="nil"/>
+          <w:insideV w:val="nil"/>
+        </w:tcBorders>
+        <w:shd w:val="clear" w:color="auto" w:fill="FFC000" w:themeFill="accent4"/>
+      </w:tcPr>
+    </w:tblStylePr>
+    <w:tblStylePr w:type="lastRow">
+      <w:rPr>
+        <w:b/>
+        <w:bCs/>
+      </w:rPr>
+      <w:tblPr/>
+      <w:tcPr>
+        <w:tcBorders>
+          <w:top w:val="double" w:sz="4" w:space="0" w:color="FFC000" w:themeColor="accent4"/>
+        </w:tcBorders>
+      </w:tcPr>
+    </w:tblStylePr>
+    <w:tblStylePr w:type="firstCol">
+      <w:rPr>
+        <w:b/>
+        <w:bCs/>
+      </w:rPr>
+    </w:tblStylePr>
+    <w:tblStylePr w:type="lastCol">
+      <w:rPr>
+        <w:b/>
+        <w:bCs/>
+      </w:rPr>
+    </w:tblStylePr>
+    <w:tblStylePr w:type="band1Vert">
+      <w:tblPr/>
+      <w:tcPr>
+        <w:shd w:val="clear" w:color="auto" w:fill="FFF2CC" w:themeFill="accent4" w:themeFillTint="33"/>
+      </w:tcPr>
+    </w:tblStylePr>
+    <w:tblStylePr w:type="band1Horz">
+      <w:tblPr/>
+      <w:tcPr>
+        <w:shd w:val="clear" w:color="auto" w:fill="FFF2CC" w:themeFill="accent4" w:themeFillTint="33"/>
+      </w:tcPr>
+    </w:tblStylePr>
+  </w:style>
 </w:styles>
 </file>
 

--- a/Phase 1/Subnetting.docx
+++ b/Phase 1/Subnetting.docx
@@ -1030,6 +1030,8 @@
             <w:pPr>
               <w:rPr>
                 <w:rFonts w:ascii="Arial" w:hAnsi="Arial" w:cs="Arial"/>
+                <w:b w:val="0"/>
+                <w:bCs w:val="0"/>
                 <w:sz w:val="24"/>
                 <w:szCs w:val="24"/>
               </w:rPr>
@@ -1037,6 +1039,8 @@
             <w:r>
               <w:rPr>
                 <w:rFonts w:ascii="Arial" w:hAnsi="Arial" w:cs="Arial"/>
+                <w:b w:val="0"/>
+                <w:bCs w:val="0"/>
                 <w:sz w:val="24"/>
                 <w:szCs w:val="24"/>
               </w:rPr>
@@ -1053,8 +1057,6 @@
               <w:cnfStyle w:val="000000100000" w:firstRow="0" w:lastRow="0" w:firstColumn="0" w:lastColumn="0" w:oddVBand="0" w:evenVBand="0" w:oddHBand="1" w:evenHBand="0" w:firstRowFirstColumn="0" w:firstRowLastColumn="0" w:lastRowFirstColumn="0" w:lastRowLastColumn="0"/>
               <w:rPr>
                 <w:rFonts w:ascii="Arial" w:hAnsi="Arial" w:cs="Arial"/>
-                <w:b/>
-                <w:bCs/>
                 <w:sz w:val="24"/>
                 <w:szCs w:val="24"/>
               </w:rPr>
@@ -1062,8 +1064,6 @@
             <w:r>
               <w:rPr>
                 <w:rFonts w:ascii="Arial" w:hAnsi="Arial" w:cs="Arial"/>
-                <w:b/>
-                <w:bCs/>
                 <w:sz w:val="24"/>
                 <w:szCs w:val="24"/>
               </w:rPr>
@@ -1080,8 +1080,6 @@
               <w:cnfStyle w:val="000000100000" w:firstRow="0" w:lastRow="0" w:firstColumn="0" w:lastColumn="0" w:oddVBand="0" w:evenVBand="0" w:oddHBand="1" w:evenHBand="0" w:firstRowFirstColumn="0" w:firstRowLastColumn="0" w:lastRowFirstColumn="0" w:lastRowLastColumn="0"/>
               <w:rPr>
                 <w:rFonts w:ascii="Arial" w:hAnsi="Arial" w:cs="Arial"/>
-                <w:b/>
-                <w:bCs/>
                 <w:sz w:val="24"/>
                 <w:szCs w:val="24"/>
               </w:rPr>
@@ -1089,8 +1087,6 @@
             <w:r>
               <w:rPr>
                 <w:rFonts w:ascii="Arial" w:hAnsi="Arial" w:cs="Arial"/>
-                <w:b/>
-                <w:bCs/>
                 <w:sz w:val="24"/>
                 <w:szCs w:val="24"/>
               </w:rPr>
@@ -1107,8 +1103,6 @@
               <w:cnfStyle w:val="000000100000" w:firstRow="0" w:lastRow="0" w:firstColumn="0" w:lastColumn="0" w:oddVBand="0" w:evenVBand="0" w:oddHBand="1" w:evenHBand="0" w:firstRowFirstColumn="0" w:firstRowLastColumn="0" w:lastRowFirstColumn="0" w:lastRowLastColumn="0"/>
               <w:rPr>
                 <w:rFonts w:ascii="Arial" w:hAnsi="Arial" w:cs="Arial"/>
-                <w:b/>
-                <w:bCs/>
                 <w:sz w:val="24"/>
                 <w:szCs w:val="24"/>
               </w:rPr>
@@ -1116,8 +1110,6 @@
             <w:r>
               <w:rPr>
                 <w:rFonts w:ascii="Arial" w:hAnsi="Arial" w:cs="Arial"/>
-                <w:b/>
-                <w:bCs/>
                 <w:sz w:val="24"/>
                 <w:szCs w:val="24"/>
               </w:rPr>
@@ -1136,6 +1128,8 @@
             <w:pPr>
               <w:rPr>
                 <w:rFonts w:ascii="Arial" w:hAnsi="Arial" w:cs="Arial"/>
+                <w:b w:val="0"/>
+                <w:bCs w:val="0"/>
                 <w:sz w:val="24"/>
                 <w:szCs w:val="24"/>
               </w:rPr>
@@ -1143,6 +1137,8 @@
             <w:r>
               <w:rPr>
                 <w:rFonts w:ascii="Arial" w:hAnsi="Arial" w:cs="Arial"/>
+                <w:b w:val="0"/>
+                <w:bCs w:val="0"/>
                 <w:sz w:val="24"/>
                 <w:szCs w:val="24"/>
               </w:rPr>
@@ -1159,8 +1155,6 @@
               <w:cnfStyle w:val="000000000000" w:firstRow="0" w:lastRow="0" w:firstColumn="0" w:lastColumn="0" w:oddVBand="0" w:evenVBand="0" w:oddHBand="0" w:evenHBand="0" w:firstRowFirstColumn="0" w:firstRowLastColumn="0" w:lastRowFirstColumn="0" w:lastRowLastColumn="0"/>
               <w:rPr>
                 <w:rFonts w:ascii="Arial" w:hAnsi="Arial" w:cs="Arial"/>
-                <w:b/>
-                <w:bCs/>
                 <w:sz w:val="24"/>
                 <w:szCs w:val="24"/>
               </w:rPr>
@@ -1168,8 +1162,6 @@
             <w:r>
               <w:rPr>
                 <w:rFonts w:ascii="Arial" w:hAnsi="Arial" w:cs="Arial"/>
-                <w:b/>
-                <w:bCs/>
                 <w:sz w:val="24"/>
                 <w:szCs w:val="24"/>
               </w:rPr>
@@ -1186,8 +1178,6 @@
               <w:cnfStyle w:val="000000000000" w:firstRow="0" w:lastRow="0" w:firstColumn="0" w:lastColumn="0" w:oddVBand="0" w:evenVBand="0" w:oddHBand="0" w:evenHBand="0" w:firstRowFirstColumn="0" w:firstRowLastColumn="0" w:lastRowFirstColumn="0" w:lastRowLastColumn="0"/>
               <w:rPr>
                 <w:rFonts w:ascii="Arial" w:hAnsi="Arial" w:cs="Arial"/>
-                <w:b/>
-                <w:bCs/>
                 <w:sz w:val="24"/>
                 <w:szCs w:val="24"/>
               </w:rPr>
@@ -1195,8 +1185,6 @@
             <w:r>
               <w:rPr>
                 <w:rFonts w:ascii="Arial" w:hAnsi="Arial" w:cs="Arial"/>
-                <w:b/>
-                <w:bCs/>
                 <w:sz w:val="24"/>
                 <w:szCs w:val="24"/>
               </w:rPr>
@@ -1213,8 +1201,6 @@
               <w:cnfStyle w:val="000000000000" w:firstRow="0" w:lastRow="0" w:firstColumn="0" w:lastColumn="0" w:oddVBand="0" w:evenVBand="0" w:oddHBand="0" w:evenHBand="0" w:firstRowFirstColumn="0" w:firstRowLastColumn="0" w:lastRowFirstColumn="0" w:lastRowLastColumn="0"/>
               <w:rPr>
                 <w:rFonts w:ascii="Arial" w:hAnsi="Arial" w:cs="Arial"/>
-                <w:b/>
-                <w:bCs/>
                 <w:sz w:val="24"/>
                 <w:szCs w:val="24"/>
               </w:rPr>
@@ -1222,8 +1208,6 @@
             <w:r>
               <w:rPr>
                 <w:rFonts w:ascii="Arial" w:hAnsi="Arial" w:cs="Arial"/>
-                <w:b/>
-                <w:bCs/>
                 <w:sz w:val="24"/>
                 <w:szCs w:val="24"/>
               </w:rPr>
@@ -1494,7 +1478,17 @@
     </w:tbl>
     <w:p/>
     <w:p/>
-    <w:p/>
+    <w:p>
+      <w:pPr>
+        <w:pStyle w:val="Title"/>
+        <w:spacing w:before="360" w:after="240"/>
+        <w:rPr>
+          <w:sz w:val="40"/>
+          <w:szCs w:val="40"/>
+          <w:u w:val="single"/>
+        </w:rPr>
+      </w:pPr>
+    </w:p>
     <w:p>
       <w:pPr>
         <w:pStyle w:val="Title"/>
@@ -1518,87 +1512,21 @@
           <w:u w:val="single"/>
         </w:rPr>
       </w:pPr>
-    </w:p>
-    <w:p>
-      <w:pPr>
-        <w:pStyle w:val="Title"/>
-        <w:spacing w:before="360" w:after="240"/>
-        <w:jc w:val="center"/>
+      <w:r>
         <w:rPr>
           <w:sz w:val="40"/>
           <w:szCs w:val="40"/>
           <w:u w:val="single"/>
         </w:rPr>
-      </w:pPr>
-    </w:p>
-    <w:p>
-      <w:pPr>
-        <w:pStyle w:val="Title"/>
-        <w:spacing w:before="360" w:after="240"/>
-        <w:jc w:val="center"/>
+        <w:t>Departments</w:t>
+      </w:r>
+      <w:r>
         <w:rPr>
           <w:sz w:val="40"/>
           <w:szCs w:val="40"/>
           <w:u w:val="single"/>
         </w:rPr>
-      </w:pPr>
-      <w:r>
-        <w:rPr>
-          <w:sz w:val="40"/>
-          <w:szCs w:val="40"/>
-          <w:u w:val="single"/>
-        </w:rPr>
-        <w:t>Departments</w:t>
-      </w:r>
-      <w:r>
-        <w:rPr>
-          <w:sz w:val="40"/>
-          <w:szCs w:val="40"/>
-          <w:u w:val="single"/>
-        </w:rPr>
         <w:t>/Employees</w:t>
-      </w:r>
-    </w:p>
-    <w:p>
-      <w:pPr>
-        <w:spacing w:after="0"/>
-        <w:rPr>
-          <w:b/>
-          <w:bCs/>
-          <w:u w:val="single"/>
-        </w:rPr>
-      </w:pPr>
-      <w:r>
-        <w:rPr>
-          <w:b/>
-          <w:bCs/>
-          <w:u w:val="single"/>
-        </w:rPr>
-        <w:t>Requirement</w:t>
-      </w:r>
-      <w:r>
-        <w:rPr>
-          <w:b/>
-          <w:bCs/>
-          <w:u w:val="single"/>
-        </w:rPr>
-        <w:t>s</w:t>
-      </w:r>
-      <w:r>
-        <w:rPr>
-          <w:b/>
-          <w:bCs/>
-          <w:u w:val="single"/>
-        </w:rPr>
-        <w:t xml:space="preserve"> (Departments and Estimated Employees)</w:t>
-      </w:r>
-      <w:r>
-        <w:rPr>
-          <w:b/>
-          <w:bCs/>
-          <w:u w:val="single"/>
-        </w:rPr>
-        <w:t>:</w:t>
       </w:r>
     </w:p>
     <w:p>
@@ -1608,12 +1536,15 @@
           <w:ilvl w:val="0"/>
           <w:numId w:val="2"/>
         </w:numPr>
-      </w:pPr>
-      <w:r>
-        <w:t>Administration</w:t>
-      </w:r>
-      <w:r>
-        <w:t xml:space="preserve">: 25 </w:t>
+        <w:rPr>
+          <w:rFonts w:ascii="Arial" w:hAnsi="Arial" w:cs="Arial"/>
+        </w:rPr>
+      </w:pPr>
+      <w:r>
+        <w:rPr>
+          <w:rFonts w:ascii="Arial" w:hAnsi="Arial" w:cs="Arial"/>
+        </w:rPr>
+        <w:t xml:space="preserve">I have created 32 subnets from 172.16.128.0/17. Each subnet consists of 1024 hosts (inc. Network ID and Broadcast ID). </w:t>
       </w:r>
     </w:p>
     <w:p>
@@ -1623,9 +1554,626 @@
           <w:ilvl w:val="0"/>
           <w:numId w:val="2"/>
         </w:numPr>
-      </w:pPr>
-      <w:r>
-        <w:t>ICT: 15</w:t>
+        <w:rPr>
+          <w:rFonts w:ascii="Arial" w:hAnsi="Arial" w:cs="Arial"/>
+        </w:rPr>
+      </w:pPr>
+      <w:r>
+        <w:rPr>
+          <w:rFonts w:ascii="Arial" w:hAnsi="Arial" w:cs="Arial"/>
+        </w:rPr>
+        <w:t xml:space="preserve">I will then take one subnet, use VLSM to provide </w:t>
+      </w:r>
+      <w:r>
+        <w:rPr>
+          <w:rFonts w:ascii="Arial" w:hAnsi="Arial" w:cs="Arial"/>
+        </w:rPr>
+        <w:t>appropriate number of IP addresses to each department.</w:t>
+      </w:r>
+    </w:p>
+    <w:tbl>
+      <w:tblPr>
+        <w:tblStyle w:val="GridTable4-Accent6"/>
+        <w:tblW w:w="9776" w:type="dxa"/>
+        <w:tblLook w:val="04A0" w:firstRow="1" w:lastRow="0" w:firstColumn="1" w:lastColumn="0" w:noHBand="0" w:noVBand="1"/>
+      </w:tblPr>
+      <w:tblGrid>
+        <w:gridCol w:w="2263"/>
+        <w:gridCol w:w="4536"/>
+        <w:gridCol w:w="2977"/>
+      </w:tblGrid>
+      <w:tr>
+        <w:trPr>
+          <w:cnfStyle w:val="100000000000" w:firstRow="1" w:lastRow="0" w:firstColumn="0" w:lastColumn="0" w:oddVBand="0" w:evenVBand="0" w:oddHBand="0" w:evenHBand="0" w:firstRowFirstColumn="0" w:firstRowLastColumn="0" w:lastRowFirstColumn="0" w:lastRowLastColumn="0"/>
+        </w:trPr>
+        <w:tc>
+          <w:tcPr>
+            <w:cnfStyle w:val="001000000000" w:firstRow="0" w:lastRow="0" w:firstColumn="1" w:lastColumn="0" w:oddVBand="0" w:evenVBand="0" w:oddHBand="0" w:evenHBand="0" w:firstRowFirstColumn="0" w:firstRowLastColumn="0" w:lastRowFirstColumn="0" w:lastRowLastColumn="0"/>
+            <w:tcW w:w="2263" w:type="dxa"/>
+          </w:tcPr>
+          <w:p>
+            <w:pPr>
+              <w:rPr>
+                <w:rFonts w:ascii="Arial" w:hAnsi="Arial" w:cs="Arial"/>
+                <w:sz w:val="24"/>
+                <w:szCs w:val="24"/>
+              </w:rPr>
+            </w:pPr>
+            <w:r>
+              <w:rPr>
+                <w:rFonts w:ascii="Arial" w:hAnsi="Arial" w:cs="Arial"/>
+                <w:sz w:val="24"/>
+                <w:szCs w:val="24"/>
+              </w:rPr>
+              <w:t>Network ID</w:t>
+            </w:r>
+          </w:p>
+        </w:tc>
+        <w:tc>
+          <w:tcPr>
+            <w:tcW w:w="4536" w:type="dxa"/>
+          </w:tcPr>
+          <w:p>
+            <w:pPr>
+              <w:cnfStyle w:val="100000000000" w:firstRow="1" w:lastRow="0" w:firstColumn="0" w:lastColumn="0" w:oddVBand="0" w:evenVBand="0" w:oddHBand="0" w:evenHBand="0" w:firstRowFirstColumn="0" w:firstRowLastColumn="0" w:lastRowFirstColumn="0" w:lastRowLastColumn="0"/>
+              <w:rPr>
+                <w:rFonts w:ascii="Arial" w:hAnsi="Arial" w:cs="Arial"/>
+                <w:sz w:val="24"/>
+                <w:szCs w:val="24"/>
+              </w:rPr>
+            </w:pPr>
+            <w:r>
+              <w:rPr>
+                <w:rFonts w:ascii="Arial" w:hAnsi="Arial" w:cs="Arial"/>
+                <w:sz w:val="24"/>
+                <w:szCs w:val="24"/>
+              </w:rPr>
+              <w:t>Usable Addresses</w:t>
+            </w:r>
+          </w:p>
+        </w:tc>
+        <w:tc>
+          <w:tcPr>
+            <w:tcW w:w="2977" w:type="dxa"/>
+          </w:tcPr>
+          <w:p>
+            <w:pPr>
+              <w:cnfStyle w:val="100000000000" w:firstRow="1" w:lastRow="0" w:firstColumn="0" w:lastColumn="0" w:oddVBand="0" w:evenVBand="0" w:oddHBand="0" w:evenHBand="0" w:firstRowFirstColumn="0" w:firstRowLastColumn="0" w:lastRowFirstColumn="0" w:lastRowLastColumn="0"/>
+              <w:rPr>
+                <w:rFonts w:ascii="Arial" w:hAnsi="Arial" w:cs="Arial"/>
+                <w:sz w:val="24"/>
+                <w:szCs w:val="24"/>
+              </w:rPr>
+            </w:pPr>
+            <w:r>
+              <w:rPr>
+                <w:rFonts w:ascii="Arial" w:hAnsi="Arial" w:cs="Arial"/>
+                <w:sz w:val="24"/>
+                <w:szCs w:val="24"/>
+              </w:rPr>
+              <w:t>Broadcast ID</w:t>
+            </w:r>
+          </w:p>
+        </w:tc>
+      </w:tr>
+      <w:tr>
+        <w:trPr>
+          <w:cnfStyle w:val="000000100000" w:firstRow="0" w:lastRow="0" w:firstColumn="0" w:lastColumn="0" w:oddVBand="0" w:evenVBand="0" w:oddHBand="1" w:evenHBand="0" w:firstRowFirstColumn="0" w:firstRowLastColumn="0" w:lastRowFirstColumn="0" w:lastRowLastColumn="0"/>
+        </w:trPr>
+        <w:tc>
+          <w:tcPr>
+            <w:cnfStyle w:val="001000000000" w:firstRow="0" w:lastRow="0" w:firstColumn="1" w:lastColumn="0" w:oddVBand="0" w:evenVBand="0" w:oddHBand="0" w:evenHBand="0" w:firstRowFirstColumn="0" w:firstRowLastColumn="0" w:lastRowFirstColumn="0" w:lastRowLastColumn="0"/>
+            <w:tcW w:w="2263" w:type="dxa"/>
+          </w:tcPr>
+          <w:p>
+            <w:pPr>
+              <w:rPr>
+                <w:rFonts w:ascii="Arial" w:hAnsi="Arial" w:cs="Arial"/>
+                <w:b w:val="0"/>
+                <w:bCs w:val="0"/>
+                <w:sz w:val="24"/>
+                <w:szCs w:val="24"/>
+              </w:rPr>
+            </w:pPr>
+            <w:r>
+              <w:rPr>
+                <w:rFonts w:ascii="Arial" w:hAnsi="Arial" w:cs="Arial"/>
+                <w:b w:val="0"/>
+                <w:bCs w:val="0"/>
+                <w:sz w:val="24"/>
+                <w:szCs w:val="24"/>
+              </w:rPr>
+              <w:t>172.16.128.0</w:t>
+            </w:r>
+          </w:p>
+        </w:tc>
+        <w:tc>
+          <w:tcPr>
+            <w:tcW w:w="4536" w:type="dxa"/>
+          </w:tcPr>
+          <w:p>
+            <w:pPr>
+              <w:cnfStyle w:val="000000100000" w:firstRow="0" w:lastRow="0" w:firstColumn="0" w:lastColumn="0" w:oddVBand="0" w:evenVBand="0" w:oddHBand="1" w:evenHBand="0" w:firstRowFirstColumn="0" w:firstRowLastColumn="0" w:lastRowFirstColumn="0" w:lastRowLastColumn="0"/>
+              <w:rPr>
+                <w:rFonts w:ascii="Arial" w:hAnsi="Arial" w:cs="Arial"/>
+                <w:sz w:val="24"/>
+                <w:szCs w:val="24"/>
+              </w:rPr>
+            </w:pPr>
+            <w:r>
+              <w:rPr>
+                <w:rFonts w:ascii="Arial" w:hAnsi="Arial" w:cs="Arial"/>
+                <w:sz w:val="24"/>
+                <w:szCs w:val="24"/>
+              </w:rPr>
+              <w:t>172.16.128.1 – 172.16.131.254</w:t>
+            </w:r>
+          </w:p>
+        </w:tc>
+        <w:tc>
+          <w:tcPr>
+            <w:tcW w:w="2977" w:type="dxa"/>
+          </w:tcPr>
+          <w:p>
+            <w:pPr>
+              <w:cnfStyle w:val="000000100000" w:firstRow="0" w:lastRow="0" w:firstColumn="0" w:lastColumn="0" w:oddVBand="0" w:evenVBand="0" w:oddHBand="1" w:evenHBand="0" w:firstRowFirstColumn="0" w:firstRowLastColumn="0" w:lastRowFirstColumn="0" w:lastRowLastColumn="0"/>
+              <w:rPr>
+                <w:rFonts w:ascii="Arial" w:hAnsi="Arial" w:cs="Arial"/>
+                <w:sz w:val="24"/>
+                <w:szCs w:val="24"/>
+              </w:rPr>
+            </w:pPr>
+            <w:r>
+              <w:rPr>
+                <w:rFonts w:ascii="Arial" w:hAnsi="Arial" w:cs="Arial"/>
+                <w:sz w:val="24"/>
+                <w:szCs w:val="24"/>
+              </w:rPr>
+              <w:t>172.16.131.255</w:t>
+            </w:r>
+          </w:p>
+        </w:tc>
+      </w:tr>
+      <w:tr>
+        <w:tc>
+          <w:tcPr>
+            <w:cnfStyle w:val="001000000000" w:firstRow="0" w:lastRow="0" w:firstColumn="1" w:lastColumn="0" w:oddVBand="0" w:evenVBand="0" w:oddHBand="0" w:evenHBand="0" w:firstRowFirstColumn="0" w:firstRowLastColumn="0" w:lastRowFirstColumn="0" w:lastRowLastColumn="0"/>
+            <w:tcW w:w="2263" w:type="dxa"/>
+          </w:tcPr>
+          <w:p>
+            <w:pPr>
+              <w:rPr>
+                <w:rFonts w:ascii="Arial" w:hAnsi="Arial" w:cs="Arial"/>
+                <w:b w:val="0"/>
+                <w:bCs w:val="0"/>
+                <w:sz w:val="24"/>
+                <w:szCs w:val="24"/>
+              </w:rPr>
+            </w:pPr>
+            <w:r>
+              <w:rPr>
+                <w:rFonts w:ascii="Arial" w:hAnsi="Arial" w:cs="Arial"/>
+                <w:b w:val="0"/>
+                <w:bCs w:val="0"/>
+                <w:sz w:val="24"/>
+                <w:szCs w:val="24"/>
+              </w:rPr>
+              <w:t>172.16.132.0</w:t>
+            </w:r>
+          </w:p>
+        </w:tc>
+        <w:tc>
+          <w:tcPr>
+            <w:tcW w:w="4536" w:type="dxa"/>
+          </w:tcPr>
+          <w:p>
+            <w:pPr>
+              <w:cnfStyle w:val="000000000000" w:firstRow="0" w:lastRow="0" w:firstColumn="0" w:lastColumn="0" w:oddVBand="0" w:evenVBand="0" w:oddHBand="0" w:evenHBand="0" w:firstRowFirstColumn="0" w:firstRowLastColumn="0" w:lastRowFirstColumn="0" w:lastRowLastColumn="0"/>
+              <w:rPr>
+                <w:rFonts w:ascii="Arial" w:hAnsi="Arial" w:cs="Arial"/>
+                <w:sz w:val="24"/>
+                <w:szCs w:val="24"/>
+              </w:rPr>
+            </w:pPr>
+            <w:r>
+              <w:rPr>
+                <w:rFonts w:ascii="Arial" w:hAnsi="Arial" w:cs="Arial"/>
+                <w:sz w:val="24"/>
+                <w:szCs w:val="24"/>
+              </w:rPr>
+              <w:t>172.16.132.1 – 172.16.135.254</w:t>
+            </w:r>
+          </w:p>
+        </w:tc>
+        <w:tc>
+          <w:tcPr>
+            <w:tcW w:w="2977" w:type="dxa"/>
+          </w:tcPr>
+          <w:p>
+            <w:pPr>
+              <w:cnfStyle w:val="000000000000" w:firstRow="0" w:lastRow="0" w:firstColumn="0" w:lastColumn="0" w:oddVBand="0" w:evenVBand="0" w:oddHBand="0" w:evenHBand="0" w:firstRowFirstColumn="0" w:firstRowLastColumn="0" w:lastRowFirstColumn="0" w:lastRowLastColumn="0"/>
+              <w:rPr>
+                <w:rFonts w:ascii="Arial" w:hAnsi="Arial" w:cs="Arial"/>
+                <w:sz w:val="24"/>
+                <w:szCs w:val="24"/>
+              </w:rPr>
+            </w:pPr>
+            <w:r>
+              <w:rPr>
+                <w:rFonts w:ascii="Arial" w:hAnsi="Arial" w:cs="Arial"/>
+                <w:sz w:val="24"/>
+                <w:szCs w:val="24"/>
+              </w:rPr>
+              <w:t>172.16.135.255</w:t>
+            </w:r>
+          </w:p>
+        </w:tc>
+      </w:tr>
+      <w:tr>
+        <w:trPr>
+          <w:cnfStyle w:val="000000100000" w:firstRow="0" w:lastRow="0" w:firstColumn="0" w:lastColumn="0" w:oddVBand="0" w:evenVBand="0" w:oddHBand="1" w:evenHBand="0" w:firstRowFirstColumn="0" w:firstRowLastColumn="0" w:lastRowFirstColumn="0" w:lastRowLastColumn="0"/>
+        </w:trPr>
+        <w:tc>
+          <w:tcPr>
+            <w:cnfStyle w:val="001000000000" w:firstRow="0" w:lastRow="0" w:firstColumn="1" w:lastColumn="0" w:oddVBand="0" w:evenVBand="0" w:oddHBand="0" w:evenHBand="0" w:firstRowFirstColumn="0" w:firstRowLastColumn="0" w:lastRowFirstColumn="0" w:lastRowLastColumn="0"/>
+            <w:tcW w:w="2263" w:type="dxa"/>
+          </w:tcPr>
+          <w:p>
+            <w:pPr>
+              <w:rPr>
+                <w:rFonts w:ascii="Arial" w:hAnsi="Arial" w:cs="Arial"/>
+                <w:b w:val="0"/>
+                <w:bCs w:val="0"/>
+                <w:sz w:val="24"/>
+                <w:szCs w:val="24"/>
+              </w:rPr>
+            </w:pPr>
+            <w:r>
+              <w:rPr>
+                <w:rFonts w:ascii="Arial" w:hAnsi="Arial" w:cs="Arial"/>
+                <w:b w:val="0"/>
+                <w:bCs w:val="0"/>
+                <w:sz w:val="24"/>
+                <w:szCs w:val="24"/>
+              </w:rPr>
+              <w:t>172.16.136.0</w:t>
+            </w:r>
+          </w:p>
+        </w:tc>
+        <w:tc>
+          <w:tcPr>
+            <w:tcW w:w="4536" w:type="dxa"/>
+          </w:tcPr>
+          <w:p>
+            <w:pPr>
+              <w:cnfStyle w:val="000000100000" w:firstRow="0" w:lastRow="0" w:firstColumn="0" w:lastColumn="0" w:oddVBand="0" w:evenVBand="0" w:oddHBand="1" w:evenHBand="0" w:firstRowFirstColumn="0" w:firstRowLastColumn="0" w:lastRowFirstColumn="0" w:lastRowLastColumn="0"/>
+              <w:rPr>
+                <w:rFonts w:ascii="Arial" w:hAnsi="Arial" w:cs="Arial"/>
+                <w:sz w:val="24"/>
+                <w:szCs w:val="24"/>
+              </w:rPr>
+            </w:pPr>
+            <w:r>
+              <w:rPr>
+                <w:rFonts w:ascii="Arial" w:hAnsi="Arial" w:cs="Arial"/>
+                <w:sz w:val="24"/>
+                <w:szCs w:val="24"/>
+              </w:rPr>
+              <w:t>172.16.136.1 – 172.16.139.254</w:t>
+            </w:r>
+          </w:p>
+        </w:tc>
+        <w:tc>
+          <w:tcPr>
+            <w:tcW w:w="2977" w:type="dxa"/>
+          </w:tcPr>
+          <w:p>
+            <w:pPr>
+              <w:cnfStyle w:val="000000100000" w:firstRow="0" w:lastRow="0" w:firstColumn="0" w:lastColumn="0" w:oddVBand="0" w:evenVBand="0" w:oddHBand="1" w:evenHBand="0" w:firstRowFirstColumn="0" w:firstRowLastColumn="0" w:lastRowFirstColumn="0" w:lastRowLastColumn="0"/>
+              <w:rPr>
+                <w:rFonts w:ascii="Arial" w:hAnsi="Arial" w:cs="Arial"/>
+                <w:sz w:val="24"/>
+                <w:szCs w:val="24"/>
+              </w:rPr>
+            </w:pPr>
+            <w:r>
+              <w:rPr>
+                <w:rFonts w:ascii="Arial" w:hAnsi="Arial" w:cs="Arial"/>
+                <w:sz w:val="24"/>
+                <w:szCs w:val="24"/>
+              </w:rPr>
+              <w:t>192.16.139.255</w:t>
+            </w:r>
+          </w:p>
+        </w:tc>
+      </w:tr>
+      <w:tr>
+        <w:tc>
+          <w:tcPr>
+            <w:cnfStyle w:val="001000000000" w:firstRow="0" w:lastRow="0" w:firstColumn="1" w:lastColumn="0" w:oddVBand="0" w:evenVBand="0" w:oddHBand="0" w:evenHBand="0" w:firstRowFirstColumn="0" w:firstRowLastColumn="0" w:lastRowFirstColumn="0" w:lastRowLastColumn="0"/>
+            <w:tcW w:w="2263" w:type="dxa"/>
+          </w:tcPr>
+          <w:p>
+            <w:pPr>
+              <w:rPr>
+                <w:rFonts w:ascii="Arial" w:hAnsi="Arial" w:cs="Arial"/>
+                <w:b w:val="0"/>
+                <w:bCs w:val="0"/>
+                <w:sz w:val="24"/>
+                <w:szCs w:val="24"/>
+              </w:rPr>
+            </w:pPr>
+            <w:r>
+              <w:rPr>
+                <w:rFonts w:ascii="Arial" w:hAnsi="Arial" w:cs="Arial"/>
+                <w:b w:val="0"/>
+                <w:bCs w:val="0"/>
+                <w:sz w:val="24"/>
+                <w:szCs w:val="24"/>
+              </w:rPr>
+              <w:t>172.16.140.0</w:t>
+            </w:r>
+          </w:p>
+        </w:tc>
+        <w:tc>
+          <w:tcPr>
+            <w:tcW w:w="4536" w:type="dxa"/>
+          </w:tcPr>
+          <w:p>
+            <w:pPr>
+              <w:cnfStyle w:val="000000000000" w:firstRow="0" w:lastRow="0" w:firstColumn="0" w:lastColumn="0" w:oddVBand="0" w:evenVBand="0" w:oddHBand="0" w:evenHBand="0" w:firstRowFirstColumn="0" w:firstRowLastColumn="0" w:lastRowFirstColumn="0" w:lastRowLastColumn="0"/>
+              <w:rPr>
+                <w:rFonts w:ascii="Arial" w:hAnsi="Arial" w:cs="Arial"/>
+                <w:sz w:val="24"/>
+                <w:szCs w:val="24"/>
+              </w:rPr>
+            </w:pPr>
+            <w:r>
+              <w:rPr>
+                <w:rFonts w:ascii="Arial" w:hAnsi="Arial" w:cs="Arial"/>
+                <w:sz w:val="24"/>
+                <w:szCs w:val="24"/>
+              </w:rPr>
+              <w:t>172.16.140.1 – 172.16.143.254</w:t>
+            </w:r>
+          </w:p>
+        </w:tc>
+        <w:tc>
+          <w:tcPr>
+            <w:tcW w:w="2977" w:type="dxa"/>
+          </w:tcPr>
+          <w:p>
+            <w:pPr>
+              <w:cnfStyle w:val="000000000000" w:firstRow="0" w:lastRow="0" w:firstColumn="0" w:lastColumn="0" w:oddVBand="0" w:evenVBand="0" w:oddHBand="0" w:evenHBand="0" w:firstRowFirstColumn="0" w:firstRowLastColumn="0" w:lastRowFirstColumn="0" w:lastRowLastColumn="0"/>
+              <w:rPr>
+                <w:rFonts w:ascii="Arial" w:hAnsi="Arial" w:cs="Arial"/>
+                <w:sz w:val="24"/>
+                <w:szCs w:val="24"/>
+              </w:rPr>
+            </w:pPr>
+            <w:r>
+              <w:rPr>
+                <w:rFonts w:ascii="Arial" w:hAnsi="Arial" w:cs="Arial"/>
+                <w:sz w:val="24"/>
+                <w:szCs w:val="24"/>
+              </w:rPr>
+              <w:t>172.16.143.255</w:t>
+            </w:r>
+          </w:p>
+        </w:tc>
+      </w:tr>
+      <w:tr>
+        <w:trPr>
+          <w:cnfStyle w:val="000000100000" w:firstRow="0" w:lastRow="0" w:firstColumn="0" w:lastColumn="0" w:oddVBand="0" w:evenVBand="0" w:oddHBand="1" w:evenHBand="0" w:firstRowFirstColumn="0" w:firstRowLastColumn="0" w:lastRowFirstColumn="0" w:lastRowLastColumn="0"/>
+        </w:trPr>
+        <w:tc>
+          <w:tcPr>
+            <w:cnfStyle w:val="001000000000" w:firstRow="0" w:lastRow="0" w:firstColumn="1" w:lastColumn="0" w:oddVBand="0" w:evenVBand="0" w:oddHBand="0" w:evenHBand="0" w:firstRowFirstColumn="0" w:firstRowLastColumn="0" w:lastRowFirstColumn="0" w:lastRowLastColumn="0"/>
+            <w:tcW w:w="2263" w:type="dxa"/>
+          </w:tcPr>
+          <w:p>
+            <w:pPr>
+              <w:jc w:val="center"/>
+              <w:rPr>
+                <w:rFonts w:ascii="Arial" w:hAnsi="Arial" w:cs="Arial"/>
+                <w:b w:val="0"/>
+                <w:bCs w:val="0"/>
+                <w:sz w:val="24"/>
+                <w:szCs w:val="24"/>
+              </w:rPr>
+            </w:pPr>
+            <w:r>
+              <w:rPr>
+                <w:rFonts w:ascii="Arial" w:hAnsi="Arial" w:cs="Arial"/>
+                <w:b w:val="0"/>
+                <w:bCs w:val="0"/>
+                <w:sz w:val="24"/>
+                <w:szCs w:val="24"/>
+              </w:rPr>
+              <w:t>…</w:t>
+            </w:r>
+          </w:p>
+        </w:tc>
+        <w:tc>
+          <w:tcPr>
+            <w:tcW w:w="4536" w:type="dxa"/>
+          </w:tcPr>
+          <w:p>
+            <w:pPr>
+              <w:jc w:val="center"/>
+              <w:cnfStyle w:val="000000100000" w:firstRow="0" w:lastRow="0" w:firstColumn="0" w:lastColumn="0" w:oddVBand="0" w:evenVBand="0" w:oddHBand="1" w:evenHBand="0" w:firstRowFirstColumn="0" w:firstRowLastColumn="0" w:lastRowFirstColumn="0" w:lastRowLastColumn="0"/>
+              <w:rPr>
+                <w:rFonts w:ascii="Arial" w:hAnsi="Arial" w:cs="Arial"/>
+                <w:sz w:val="24"/>
+                <w:szCs w:val="24"/>
+              </w:rPr>
+            </w:pPr>
+            <w:r>
+              <w:rPr>
+                <w:rFonts w:ascii="Arial" w:hAnsi="Arial" w:cs="Arial"/>
+                <w:sz w:val="24"/>
+                <w:szCs w:val="24"/>
+              </w:rPr>
+              <w:t>…</w:t>
+            </w:r>
+          </w:p>
+        </w:tc>
+        <w:tc>
+          <w:tcPr>
+            <w:tcW w:w="2977" w:type="dxa"/>
+          </w:tcPr>
+          <w:p>
+            <w:pPr>
+              <w:jc w:val="center"/>
+              <w:cnfStyle w:val="000000100000" w:firstRow="0" w:lastRow="0" w:firstColumn="0" w:lastColumn="0" w:oddVBand="0" w:evenVBand="0" w:oddHBand="1" w:evenHBand="0" w:firstRowFirstColumn="0" w:firstRowLastColumn="0" w:lastRowFirstColumn="0" w:lastRowLastColumn="0"/>
+              <w:rPr>
+                <w:rFonts w:ascii="Arial" w:hAnsi="Arial" w:cs="Arial"/>
+                <w:sz w:val="24"/>
+                <w:szCs w:val="24"/>
+              </w:rPr>
+            </w:pPr>
+            <w:r>
+              <w:rPr>
+                <w:rFonts w:ascii="Arial" w:hAnsi="Arial" w:cs="Arial"/>
+                <w:sz w:val="24"/>
+                <w:szCs w:val="24"/>
+              </w:rPr>
+              <w:t>…</w:t>
+            </w:r>
+          </w:p>
+        </w:tc>
+      </w:tr>
+      <w:tr>
+        <w:tc>
+          <w:tcPr>
+            <w:cnfStyle w:val="001000000000" w:firstRow="0" w:lastRow="0" w:firstColumn="1" w:lastColumn="0" w:oddVBand="0" w:evenVBand="0" w:oddHBand="0" w:evenHBand="0" w:firstRowFirstColumn="0" w:firstRowLastColumn="0" w:lastRowFirstColumn="0" w:lastRowLastColumn="0"/>
+            <w:tcW w:w="2263" w:type="dxa"/>
+          </w:tcPr>
+          <w:p>
+            <w:pPr>
+              <w:rPr>
+                <w:rFonts w:ascii="Arial" w:hAnsi="Arial" w:cs="Arial"/>
+                <w:b w:val="0"/>
+                <w:bCs w:val="0"/>
+                <w:sz w:val="24"/>
+                <w:szCs w:val="24"/>
+              </w:rPr>
+            </w:pPr>
+            <w:r>
+              <w:rPr>
+                <w:rFonts w:ascii="Arial" w:hAnsi="Arial" w:cs="Arial"/>
+                <w:b w:val="0"/>
+                <w:bCs w:val="0"/>
+                <w:sz w:val="24"/>
+                <w:szCs w:val="24"/>
+              </w:rPr>
+              <w:t>172.16.252.0</w:t>
+            </w:r>
+          </w:p>
+        </w:tc>
+        <w:tc>
+          <w:tcPr>
+            <w:tcW w:w="4536" w:type="dxa"/>
+          </w:tcPr>
+          <w:p>
+            <w:pPr>
+              <w:cnfStyle w:val="000000000000" w:firstRow="0" w:lastRow="0" w:firstColumn="0" w:lastColumn="0" w:oddVBand="0" w:evenVBand="0" w:oddHBand="0" w:evenHBand="0" w:firstRowFirstColumn="0" w:firstRowLastColumn="0" w:lastRowFirstColumn="0" w:lastRowLastColumn="0"/>
+              <w:rPr>
+                <w:rFonts w:ascii="Arial" w:hAnsi="Arial" w:cs="Arial"/>
+                <w:sz w:val="24"/>
+                <w:szCs w:val="24"/>
+              </w:rPr>
+            </w:pPr>
+            <w:r>
+              <w:rPr>
+                <w:rFonts w:ascii="Arial" w:hAnsi="Arial" w:cs="Arial"/>
+                <w:sz w:val="24"/>
+                <w:szCs w:val="24"/>
+              </w:rPr>
+              <w:t>172.16.252.1 – 172.16.255.</w:t>
+            </w:r>
+            <w:r>
+              <w:rPr>
+                <w:rFonts w:ascii="Arial" w:hAnsi="Arial" w:cs="Arial"/>
+                <w:sz w:val="24"/>
+                <w:szCs w:val="24"/>
+              </w:rPr>
+              <w:t>254</w:t>
+            </w:r>
+          </w:p>
+        </w:tc>
+        <w:tc>
+          <w:tcPr>
+            <w:tcW w:w="2977" w:type="dxa"/>
+          </w:tcPr>
+          <w:p>
+            <w:pPr>
+              <w:cnfStyle w:val="000000000000" w:firstRow="0" w:lastRow="0" w:firstColumn="0" w:lastColumn="0" w:oddVBand="0" w:evenVBand="0" w:oddHBand="0" w:evenHBand="0" w:firstRowFirstColumn="0" w:firstRowLastColumn="0" w:lastRowFirstColumn="0" w:lastRowLastColumn="0"/>
+              <w:rPr>
+                <w:rFonts w:ascii="Arial" w:hAnsi="Arial" w:cs="Arial"/>
+                <w:sz w:val="24"/>
+                <w:szCs w:val="24"/>
+              </w:rPr>
+            </w:pPr>
+            <w:r>
+              <w:rPr>
+                <w:rFonts w:ascii="Arial" w:hAnsi="Arial" w:cs="Arial"/>
+                <w:sz w:val="24"/>
+                <w:szCs w:val="24"/>
+              </w:rPr>
+              <w:t>172.16.255.255</w:t>
+            </w:r>
+          </w:p>
+        </w:tc>
+      </w:tr>
+    </w:tbl>
+    <w:p>
+      <w:pPr>
+        <w:rPr>
+          <w:rFonts w:ascii="Arial" w:hAnsi="Arial" w:cs="Arial"/>
+          <w:sz w:val="24"/>
+          <w:szCs w:val="24"/>
+        </w:rPr>
+      </w:pPr>
+    </w:p>
+    <w:p>
+      <w:pPr>
+        <w:pStyle w:val="Title"/>
+        <w:spacing w:before="360" w:after="240"/>
+        <w:jc w:val="center"/>
+        <w:rPr>
+          <w:sz w:val="36"/>
+          <w:szCs w:val="36"/>
+          <w:u w:val="single"/>
+        </w:rPr>
+      </w:pPr>
+      <w:r>
+        <w:rPr>
+          <w:sz w:val="36"/>
+          <w:szCs w:val="36"/>
+          <w:u w:val="single"/>
+        </w:rPr>
+        <w:t>VLSM</w:t>
+      </w:r>
+    </w:p>
+    <w:p>
+      <w:pPr>
+        <w:spacing w:after="0"/>
+        <w:rPr>
+          <w:rFonts w:ascii="Arial" w:hAnsi="Arial" w:cs="Arial"/>
+          <w:b/>
+          <w:bCs/>
+          <w:u w:val="single"/>
+        </w:rPr>
+      </w:pPr>
+      <w:r>
+        <w:rPr>
+          <w:rFonts w:ascii="Arial" w:hAnsi="Arial" w:cs="Arial"/>
+          <w:b/>
+          <w:bCs/>
+          <w:u w:val="single"/>
+        </w:rPr>
+        <w:t>Requirements (Departments and Estimated Employees):</w:t>
       </w:r>
     </w:p>
     <w:p>
@@ -1635,12 +2183,15 @@
           <w:ilvl w:val="0"/>
           <w:numId w:val="2"/>
         </w:numPr>
-      </w:pPr>
-      <w:r>
-        <w:t>Finance</w:t>
-      </w:r>
-      <w:r>
-        <w:t>: 18</w:t>
+        <w:rPr>
+          <w:rFonts w:ascii="Arial" w:hAnsi="Arial" w:cs="Arial"/>
+        </w:rPr>
+      </w:pPr>
+      <w:r>
+        <w:rPr>
+          <w:rFonts w:ascii="Arial" w:hAnsi="Arial" w:cs="Arial"/>
+        </w:rPr>
+        <w:t xml:space="preserve">Administration: 25 </w:t>
       </w:r>
     </w:p>
     <w:p>
@@ -1650,12 +2201,15 @@
           <w:ilvl w:val="0"/>
           <w:numId w:val="2"/>
         </w:numPr>
-      </w:pPr>
-      <w:r>
-        <w:t>Human Resources</w:t>
-      </w:r>
-      <w:r>
-        <w:t>: 12</w:t>
+        <w:rPr>
+          <w:rFonts w:ascii="Arial" w:hAnsi="Arial" w:cs="Arial"/>
+        </w:rPr>
+      </w:pPr>
+      <w:r>
+        <w:rPr>
+          <w:rFonts w:ascii="Arial" w:hAnsi="Arial" w:cs="Arial"/>
+        </w:rPr>
+        <w:t>ICT: 15</w:t>
       </w:r>
     </w:p>
     <w:p>
@@ -1665,12 +2219,15 @@
           <w:ilvl w:val="0"/>
           <w:numId w:val="2"/>
         </w:numPr>
-      </w:pPr>
-      <w:r>
-        <w:t>Student Affairs</w:t>
-      </w:r>
-      <w:r>
-        <w:t>: 20</w:t>
+        <w:rPr>
+          <w:rFonts w:ascii="Arial" w:hAnsi="Arial" w:cs="Arial"/>
+        </w:rPr>
+      </w:pPr>
+      <w:r>
+        <w:rPr>
+          <w:rFonts w:ascii="Arial" w:hAnsi="Arial" w:cs="Arial"/>
+        </w:rPr>
+        <w:t>Finance: 18</w:t>
       </w:r>
     </w:p>
     <w:p>
@@ -1681,29 +2238,78 @@
           <w:numId w:val="2"/>
         </w:numPr>
         <w:rPr>
+          <w:rFonts w:ascii="Arial" w:hAnsi="Arial" w:cs="Arial"/>
+        </w:rPr>
+      </w:pPr>
+      <w:r>
+        <w:rPr>
+          <w:rFonts w:ascii="Arial" w:hAnsi="Arial" w:cs="Arial"/>
+        </w:rPr>
+        <w:t>Human Resources: 12</w:t>
+      </w:r>
+    </w:p>
+    <w:p>
+      <w:pPr>
+        <w:pStyle w:val="ListParagraph"/>
+        <w:numPr>
+          <w:ilvl w:val="0"/>
+          <w:numId w:val="2"/>
+        </w:numPr>
+        <w:rPr>
+          <w:rFonts w:ascii="Arial" w:hAnsi="Arial" w:cs="Arial"/>
+        </w:rPr>
+      </w:pPr>
+      <w:r>
+        <w:rPr>
+          <w:rFonts w:ascii="Arial" w:hAnsi="Arial" w:cs="Arial"/>
+        </w:rPr>
+        <w:t>Student Affairs: 20</w:t>
+      </w:r>
+    </w:p>
+    <w:p>
+      <w:pPr>
+        <w:pStyle w:val="ListParagraph"/>
+        <w:numPr>
+          <w:ilvl w:val="0"/>
+          <w:numId w:val="2"/>
+        </w:numPr>
+        <w:rPr>
+          <w:rFonts w:ascii="Arial" w:hAnsi="Arial" w:cs="Arial"/>
           <w:b/>
           <w:bCs/>
         </w:rPr>
       </w:pPr>
       <w:r>
         <w:rPr>
+          <w:rFonts w:ascii="Arial" w:hAnsi="Arial" w:cs="Arial"/>
           <w:b/>
           <w:bCs/>
         </w:rPr>
         <w:t>…</w:t>
       </w:r>
     </w:p>
-    <w:p/>
+    <w:p>
+      <w:pPr>
+        <w:pStyle w:val="ListParagraph"/>
+        <w:rPr>
+          <w:rFonts w:ascii="Arial" w:hAnsi="Arial" w:cs="Arial"/>
+          <w:b/>
+          <w:bCs/>
+        </w:rPr>
+      </w:pPr>
+    </w:p>
     <w:tbl>
       <w:tblPr>
-        <w:tblStyle w:val="GridTable4-Accent6"/>
-        <w:tblW w:w="0" w:type="auto"/>
+        <w:tblStyle w:val="GridTable4-Accent3"/>
+        <w:tblW w:w="10065" w:type="dxa"/>
+        <w:tblInd w:w="-714" w:type="dxa"/>
         <w:tblLook w:val="04A0" w:firstRow="1" w:lastRow="0" w:firstColumn="1" w:lastColumn="0" w:noHBand="0" w:noVBand="1"/>
       </w:tblPr>
       <w:tblGrid>
-        <w:gridCol w:w="3005"/>
-        <w:gridCol w:w="3005"/>
-        <w:gridCol w:w="3006"/>
+        <w:gridCol w:w="2410"/>
+        <w:gridCol w:w="2977"/>
+        <w:gridCol w:w="2410"/>
+        <w:gridCol w:w="2268"/>
       </w:tblGrid>
       <w:tr>
         <w:trPr>
@@ -1712,21 +2318,21 @@
         <w:tc>
           <w:tcPr>
             <w:cnfStyle w:val="001000000000" w:firstRow="0" w:lastRow="0" w:firstColumn="1" w:lastColumn="0" w:oddVBand="0" w:evenVBand="0" w:oddHBand="0" w:evenHBand="0" w:firstRowFirstColumn="0" w:firstRowLastColumn="0" w:lastRowFirstColumn="0" w:lastRowLastColumn="0"/>
-            <w:tcW w:w="3005" w:type="dxa"/>
-          </w:tcPr>
-          <w:p>
-            <w:pPr>
-              <w:rPr>
-                <w:rFonts w:ascii="Arial" w:hAnsi="Arial" w:cs="Arial"/>
-                <w:sz w:val="24"/>
-                <w:szCs w:val="24"/>
+            <w:tcW w:w="2410" w:type="dxa"/>
+          </w:tcPr>
+          <w:p>
+            <w:pPr>
+              <w:pStyle w:val="ListParagraph"/>
+              <w:ind w:left="0"/>
+              <w:rPr>
+                <w:rFonts w:ascii="Arial" w:hAnsi="Arial" w:cs="Arial"/>
+                <w:color w:val="auto"/>
               </w:rPr>
             </w:pPr>
             <w:r>
               <w:rPr>
                 <w:rFonts w:ascii="Arial" w:hAnsi="Arial" w:cs="Arial"/>
-                <w:sz w:val="24"/>
-                <w:szCs w:val="24"/>
+                <w:color w:val="auto"/>
               </w:rPr>
               <w:t>Network ID</w:t>
             </w:r>
@@ -1734,45 +2340,68 @@
         </w:tc>
         <w:tc>
           <w:tcPr>
-            <w:tcW w:w="3005" w:type="dxa"/>
-          </w:tcPr>
-          <w:p>
-            <w:pPr>
+            <w:tcW w:w="2977" w:type="dxa"/>
+          </w:tcPr>
+          <w:p>
+            <w:pPr>
+              <w:pStyle w:val="ListParagraph"/>
+              <w:ind w:left="0"/>
               <w:cnfStyle w:val="100000000000" w:firstRow="1" w:lastRow="0" w:firstColumn="0" w:lastColumn="0" w:oddVBand="0" w:evenVBand="0" w:oddHBand="0" w:evenHBand="0" w:firstRowFirstColumn="0" w:firstRowLastColumn="0" w:lastRowFirstColumn="0" w:lastRowLastColumn="0"/>
               <w:rPr>
                 <w:rFonts w:ascii="Arial" w:hAnsi="Arial" w:cs="Arial"/>
-                <w:sz w:val="24"/>
-                <w:szCs w:val="24"/>
+                <w:color w:val="auto"/>
               </w:rPr>
             </w:pPr>
             <w:r>
               <w:rPr>
                 <w:rFonts w:ascii="Arial" w:hAnsi="Arial" w:cs="Arial"/>
-                <w:sz w:val="24"/>
-                <w:szCs w:val="24"/>
-              </w:rPr>
-              <w:t>Usable Addresses</w:t>
+                <w:color w:val="auto"/>
+              </w:rPr>
+              <w:t>Usable IP addresses</w:t>
             </w:r>
           </w:p>
         </w:tc>
         <w:tc>
           <w:tcPr>
-            <w:tcW w:w="3006" w:type="dxa"/>
-          </w:tcPr>
-          <w:p>
-            <w:pPr>
+            <w:tcW w:w="2410" w:type="dxa"/>
+          </w:tcPr>
+          <w:p>
+            <w:pPr>
+              <w:pStyle w:val="ListParagraph"/>
+              <w:ind w:left="0"/>
               <w:cnfStyle w:val="100000000000" w:firstRow="1" w:lastRow="0" w:firstColumn="0" w:lastColumn="0" w:oddVBand="0" w:evenVBand="0" w:oddHBand="0" w:evenHBand="0" w:firstRowFirstColumn="0" w:firstRowLastColumn="0" w:lastRowFirstColumn="0" w:lastRowLastColumn="0"/>
               <w:rPr>
                 <w:rFonts w:ascii="Arial" w:hAnsi="Arial" w:cs="Arial"/>
-                <w:sz w:val="24"/>
-                <w:szCs w:val="24"/>
+                <w:color w:val="auto"/>
               </w:rPr>
             </w:pPr>
             <w:r>
               <w:rPr>
                 <w:rFonts w:ascii="Arial" w:hAnsi="Arial" w:cs="Arial"/>
-                <w:sz w:val="24"/>
-                <w:szCs w:val="24"/>
+                <w:color w:val="auto"/>
+              </w:rPr>
+              <w:t>Broadcast ID</w:t>
+            </w:r>
+          </w:p>
+        </w:tc>
+        <w:tc>
+          <w:tcPr>
+            <w:tcW w:w="2268" w:type="dxa"/>
+          </w:tcPr>
+          <w:p>
+            <w:pPr>
+              <w:pStyle w:val="ListParagraph"/>
+              <w:ind w:left="0"/>
+              <w:cnfStyle w:val="100000000000" w:firstRow="1" w:lastRow="0" w:firstColumn="0" w:lastColumn="0" w:oddVBand="0" w:evenVBand="0" w:oddHBand="0" w:evenHBand="0" w:firstRowFirstColumn="0" w:firstRowLastColumn="0" w:lastRowFirstColumn="0" w:lastRowLastColumn="0"/>
+              <w:rPr>
+                <w:rFonts w:ascii="Arial" w:hAnsi="Arial" w:cs="Arial"/>
+                <w:color w:val="auto"/>
+              </w:rPr>
+            </w:pPr>
+            <w:r>
+              <w:rPr>
+                <w:rFonts w:ascii="Arial" w:hAnsi="Arial" w:cs="Arial"/>
+                <w:color w:val="auto"/>
               </w:rPr>
               <w:t>Department</w:t>
             </w:r>
@@ -1786,44 +2415,67 @@
         <w:tc>
           <w:tcPr>
             <w:cnfStyle w:val="001000000000" w:firstRow="0" w:lastRow="0" w:firstColumn="1" w:lastColumn="0" w:oddVBand="0" w:evenVBand="0" w:oddHBand="0" w:evenHBand="0" w:firstRowFirstColumn="0" w:firstRowLastColumn="0" w:lastRowFirstColumn="0" w:lastRowLastColumn="0"/>
-            <w:tcW w:w="3005" w:type="dxa"/>
-          </w:tcPr>
-          <w:p>
-            <w:pPr>
-              <w:rPr>
-                <w:rFonts w:ascii="Arial" w:hAnsi="Arial" w:cs="Arial"/>
-                <w:sz w:val="24"/>
-                <w:szCs w:val="24"/>
-              </w:rPr>
-            </w:pPr>
-          </w:p>
-        </w:tc>
-        <w:tc>
-          <w:tcPr>
-            <w:tcW w:w="3005" w:type="dxa"/>
-          </w:tcPr>
-          <w:p>
-            <w:pPr>
+            <w:tcW w:w="2410" w:type="dxa"/>
+          </w:tcPr>
+          <w:p>
+            <w:pPr>
+              <w:pStyle w:val="ListParagraph"/>
+              <w:ind w:left="0"/>
+              <w:rPr>
+                <w:rFonts w:ascii="Arial" w:hAnsi="Arial" w:cs="Arial"/>
+                <w:b w:val="0"/>
+                <w:bCs w:val="0"/>
+              </w:rPr>
+            </w:pPr>
+          </w:p>
+        </w:tc>
+        <w:tc>
+          <w:tcPr>
+            <w:tcW w:w="2977" w:type="dxa"/>
+          </w:tcPr>
+          <w:p>
+            <w:pPr>
+              <w:pStyle w:val="ListParagraph"/>
+              <w:ind w:left="0"/>
               <w:cnfStyle w:val="000000100000" w:firstRow="0" w:lastRow="0" w:firstColumn="0" w:lastColumn="0" w:oddVBand="0" w:evenVBand="0" w:oddHBand="1" w:evenHBand="0" w:firstRowFirstColumn="0" w:firstRowLastColumn="0" w:lastRowFirstColumn="0" w:lastRowLastColumn="0"/>
               <w:rPr>
                 <w:rFonts w:ascii="Arial" w:hAnsi="Arial" w:cs="Arial"/>
-                <w:sz w:val="24"/>
-                <w:szCs w:val="24"/>
-              </w:rPr>
-            </w:pPr>
-          </w:p>
-        </w:tc>
-        <w:tc>
-          <w:tcPr>
-            <w:tcW w:w="3006" w:type="dxa"/>
-          </w:tcPr>
-          <w:p>
-            <w:pPr>
+                <w:b/>
+                <w:bCs/>
+              </w:rPr>
+            </w:pPr>
+          </w:p>
+        </w:tc>
+        <w:tc>
+          <w:tcPr>
+            <w:tcW w:w="2410" w:type="dxa"/>
+          </w:tcPr>
+          <w:p>
+            <w:pPr>
+              <w:pStyle w:val="ListParagraph"/>
+              <w:ind w:left="0"/>
               <w:cnfStyle w:val="000000100000" w:firstRow="0" w:lastRow="0" w:firstColumn="0" w:lastColumn="0" w:oddVBand="0" w:evenVBand="0" w:oddHBand="1" w:evenHBand="0" w:firstRowFirstColumn="0" w:firstRowLastColumn="0" w:lastRowFirstColumn="0" w:lastRowLastColumn="0"/>
               <w:rPr>
                 <w:rFonts w:ascii="Arial" w:hAnsi="Arial" w:cs="Arial"/>
-                <w:sz w:val="24"/>
-                <w:szCs w:val="24"/>
+                <w:b/>
+                <w:bCs/>
+              </w:rPr>
+            </w:pPr>
+          </w:p>
+        </w:tc>
+        <w:tc>
+          <w:tcPr>
+            <w:tcW w:w="2268" w:type="dxa"/>
+          </w:tcPr>
+          <w:p>
+            <w:pPr>
+              <w:pStyle w:val="ListParagraph"/>
+              <w:ind w:left="0"/>
+              <w:cnfStyle w:val="000000100000" w:firstRow="0" w:lastRow="0" w:firstColumn="0" w:lastColumn="0" w:oddVBand="0" w:evenVBand="0" w:oddHBand="1" w:evenHBand="0" w:firstRowFirstColumn="0" w:firstRowLastColumn="0" w:lastRowFirstColumn="0" w:lastRowLastColumn="0"/>
+              <w:rPr>
+                <w:rFonts w:ascii="Arial" w:hAnsi="Arial" w:cs="Arial"/>
+                <w:b/>
+                <w:bCs/>
               </w:rPr>
             </w:pPr>
           </w:p>
@@ -1833,44 +2485,67 @@
         <w:tc>
           <w:tcPr>
             <w:cnfStyle w:val="001000000000" w:firstRow="0" w:lastRow="0" w:firstColumn="1" w:lastColumn="0" w:oddVBand="0" w:evenVBand="0" w:oddHBand="0" w:evenHBand="0" w:firstRowFirstColumn="0" w:firstRowLastColumn="0" w:lastRowFirstColumn="0" w:lastRowLastColumn="0"/>
-            <w:tcW w:w="3005" w:type="dxa"/>
-          </w:tcPr>
-          <w:p>
-            <w:pPr>
-              <w:rPr>
-                <w:rFonts w:ascii="Arial" w:hAnsi="Arial" w:cs="Arial"/>
-                <w:sz w:val="24"/>
-                <w:szCs w:val="24"/>
-              </w:rPr>
-            </w:pPr>
-          </w:p>
-        </w:tc>
-        <w:tc>
-          <w:tcPr>
-            <w:tcW w:w="3005" w:type="dxa"/>
-          </w:tcPr>
-          <w:p>
-            <w:pPr>
+            <w:tcW w:w="2410" w:type="dxa"/>
+          </w:tcPr>
+          <w:p>
+            <w:pPr>
+              <w:pStyle w:val="ListParagraph"/>
+              <w:ind w:left="0"/>
+              <w:rPr>
+                <w:rFonts w:ascii="Arial" w:hAnsi="Arial" w:cs="Arial"/>
+                <w:b w:val="0"/>
+                <w:bCs w:val="0"/>
+              </w:rPr>
+            </w:pPr>
+          </w:p>
+        </w:tc>
+        <w:tc>
+          <w:tcPr>
+            <w:tcW w:w="2977" w:type="dxa"/>
+          </w:tcPr>
+          <w:p>
+            <w:pPr>
+              <w:pStyle w:val="ListParagraph"/>
+              <w:ind w:left="0"/>
               <w:cnfStyle w:val="000000000000" w:firstRow="0" w:lastRow="0" w:firstColumn="0" w:lastColumn="0" w:oddVBand="0" w:evenVBand="0" w:oddHBand="0" w:evenHBand="0" w:firstRowFirstColumn="0" w:firstRowLastColumn="0" w:lastRowFirstColumn="0" w:lastRowLastColumn="0"/>
               <w:rPr>
                 <w:rFonts w:ascii="Arial" w:hAnsi="Arial" w:cs="Arial"/>
-                <w:sz w:val="24"/>
-                <w:szCs w:val="24"/>
-              </w:rPr>
-            </w:pPr>
-          </w:p>
-        </w:tc>
-        <w:tc>
-          <w:tcPr>
-            <w:tcW w:w="3006" w:type="dxa"/>
-          </w:tcPr>
-          <w:p>
-            <w:pPr>
+                <w:b/>
+                <w:bCs/>
+              </w:rPr>
+            </w:pPr>
+          </w:p>
+        </w:tc>
+        <w:tc>
+          <w:tcPr>
+            <w:tcW w:w="2410" w:type="dxa"/>
+          </w:tcPr>
+          <w:p>
+            <w:pPr>
+              <w:pStyle w:val="ListParagraph"/>
+              <w:ind w:left="0"/>
               <w:cnfStyle w:val="000000000000" w:firstRow="0" w:lastRow="0" w:firstColumn="0" w:lastColumn="0" w:oddVBand="0" w:evenVBand="0" w:oddHBand="0" w:evenHBand="0" w:firstRowFirstColumn="0" w:firstRowLastColumn="0" w:lastRowFirstColumn="0" w:lastRowLastColumn="0"/>
               <w:rPr>
                 <w:rFonts w:ascii="Arial" w:hAnsi="Arial" w:cs="Arial"/>
-                <w:sz w:val="24"/>
-                <w:szCs w:val="24"/>
+                <w:b/>
+                <w:bCs/>
+              </w:rPr>
+            </w:pPr>
+          </w:p>
+        </w:tc>
+        <w:tc>
+          <w:tcPr>
+            <w:tcW w:w="2268" w:type="dxa"/>
+          </w:tcPr>
+          <w:p>
+            <w:pPr>
+              <w:pStyle w:val="ListParagraph"/>
+              <w:ind w:left="0"/>
+              <w:cnfStyle w:val="000000000000" w:firstRow="0" w:lastRow="0" w:firstColumn="0" w:lastColumn="0" w:oddVBand="0" w:evenVBand="0" w:oddHBand="0" w:evenHBand="0" w:firstRowFirstColumn="0" w:firstRowLastColumn="0" w:lastRowFirstColumn="0" w:lastRowLastColumn="0"/>
+              <w:rPr>
+                <w:rFonts w:ascii="Arial" w:hAnsi="Arial" w:cs="Arial"/>
+                <w:b/>
+                <w:bCs/>
               </w:rPr>
             </w:pPr>
           </w:p>
@@ -1883,44 +2558,67 @@
         <w:tc>
           <w:tcPr>
             <w:cnfStyle w:val="001000000000" w:firstRow="0" w:lastRow="0" w:firstColumn="1" w:lastColumn="0" w:oddVBand="0" w:evenVBand="0" w:oddHBand="0" w:evenHBand="0" w:firstRowFirstColumn="0" w:firstRowLastColumn="0" w:lastRowFirstColumn="0" w:lastRowLastColumn="0"/>
-            <w:tcW w:w="3005" w:type="dxa"/>
-          </w:tcPr>
-          <w:p>
-            <w:pPr>
-              <w:rPr>
-                <w:rFonts w:ascii="Arial" w:hAnsi="Arial" w:cs="Arial"/>
-                <w:sz w:val="24"/>
-                <w:szCs w:val="24"/>
-              </w:rPr>
-            </w:pPr>
-          </w:p>
-        </w:tc>
-        <w:tc>
-          <w:tcPr>
-            <w:tcW w:w="3005" w:type="dxa"/>
-          </w:tcPr>
-          <w:p>
-            <w:pPr>
+            <w:tcW w:w="2410" w:type="dxa"/>
+          </w:tcPr>
+          <w:p>
+            <w:pPr>
+              <w:pStyle w:val="ListParagraph"/>
+              <w:ind w:left="0"/>
+              <w:rPr>
+                <w:rFonts w:ascii="Arial" w:hAnsi="Arial" w:cs="Arial"/>
+                <w:b w:val="0"/>
+                <w:bCs w:val="0"/>
+              </w:rPr>
+            </w:pPr>
+          </w:p>
+        </w:tc>
+        <w:tc>
+          <w:tcPr>
+            <w:tcW w:w="2977" w:type="dxa"/>
+          </w:tcPr>
+          <w:p>
+            <w:pPr>
+              <w:pStyle w:val="ListParagraph"/>
+              <w:ind w:left="0"/>
               <w:cnfStyle w:val="000000100000" w:firstRow="0" w:lastRow="0" w:firstColumn="0" w:lastColumn="0" w:oddVBand="0" w:evenVBand="0" w:oddHBand="1" w:evenHBand="0" w:firstRowFirstColumn="0" w:firstRowLastColumn="0" w:lastRowFirstColumn="0" w:lastRowLastColumn="0"/>
               <w:rPr>
                 <w:rFonts w:ascii="Arial" w:hAnsi="Arial" w:cs="Arial"/>
-                <w:sz w:val="24"/>
-                <w:szCs w:val="24"/>
-              </w:rPr>
-            </w:pPr>
-          </w:p>
-        </w:tc>
-        <w:tc>
-          <w:tcPr>
-            <w:tcW w:w="3006" w:type="dxa"/>
-          </w:tcPr>
-          <w:p>
-            <w:pPr>
+                <w:b/>
+                <w:bCs/>
+              </w:rPr>
+            </w:pPr>
+          </w:p>
+        </w:tc>
+        <w:tc>
+          <w:tcPr>
+            <w:tcW w:w="2410" w:type="dxa"/>
+          </w:tcPr>
+          <w:p>
+            <w:pPr>
+              <w:pStyle w:val="ListParagraph"/>
+              <w:ind w:left="0"/>
               <w:cnfStyle w:val="000000100000" w:firstRow="0" w:lastRow="0" w:firstColumn="0" w:lastColumn="0" w:oddVBand="0" w:evenVBand="0" w:oddHBand="1" w:evenHBand="0" w:firstRowFirstColumn="0" w:firstRowLastColumn="0" w:lastRowFirstColumn="0" w:lastRowLastColumn="0"/>
               <w:rPr>
                 <w:rFonts w:ascii="Arial" w:hAnsi="Arial" w:cs="Arial"/>
-                <w:sz w:val="24"/>
-                <w:szCs w:val="24"/>
+                <w:b/>
+                <w:bCs/>
+              </w:rPr>
+            </w:pPr>
+          </w:p>
+        </w:tc>
+        <w:tc>
+          <w:tcPr>
+            <w:tcW w:w="2268" w:type="dxa"/>
+          </w:tcPr>
+          <w:p>
+            <w:pPr>
+              <w:pStyle w:val="ListParagraph"/>
+              <w:ind w:left="0"/>
+              <w:cnfStyle w:val="000000100000" w:firstRow="0" w:lastRow="0" w:firstColumn="0" w:lastColumn="0" w:oddVBand="0" w:evenVBand="0" w:oddHBand="1" w:evenHBand="0" w:firstRowFirstColumn="0" w:firstRowLastColumn="0" w:lastRowFirstColumn="0" w:lastRowLastColumn="0"/>
+              <w:rPr>
+                <w:rFonts w:ascii="Arial" w:hAnsi="Arial" w:cs="Arial"/>
+                <w:b/>
+                <w:bCs/>
               </w:rPr>
             </w:pPr>
           </w:p>
@@ -1930,44 +2628,67 @@
         <w:tc>
           <w:tcPr>
             <w:cnfStyle w:val="001000000000" w:firstRow="0" w:lastRow="0" w:firstColumn="1" w:lastColumn="0" w:oddVBand="0" w:evenVBand="0" w:oddHBand="0" w:evenHBand="0" w:firstRowFirstColumn="0" w:firstRowLastColumn="0" w:lastRowFirstColumn="0" w:lastRowLastColumn="0"/>
-            <w:tcW w:w="3005" w:type="dxa"/>
-          </w:tcPr>
-          <w:p>
-            <w:pPr>
-              <w:rPr>
-                <w:rFonts w:ascii="Arial" w:hAnsi="Arial" w:cs="Arial"/>
-                <w:sz w:val="24"/>
-                <w:szCs w:val="24"/>
-              </w:rPr>
-            </w:pPr>
-          </w:p>
-        </w:tc>
-        <w:tc>
-          <w:tcPr>
-            <w:tcW w:w="3005" w:type="dxa"/>
-          </w:tcPr>
-          <w:p>
-            <w:pPr>
+            <w:tcW w:w="2410" w:type="dxa"/>
+          </w:tcPr>
+          <w:p>
+            <w:pPr>
+              <w:pStyle w:val="ListParagraph"/>
+              <w:ind w:left="0"/>
+              <w:rPr>
+                <w:rFonts w:ascii="Arial" w:hAnsi="Arial" w:cs="Arial"/>
+                <w:b w:val="0"/>
+                <w:bCs w:val="0"/>
+              </w:rPr>
+            </w:pPr>
+          </w:p>
+        </w:tc>
+        <w:tc>
+          <w:tcPr>
+            <w:tcW w:w="2977" w:type="dxa"/>
+          </w:tcPr>
+          <w:p>
+            <w:pPr>
+              <w:pStyle w:val="ListParagraph"/>
+              <w:ind w:left="0"/>
               <w:cnfStyle w:val="000000000000" w:firstRow="0" w:lastRow="0" w:firstColumn="0" w:lastColumn="0" w:oddVBand="0" w:evenVBand="0" w:oddHBand="0" w:evenHBand="0" w:firstRowFirstColumn="0" w:firstRowLastColumn="0" w:lastRowFirstColumn="0" w:lastRowLastColumn="0"/>
               <w:rPr>
                 <w:rFonts w:ascii="Arial" w:hAnsi="Arial" w:cs="Arial"/>
-                <w:sz w:val="24"/>
-                <w:szCs w:val="24"/>
-              </w:rPr>
-            </w:pPr>
-          </w:p>
-        </w:tc>
-        <w:tc>
-          <w:tcPr>
-            <w:tcW w:w="3006" w:type="dxa"/>
-          </w:tcPr>
-          <w:p>
-            <w:pPr>
+                <w:b/>
+                <w:bCs/>
+              </w:rPr>
+            </w:pPr>
+          </w:p>
+        </w:tc>
+        <w:tc>
+          <w:tcPr>
+            <w:tcW w:w="2410" w:type="dxa"/>
+          </w:tcPr>
+          <w:p>
+            <w:pPr>
+              <w:pStyle w:val="ListParagraph"/>
+              <w:ind w:left="0"/>
               <w:cnfStyle w:val="000000000000" w:firstRow="0" w:lastRow="0" w:firstColumn="0" w:lastColumn="0" w:oddVBand="0" w:evenVBand="0" w:oddHBand="0" w:evenHBand="0" w:firstRowFirstColumn="0" w:firstRowLastColumn="0" w:lastRowFirstColumn="0" w:lastRowLastColumn="0"/>
               <w:rPr>
                 <w:rFonts w:ascii="Arial" w:hAnsi="Arial" w:cs="Arial"/>
-                <w:sz w:val="24"/>
-                <w:szCs w:val="24"/>
+                <w:b/>
+                <w:bCs/>
+              </w:rPr>
+            </w:pPr>
+          </w:p>
+        </w:tc>
+        <w:tc>
+          <w:tcPr>
+            <w:tcW w:w="2268" w:type="dxa"/>
+          </w:tcPr>
+          <w:p>
+            <w:pPr>
+              <w:pStyle w:val="ListParagraph"/>
+              <w:ind w:left="0"/>
+              <w:cnfStyle w:val="000000000000" w:firstRow="0" w:lastRow="0" w:firstColumn="0" w:lastColumn="0" w:oddVBand="0" w:evenVBand="0" w:oddHBand="0" w:evenHBand="0" w:firstRowFirstColumn="0" w:firstRowLastColumn="0" w:lastRowFirstColumn="0" w:lastRowLastColumn="0"/>
+              <w:rPr>
+                <w:rFonts w:ascii="Arial" w:hAnsi="Arial" w:cs="Arial"/>
+                <w:b/>
+                <w:bCs/>
               </w:rPr>
             </w:pPr>
           </w:p>
@@ -1980,44 +2701,67 @@
         <w:tc>
           <w:tcPr>
             <w:cnfStyle w:val="001000000000" w:firstRow="0" w:lastRow="0" w:firstColumn="1" w:lastColumn="0" w:oddVBand="0" w:evenVBand="0" w:oddHBand="0" w:evenHBand="0" w:firstRowFirstColumn="0" w:firstRowLastColumn="0" w:lastRowFirstColumn="0" w:lastRowLastColumn="0"/>
-            <w:tcW w:w="3005" w:type="dxa"/>
-          </w:tcPr>
-          <w:p>
-            <w:pPr>
-              <w:rPr>
-                <w:rFonts w:ascii="Arial" w:hAnsi="Arial" w:cs="Arial"/>
-                <w:sz w:val="24"/>
-                <w:szCs w:val="24"/>
-              </w:rPr>
-            </w:pPr>
-          </w:p>
-        </w:tc>
-        <w:tc>
-          <w:tcPr>
-            <w:tcW w:w="3005" w:type="dxa"/>
-          </w:tcPr>
-          <w:p>
-            <w:pPr>
+            <w:tcW w:w="2410" w:type="dxa"/>
+          </w:tcPr>
+          <w:p>
+            <w:pPr>
+              <w:pStyle w:val="ListParagraph"/>
+              <w:ind w:left="0"/>
+              <w:rPr>
+                <w:rFonts w:ascii="Arial" w:hAnsi="Arial" w:cs="Arial"/>
+                <w:b w:val="0"/>
+                <w:bCs w:val="0"/>
+              </w:rPr>
+            </w:pPr>
+          </w:p>
+        </w:tc>
+        <w:tc>
+          <w:tcPr>
+            <w:tcW w:w="2977" w:type="dxa"/>
+          </w:tcPr>
+          <w:p>
+            <w:pPr>
+              <w:pStyle w:val="ListParagraph"/>
+              <w:ind w:left="0"/>
               <w:cnfStyle w:val="000000100000" w:firstRow="0" w:lastRow="0" w:firstColumn="0" w:lastColumn="0" w:oddVBand="0" w:evenVBand="0" w:oddHBand="1" w:evenHBand="0" w:firstRowFirstColumn="0" w:firstRowLastColumn="0" w:lastRowFirstColumn="0" w:lastRowLastColumn="0"/>
               <w:rPr>
                 <w:rFonts w:ascii="Arial" w:hAnsi="Arial" w:cs="Arial"/>
-                <w:sz w:val="24"/>
-                <w:szCs w:val="24"/>
-              </w:rPr>
-            </w:pPr>
-          </w:p>
-        </w:tc>
-        <w:tc>
-          <w:tcPr>
-            <w:tcW w:w="3006" w:type="dxa"/>
-          </w:tcPr>
-          <w:p>
-            <w:pPr>
+                <w:b/>
+                <w:bCs/>
+              </w:rPr>
+            </w:pPr>
+          </w:p>
+        </w:tc>
+        <w:tc>
+          <w:tcPr>
+            <w:tcW w:w="2410" w:type="dxa"/>
+          </w:tcPr>
+          <w:p>
+            <w:pPr>
+              <w:pStyle w:val="ListParagraph"/>
+              <w:ind w:left="0"/>
               <w:cnfStyle w:val="000000100000" w:firstRow="0" w:lastRow="0" w:firstColumn="0" w:lastColumn="0" w:oddVBand="0" w:evenVBand="0" w:oddHBand="1" w:evenHBand="0" w:firstRowFirstColumn="0" w:firstRowLastColumn="0" w:lastRowFirstColumn="0" w:lastRowLastColumn="0"/>
               <w:rPr>
                 <w:rFonts w:ascii="Arial" w:hAnsi="Arial" w:cs="Arial"/>
-                <w:sz w:val="24"/>
-                <w:szCs w:val="24"/>
+                <w:b/>
+                <w:bCs/>
+              </w:rPr>
+            </w:pPr>
+          </w:p>
+        </w:tc>
+        <w:tc>
+          <w:tcPr>
+            <w:tcW w:w="2268" w:type="dxa"/>
+          </w:tcPr>
+          <w:p>
+            <w:pPr>
+              <w:pStyle w:val="ListParagraph"/>
+              <w:ind w:left="0"/>
+              <w:cnfStyle w:val="000000100000" w:firstRow="0" w:lastRow="0" w:firstColumn="0" w:lastColumn="0" w:oddVBand="0" w:evenVBand="0" w:oddHBand="1" w:evenHBand="0" w:firstRowFirstColumn="0" w:firstRowLastColumn="0" w:lastRowFirstColumn="0" w:lastRowLastColumn="0"/>
+              <w:rPr>
+                <w:rFonts w:ascii="Arial" w:hAnsi="Arial" w:cs="Arial"/>
+                <w:b/>
+                <w:bCs/>
               </w:rPr>
             </w:pPr>
           </w:p>
@@ -2027,50 +2771,226 @@
         <w:tc>
           <w:tcPr>
             <w:cnfStyle w:val="001000000000" w:firstRow="0" w:lastRow="0" w:firstColumn="1" w:lastColumn="0" w:oddVBand="0" w:evenVBand="0" w:oddHBand="0" w:evenHBand="0" w:firstRowFirstColumn="0" w:firstRowLastColumn="0" w:lastRowFirstColumn="0" w:lastRowLastColumn="0"/>
-            <w:tcW w:w="3005" w:type="dxa"/>
-          </w:tcPr>
-          <w:p>
-            <w:pPr>
-              <w:rPr>
-                <w:rFonts w:ascii="Arial" w:hAnsi="Arial" w:cs="Arial"/>
-                <w:sz w:val="24"/>
-                <w:szCs w:val="24"/>
-              </w:rPr>
-            </w:pPr>
-          </w:p>
-        </w:tc>
-        <w:tc>
-          <w:tcPr>
-            <w:tcW w:w="3005" w:type="dxa"/>
-          </w:tcPr>
-          <w:p>
-            <w:pPr>
+            <w:tcW w:w="2410" w:type="dxa"/>
+          </w:tcPr>
+          <w:p>
+            <w:pPr>
+              <w:pStyle w:val="ListParagraph"/>
+              <w:ind w:left="0"/>
+              <w:rPr>
+                <w:rFonts w:ascii="Arial" w:hAnsi="Arial" w:cs="Arial"/>
+                <w:b w:val="0"/>
+                <w:bCs w:val="0"/>
+              </w:rPr>
+            </w:pPr>
+          </w:p>
+        </w:tc>
+        <w:tc>
+          <w:tcPr>
+            <w:tcW w:w="2977" w:type="dxa"/>
+          </w:tcPr>
+          <w:p>
+            <w:pPr>
+              <w:pStyle w:val="ListParagraph"/>
+              <w:ind w:left="0"/>
               <w:cnfStyle w:val="000000000000" w:firstRow="0" w:lastRow="0" w:firstColumn="0" w:lastColumn="0" w:oddVBand="0" w:evenVBand="0" w:oddHBand="0" w:evenHBand="0" w:firstRowFirstColumn="0" w:firstRowLastColumn="0" w:lastRowFirstColumn="0" w:lastRowLastColumn="0"/>
               <w:rPr>
                 <w:rFonts w:ascii="Arial" w:hAnsi="Arial" w:cs="Arial"/>
-                <w:sz w:val="24"/>
-                <w:szCs w:val="24"/>
-              </w:rPr>
-            </w:pPr>
-          </w:p>
-        </w:tc>
-        <w:tc>
-          <w:tcPr>
-            <w:tcW w:w="3006" w:type="dxa"/>
-          </w:tcPr>
-          <w:p>
-            <w:pPr>
+                <w:b/>
+                <w:bCs/>
+              </w:rPr>
+            </w:pPr>
+          </w:p>
+        </w:tc>
+        <w:tc>
+          <w:tcPr>
+            <w:tcW w:w="2410" w:type="dxa"/>
+          </w:tcPr>
+          <w:p>
+            <w:pPr>
+              <w:pStyle w:val="ListParagraph"/>
+              <w:ind w:left="0"/>
               <w:cnfStyle w:val="000000000000" w:firstRow="0" w:lastRow="0" w:firstColumn="0" w:lastColumn="0" w:oddVBand="0" w:evenVBand="0" w:oddHBand="0" w:evenHBand="0" w:firstRowFirstColumn="0" w:firstRowLastColumn="0" w:lastRowFirstColumn="0" w:lastRowLastColumn="0"/>
               <w:rPr>
                 <w:rFonts w:ascii="Arial" w:hAnsi="Arial" w:cs="Arial"/>
-                <w:sz w:val="24"/>
-                <w:szCs w:val="24"/>
+                <w:b/>
+                <w:bCs/>
+              </w:rPr>
+            </w:pPr>
+          </w:p>
+        </w:tc>
+        <w:tc>
+          <w:tcPr>
+            <w:tcW w:w="2268" w:type="dxa"/>
+          </w:tcPr>
+          <w:p>
+            <w:pPr>
+              <w:pStyle w:val="ListParagraph"/>
+              <w:ind w:left="0"/>
+              <w:cnfStyle w:val="000000000000" w:firstRow="0" w:lastRow="0" w:firstColumn="0" w:lastColumn="0" w:oddVBand="0" w:evenVBand="0" w:oddHBand="0" w:evenHBand="0" w:firstRowFirstColumn="0" w:firstRowLastColumn="0" w:lastRowFirstColumn="0" w:lastRowLastColumn="0"/>
+              <w:rPr>
+                <w:rFonts w:ascii="Arial" w:hAnsi="Arial" w:cs="Arial"/>
+                <w:b/>
+                <w:bCs/>
+              </w:rPr>
+            </w:pPr>
+          </w:p>
+        </w:tc>
+      </w:tr>
+      <w:tr>
+        <w:trPr>
+          <w:cnfStyle w:val="000000100000" w:firstRow="0" w:lastRow="0" w:firstColumn="0" w:lastColumn="0" w:oddVBand="0" w:evenVBand="0" w:oddHBand="1" w:evenHBand="0" w:firstRowFirstColumn="0" w:firstRowLastColumn="0" w:lastRowFirstColumn="0" w:lastRowLastColumn="0"/>
+        </w:trPr>
+        <w:tc>
+          <w:tcPr>
+            <w:cnfStyle w:val="001000000000" w:firstRow="0" w:lastRow="0" w:firstColumn="1" w:lastColumn="0" w:oddVBand="0" w:evenVBand="0" w:oddHBand="0" w:evenHBand="0" w:firstRowFirstColumn="0" w:firstRowLastColumn="0" w:lastRowFirstColumn="0" w:lastRowLastColumn="0"/>
+            <w:tcW w:w="2410" w:type="dxa"/>
+          </w:tcPr>
+          <w:p>
+            <w:pPr>
+              <w:pStyle w:val="ListParagraph"/>
+              <w:ind w:left="0"/>
+              <w:rPr>
+                <w:rFonts w:ascii="Arial" w:hAnsi="Arial" w:cs="Arial"/>
+                <w:b w:val="0"/>
+                <w:bCs w:val="0"/>
+              </w:rPr>
+            </w:pPr>
+          </w:p>
+        </w:tc>
+        <w:tc>
+          <w:tcPr>
+            <w:tcW w:w="2977" w:type="dxa"/>
+          </w:tcPr>
+          <w:p>
+            <w:pPr>
+              <w:pStyle w:val="ListParagraph"/>
+              <w:ind w:left="0"/>
+              <w:cnfStyle w:val="000000100000" w:firstRow="0" w:lastRow="0" w:firstColumn="0" w:lastColumn="0" w:oddVBand="0" w:evenVBand="0" w:oddHBand="1" w:evenHBand="0" w:firstRowFirstColumn="0" w:firstRowLastColumn="0" w:lastRowFirstColumn="0" w:lastRowLastColumn="0"/>
+              <w:rPr>
+                <w:rFonts w:ascii="Arial" w:hAnsi="Arial" w:cs="Arial"/>
+                <w:b/>
+                <w:bCs/>
+              </w:rPr>
+            </w:pPr>
+          </w:p>
+        </w:tc>
+        <w:tc>
+          <w:tcPr>
+            <w:tcW w:w="2410" w:type="dxa"/>
+          </w:tcPr>
+          <w:p>
+            <w:pPr>
+              <w:pStyle w:val="ListParagraph"/>
+              <w:ind w:left="0"/>
+              <w:cnfStyle w:val="000000100000" w:firstRow="0" w:lastRow="0" w:firstColumn="0" w:lastColumn="0" w:oddVBand="0" w:evenVBand="0" w:oddHBand="1" w:evenHBand="0" w:firstRowFirstColumn="0" w:firstRowLastColumn="0" w:lastRowFirstColumn="0" w:lastRowLastColumn="0"/>
+              <w:rPr>
+                <w:rFonts w:ascii="Arial" w:hAnsi="Arial" w:cs="Arial"/>
+                <w:b/>
+                <w:bCs/>
+              </w:rPr>
+            </w:pPr>
+          </w:p>
+        </w:tc>
+        <w:tc>
+          <w:tcPr>
+            <w:tcW w:w="2268" w:type="dxa"/>
+          </w:tcPr>
+          <w:p>
+            <w:pPr>
+              <w:pStyle w:val="ListParagraph"/>
+              <w:ind w:left="0"/>
+              <w:cnfStyle w:val="000000100000" w:firstRow="0" w:lastRow="0" w:firstColumn="0" w:lastColumn="0" w:oddVBand="0" w:evenVBand="0" w:oddHBand="1" w:evenHBand="0" w:firstRowFirstColumn="0" w:firstRowLastColumn="0" w:lastRowFirstColumn="0" w:lastRowLastColumn="0"/>
+              <w:rPr>
+                <w:rFonts w:ascii="Arial" w:hAnsi="Arial" w:cs="Arial"/>
+                <w:b/>
+                <w:bCs/>
+              </w:rPr>
+            </w:pPr>
+          </w:p>
+        </w:tc>
+      </w:tr>
+      <w:tr>
+        <w:tc>
+          <w:tcPr>
+            <w:cnfStyle w:val="001000000000" w:firstRow="0" w:lastRow="0" w:firstColumn="1" w:lastColumn="0" w:oddVBand="0" w:evenVBand="0" w:oddHBand="0" w:evenHBand="0" w:firstRowFirstColumn="0" w:firstRowLastColumn="0" w:lastRowFirstColumn="0" w:lastRowLastColumn="0"/>
+            <w:tcW w:w="2410" w:type="dxa"/>
+          </w:tcPr>
+          <w:p>
+            <w:pPr>
+              <w:pStyle w:val="ListParagraph"/>
+              <w:ind w:left="0"/>
+              <w:rPr>
+                <w:rFonts w:ascii="Arial" w:hAnsi="Arial" w:cs="Arial"/>
+                <w:b w:val="0"/>
+                <w:bCs w:val="0"/>
+              </w:rPr>
+            </w:pPr>
+          </w:p>
+        </w:tc>
+        <w:tc>
+          <w:tcPr>
+            <w:tcW w:w="2977" w:type="dxa"/>
+          </w:tcPr>
+          <w:p>
+            <w:pPr>
+              <w:pStyle w:val="ListParagraph"/>
+              <w:ind w:left="0"/>
+              <w:cnfStyle w:val="000000000000" w:firstRow="0" w:lastRow="0" w:firstColumn="0" w:lastColumn="0" w:oddVBand="0" w:evenVBand="0" w:oddHBand="0" w:evenHBand="0" w:firstRowFirstColumn="0" w:firstRowLastColumn="0" w:lastRowFirstColumn="0" w:lastRowLastColumn="0"/>
+              <w:rPr>
+                <w:rFonts w:ascii="Arial" w:hAnsi="Arial" w:cs="Arial"/>
+                <w:b/>
+                <w:bCs/>
+              </w:rPr>
+            </w:pPr>
+          </w:p>
+        </w:tc>
+        <w:tc>
+          <w:tcPr>
+            <w:tcW w:w="2410" w:type="dxa"/>
+          </w:tcPr>
+          <w:p>
+            <w:pPr>
+              <w:pStyle w:val="ListParagraph"/>
+              <w:ind w:left="0"/>
+              <w:cnfStyle w:val="000000000000" w:firstRow="0" w:lastRow="0" w:firstColumn="0" w:lastColumn="0" w:oddVBand="0" w:evenVBand="0" w:oddHBand="0" w:evenHBand="0" w:firstRowFirstColumn="0" w:firstRowLastColumn="0" w:lastRowFirstColumn="0" w:lastRowLastColumn="0"/>
+              <w:rPr>
+                <w:rFonts w:ascii="Arial" w:hAnsi="Arial" w:cs="Arial"/>
+                <w:b/>
+                <w:bCs/>
+              </w:rPr>
+            </w:pPr>
+          </w:p>
+        </w:tc>
+        <w:tc>
+          <w:tcPr>
+            <w:tcW w:w="2268" w:type="dxa"/>
+          </w:tcPr>
+          <w:p>
+            <w:pPr>
+              <w:pStyle w:val="ListParagraph"/>
+              <w:ind w:left="0"/>
+              <w:cnfStyle w:val="000000000000" w:firstRow="0" w:lastRow="0" w:firstColumn="0" w:lastColumn="0" w:oddVBand="0" w:evenVBand="0" w:oddHBand="0" w:evenHBand="0" w:firstRowFirstColumn="0" w:firstRowLastColumn="0" w:lastRowFirstColumn="0" w:lastRowLastColumn="0"/>
+              <w:rPr>
+                <w:rFonts w:ascii="Arial" w:hAnsi="Arial" w:cs="Arial"/>
+                <w:b/>
+                <w:bCs/>
               </w:rPr>
             </w:pPr>
           </w:p>
         </w:tc>
       </w:tr>
     </w:tbl>
+    <w:p>
+      <w:pPr>
+        <w:pStyle w:val="ListParagraph"/>
+        <w:rPr>
+          <w:rFonts w:ascii="Arial" w:hAnsi="Arial" w:cs="Arial"/>
+          <w:b/>
+          <w:bCs/>
+        </w:rPr>
+      </w:pPr>
+    </w:p>
     <w:p>
       <w:pPr>
         <w:rPr>
@@ -2208,7 +3128,7 @@
   <w:abstractNum w:abstractNumId="1" w15:restartNumberingAfterBreak="0">
     <w:nsid w:val="7EAC5A16"/>
     <w:multiLevelType w:val="hybridMultilevel"/>
-    <w:tmpl w:val="4FA498BE"/>
+    <w:tmpl w:val="85266C62"/>
     <w:lvl w:ilvl="0" w:tplc="1C090001">
       <w:start w:val="1"/>
       <w:numFmt w:val="bullet"/>
@@ -2930,6 +3850,7 @@
   <w:style w:type="character" w:default="1" w:styleId="DefaultParagraphFont">
     <w:name w:val="Default Paragraph Font"/>
     <w:uiPriority w:val="1"/>
+    <w:semiHidden/>
     <w:unhideWhenUsed/>
   </w:style>
   <w:style w:type="table" w:default="1" w:styleId="TableNormal">
@@ -3641,6 +4562,156 @@
       </w:tcPr>
     </w:tblStylePr>
   </w:style>
+  <w:style w:type="table" w:styleId="ListTable4-Accent3">
+    <w:name w:val="List Table 4 Accent 3"/>
+    <w:basedOn w:val="TableNormal"/>
+    <w:uiPriority w:val="49"/>
+    <w:rsid w:val="000248DE"/>
+    <w:pPr>
+      <w:spacing w:after="0" w:line="240" w:lineRule="auto"/>
+    </w:pPr>
+    <w:tblPr>
+      <w:tblStyleRowBandSize w:val="1"/>
+      <w:tblStyleColBandSize w:val="1"/>
+      <w:tblBorders>
+        <w:top w:val="single" w:sz="4" w:space="0" w:color="C9C9C9" w:themeColor="accent3" w:themeTint="99"/>
+        <w:left w:val="single" w:sz="4" w:space="0" w:color="C9C9C9" w:themeColor="accent3" w:themeTint="99"/>
+        <w:bottom w:val="single" w:sz="4" w:space="0" w:color="C9C9C9" w:themeColor="accent3" w:themeTint="99"/>
+        <w:right w:val="single" w:sz="4" w:space="0" w:color="C9C9C9" w:themeColor="accent3" w:themeTint="99"/>
+        <w:insideH w:val="single" w:sz="4" w:space="0" w:color="C9C9C9" w:themeColor="accent3" w:themeTint="99"/>
+      </w:tblBorders>
+    </w:tblPr>
+    <w:tblStylePr w:type="firstRow">
+      <w:rPr>
+        <w:b/>
+        <w:bCs/>
+        <w:color w:val="FFFFFF" w:themeColor="background1"/>
+      </w:rPr>
+      <w:tblPr/>
+      <w:tcPr>
+        <w:tcBorders>
+          <w:top w:val="single" w:sz="4" w:space="0" w:color="A5A5A5" w:themeColor="accent3"/>
+          <w:left w:val="single" w:sz="4" w:space="0" w:color="A5A5A5" w:themeColor="accent3"/>
+          <w:bottom w:val="single" w:sz="4" w:space="0" w:color="A5A5A5" w:themeColor="accent3"/>
+          <w:right w:val="single" w:sz="4" w:space="0" w:color="A5A5A5" w:themeColor="accent3"/>
+          <w:insideH w:val="nil"/>
+        </w:tcBorders>
+        <w:shd w:val="clear" w:color="auto" w:fill="A5A5A5" w:themeFill="accent3"/>
+      </w:tcPr>
+    </w:tblStylePr>
+    <w:tblStylePr w:type="lastRow">
+      <w:rPr>
+        <w:b/>
+        <w:bCs/>
+      </w:rPr>
+      <w:tblPr/>
+      <w:tcPr>
+        <w:tcBorders>
+          <w:top w:val="double" w:sz="4" w:space="0" w:color="C9C9C9" w:themeColor="accent3" w:themeTint="99"/>
+        </w:tcBorders>
+      </w:tcPr>
+    </w:tblStylePr>
+    <w:tblStylePr w:type="firstCol">
+      <w:rPr>
+        <w:b/>
+        <w:bCs/>
+      </w:rPr>
+    </w:tblStylePr>
+    <w:tblStylePr w:type="lastCol">
+      <w:rPr>
+        <w:b/>
+        <w:bCs/>
+      </w:rPr>
+    </w:tblStylePr>
+    <w:tblStylePr w:type="band1Vert">
+      <w:tblPr/>
+      <w:tcPr>
+        <w:shd w:val="clear" w:color="auto" w:fill="EDEDED" w:themeFill="accent3" w:themeFillTint="33"/>
+      </w:tcPr>
+    </w:tblStylePr>
+    <w:tblStylePr w:type="band1Horz">
+      <w:tblPr/>
+      <w:tcPr>
+        <w:shd w:val="clear" w:color="auto" w:fill="EDEDED" w:themeFill="accent3" w:themeFillTint="33"/>
+      </w:tcPr>
+    </w:tblStylePr>
+  </w:style>
+  <w:style w:type="table" w:styleId="GridTable4-Accent3">
+    <w:name w:val="Grid Table 4 Accent 3"/>
+    <w:basedOn w:val="TableNormal"/>
+    <w:uiPriority w:val="49"/>
+    <w:rsid w:val="000248DE"/>
+    <w:pPr>
+      <w:spacing w:after="0" w:line="240" w:lineRule="auto"/>
+    </w:pPr>
+    <w:tblPr>
+      <w:tblStyleRowBandSize w:val="1"/>
+      <w:tblStyleColBandSize w:val="1"/>
+      <w:tblBorders>
+        <w:top w:val="single" w:sz="4" w:space="0" w:color="C9C9C9" w:themeColor="accent3" w:themeTint="99"/>
+        <w:left w:val="single" w:sz="4" w:space="0" w:color="C9C9C9" w:themeColor="accent3" w:themeTint="99"/>
+        <w:bottom w:val="single" w:sz="4" w:space="0" w:color="C9C9C9" w:themeColor="accent3" w:themeTint="99"/>
+        <w:right w:val="single" w:sz="4" w:space="0" w:color="C9C9C9" w:themeColor="accent3" w:themeTint="99"/>
+        <w:insideH w:val="single" w:sz="4" w:space="0" w:color="C9C9C9" w:themeColor="accent3" w:themeTint="99"/>
+        <w:insideV w:val="single" w:sz="4" w:space="0" w:color="C9C9C9" w:themeColor="accent3" w:themeTint="99"/>
+      </w:tblBorders>
+    </w:tblPr>
+    <w:tblStylePr w:type="firstRow">
+      <w:rPr>
+        <w:b/>
+        <w:bCs/>
+        <w:color w:val="FFFFFF" w:themeColor="background1"/>
+      </w:rPr>
+      <w:tblPr/>
+      <w:tcPr>
+        <w:tcBorders>
+          <w:top w:val="single" w:sz="4" w:space="0" w:color="A5A5A5" w:themeColor="accent3"/>
+          <w:left w:val="single" w:sz="4" w:space="0" w:color="A5A5A5" w:themeColor="accent3"/>
+          <w:bottom w:val="single" w:sz="4" w:space="0" w:color="A5A5A5" w:themeColor="accent3"/>
+          <w:right w:val="single" w:sz="4" w:space="0" w:color="A5A5A5" w:themeColor="accent3"/>
+          <w:insideH w:val="nil"/>
+          <w:insideV w:val="nil"/>
+        </w:tcBorders>
+        <w:shd w:val="clear" w:color="auto" w:fill="A5A5A5" w:themeFill="accent3"/>
+      </w:tcPr>
+    </w:tblStylePr>
+    <w:tblStylePr w:type="lastRow">
+      <w:rPr>
+        <w:b/>
+        <w:bCs/>
+      </w:rPr>
+      <w:tblPr/>
+      <w:tcPr>
+        <w:tcBorders>
+          <w:top w:val="double" w:sz="4" w:space="0" w:color="A5A5A5" w:themeColor="accent3"/>
+        </w:tcBorders>
+      </w:tcPr>
+    </w:tblStylePr>
+    <w:tblStylePr w:type="firstCol">
+      <w:rPr>
+        <w:b/>
+        <w:bCs/>
+      </w:rPr>
+    </w:tblStylePr>
+    <w:tblStylePr w:type="lastCol">
+      <w:rPr>
+        <w:b/>
+        <w:bCs/>
+      </w:rPr>
+    </w:tblStylePr>
+    <w:tblStylePr w:type="band1Vert">
+      <w:tblPr/>
+      <w:tcPr>
+        <w:shd w:val="clear" w:color="auto" w:fill="EDEDED" w:themeFill="accent3" w:themeFillTint="33"/>
+      </w:tcPr>
+    </w:tblStylePr>
+    <w:tblStylePr w:type="band1Horz">
+      <w:tblPr/>
+      <w:tcPr>
+        <w:shd w:val="clear" w:color="auto" w:fill="EDEDED" w:themeFill="accent3" w:themeFillTint="33"/>
+      </w:tcPr>
+    </w:tblStylePr>
+  </w:style>
 </w:styles>
 </file>
 
